--- a/ViatuBora Documentation.docx
+++ b/ViatuBora Documentation.docx
@@ -17,6 +17,8 @@
     </w:p>
     <w:p>
       <w:pPr>
+        <w:ind w:left="360"/>
+        <w:jc w:val="center"/>
         <w:rPr>
           <w:rFonts w:ascii="Times New Roman" w:hAnsi="Times New Roman" w:cs="Times New Roman"/>
           <w:b/>
@@ -28,6 +30,8 @@
     </w:p>
     <w:p>
       <w:pPr>
+        <w:ind w:left="360"/>
+        <w:jc w:val="center"/>
         <w:rPr>
           <w:rFonts w:ascii="Times New Roman" w:hAnsi="Times New Roman" w:cs="Times New Roman"/>
           <w:b/>
@@ -39,40 +43,27 @@
     </w:p>
     <w:p>
       <w:pPr>
+        <w:rPr>
+          <w:rFonts w:ascii="Times New Roman" w:hAnsi="Times New Roman" w:cs="Times New Roman"/>
+          <w:b/>
+          <w:bCs/>
+          <w:sz w:val="24"/>
+          <w:szCs w:val="24"/>
+        </w:rPr>
+      </w:pPr>
+    </w:p>
+    <w:p>
+      <w:pPr>
         <w:ind w:left="360"/>
         <w:jc w:val="center"/>
         <w:rPr>
           <w:rFonts w:ascii="Times New Roman" w:hAnsi="Times New Roman" w:cs="Times New Roman"/>
-          <w:sz w:val="24"/>
-          <w:szCs w:val="24"/>
-        </w:rPr>
-      </w:pPr>
-      <w:r>
-        <w:rPr>
-          <w:rFonts w:ascii="Times New Roman" w:hAnsi="Times New Roman" w:cs="Times New Roman"/>
           <w:b/>
           <w:bCs/>
           <w:sz w:val="24"/>
           <w:szCs w:val="24"/>
         </w:rPr>
-        <w:t>Student Name:</w:t>
-      </w:r>
-      <w:r>
-        <w:rPr>
-          <w:rFonts w:ascii="Times New Roman" w:hAnsi="Times New Roman" w:cs="Times New Roman"/>
-          <w:sz w:val="24"/>
-          <w:szCs w:val="24"/>
-        </w:rPr>
-        <w:t xml:space="preserve"> </w:t>
-      </w:r>
-      <w:r>
-        <w:rPr>
-          <w:rFonts w:ascii="Times New Roman" w:hAnsi="Times New Roman" w:cs="Times New Roman"/>
-          <w:sz w:val="24"/>
-          <w:szCs w:val="24"/>
-        </w:rPr>
-        <w:t>SELINA MOMOI</w:t>
-      </w:r>
+      </w:pPr>
     </w:p>
     <w:p>
       <w:pPr>
@@ -84,6 +75,52 @@
           <w:szCs w:val="24"/>
         </w:rPr>
       </w:pPr>
+      <w:r>
+        <w:rPr>
+          <w:rFonts w:ascii="Times New Roman" w:hAnsi="Times New Roman" w:cs="Times New Roman"/>
+          <w:b/>
+          <w:bCs/>
+          <w:sz w:val="24"/>
+          <w:szCs w:val="24"/>
+        </w:rPr>
+        <w:t>Student Name:</w:t>
+      </w:r>
+      <w:r>
+        <w:rPr>
+          <w:rFonts w:ascii="Times New Roman" w:hAnsi="Times New Roman" w:cs="Times New Roman"/>
+          <w:sz w:val="24"/>
+          <w:szCs w:val="24"/>
+        </w:rPr>
+        <w:t xml:space="preserve"> Jennifer </w:t>
+      </w:r>
+      <w:proofErr w:type="spellStart"/>
+      <w:r>
+        <w:rPr>
+          <w:rFonts w:ascii="Times New Roman" w:hAnsi="Times New Roman" w:cs="Times New Roman"/>
+          <w:sz w:val="24"/>
+          <w:szCs w:val="24"/>
+        </w:rPr>
+        <w:t>Mutheu</w:t>
+      </w:r>
+      <w:proofErr w:type="spellEnd"/>
+      <w:r>
+        <w:rPr>
+          <w:rFonts w:ascii="Times New Roman" w:hAnsi="Times New Roman" w:cs="Times New Roman"/>
+          <w:sz w:val="24"/>
+          <w:szCs w:val="24"/>
+        </w:rPr>
+        <w:t xml:space="preserve"> </w:t>
+      </w:r>
+      <w:proofErr w:type="spellStart"/>
+      <w:r>
+        <w:rPr>
+          <w:rFonts w:ascii="Times New Roman" w:hAnsi="Times New Roman" w:cs="Times New Roman"/>
+          <w:sz w:val="24"/>
+          <w:szCs w:val="24"/>
+        </w:rPr>
+        <w:t>Muema</w:t>
+      </w:r>
+      <w:proofErr w:type="spellEnd"/>
     </w:p>
     <w:p>
       <w:pPr>
@@ -95,6 +132,17 @@
           <w:szCs w:val="24"/>
         </w:rPr>
       </w:pPr>
+    </w:p>
+    <w:p>
+      <w:pPr>
+        <w:ind w:left="360"/>
+        <w:jc w:val="center"/>
+        <w:rPr>
+          <w:rFonts w:ascii="Times New Roman" w:hAnsi="Times New Roman" w:cs="Times New Roman"/>
+          <w:sz w:val="24"/>
+          <w:szCs w:val="24"/>
+        </w:rPr>
+      </w:pPr>
       <w:r>
         <w:rPr>
           <w:rFonts w:ascii="Times New Roman" w:hAnsi="Times New Roman" w:cs="Times New Roman"/>
@@ -119,7 +167,7 @@
           <w:sz w:val="24"/>
           <w:szCs w:val="24"/>
         </w:rPr>
-        <w:t>BBIT/2024/74407</w:t>
+        <w:t>BBIT/2024/74708</w:t>
       </w:r>
     </w:p>
     <w:p>
@@ -248,15 +296,6 @@
         </w:rPr>
         <w:t xml:space="preserve"> </w:t>
       </w:r>
-      <w:r>
-        <w:rPr>
-          <w:rFonts w:ascii="Times New Roman" w:hAnsi="Times New Roman" w:cs="Times New Roman"/>
-          <w:sz w:val="24"/>
-          <w:szCs w:val="24"/>
-          <w:lang w:val="en-GB"/>
-        </w:rPr>
-        <w:t>MR MICHEAL NYORO</w:t>
-      </w:r>
     </w:p>
     <w:p>
       <w:pPr>
@@ -276,7 +315,7 @@
           <w:sz w:val="24"/>
           <w:szCs w:val="24"/>
         </w:rPr>
-        <w:t>Academic Year:</w:t>
+        <w:t>Semester/Academic Year:</w:t>
       </w:r>
       <w:r>
         <w:rPr>
@@ -285,14 +324,6 @@
           <w:szCs w:val="24"/>
         </w:rPr>
         <w:t xml:space="preserve"> </w:t>
-      </w:r>
-      <w:r>
-        <w:rPr>
-          <w:rFonts w:ascii="Times New Roman" w:hAnsi="Times New Roman" w:cs="Times New Roman"/>
-          <w:sz w:val="24"/>
-          <w:szCs w:val="24"/>
-        </w:rPr>
-        <w:t>3.2</w:t>
       </w:r>
     </w:p>
     <w:p>
@@ -419,28 +450,18 @@
         </w:rPr>
         <w:t xml:space="preserve"> </w:t>
       </w:r>
-    </w:p>
-    <w:p>
-      <w:pPr>
-        <w:ind w:left="360"/>
-        <w:jc w:val="center"/>
-        <w:rPr>
-          <w:rFonts w:ascii="Times New Roman" w:hAnsi="Times New Roman" w:cs="Times New Roman"/>
-          <w:sz w:val="24"/>
-          <w:szCs w:val="24"/>
-        </w:rPr>
-      </w:pPr>
-    </w:p>
-    <w:p>
-      <w:pPr>
-        <w:ind w:left="360"/>
-        <w:jc w:val="center"/>
-        <w:rPr>
-          <w:rFonts w:ascii="Times New Roman" w:hAnsi="Times New Roman" w:cs="Times New Roman"/>
-          <w:sz w:val="24"/>
-          <w:szCs w:val="24"/>
-        </w:rPr>
-      </w:pPr>
+      <w:hyperlink r:id="rId6" w:history="1">
+        <w:r>
+          <w:rPr>
+            <w:rStyle w:val="Hyperlink"/>
+            <w:rFonts w:ascii="Times New Roman" w:hAnsi="Times New Roman" w:cs="Times New Roman"/>
+            <w:color w:val="auto"/>
+            <w:sz w:val="24"/>
+            <w:szCs w:val="24"/>
+          </w:rPr>
+          <w:t>https://github.com/jayne-mutheu/viatu-bora.git</w:t>
+        </w:r>
+      </w:hyperlink>
     </w:p>
     <w:p>
       <w:pPr>
@@ -621,7 +642,7 @@
             </w:rPr>
             <w:fldChar w:fldCharType="separate"/>
           </w:r>
-          <w:hyperlink w:anchor="_Toc231449713" w:history="1">
+          <w:hyperlink w:anchor="_Toc231448884" w:history="1">
             <w:r>
               <w:rPr>
                 <w:rStyle w:val="Hyperlink"/>
@@ -629,16 +650,18 @@
                 <w:b/>
                 <w:bCs/>
                 <w:noProof/>
-                <w:sz w:val="24"/>
-                <w:szCs w:val="24"/>
-              </w:rPr>
-              <w:t>WEEK1:</w:t>
+                <w:color w:val="auto"/>
+                <w:sz w:val="24"/>
+                <w:szCs w:val="24"/>
+              </w:rPr>
+              <w:t>Title:</w:t>
             </w:r>
             <w:r>
               <w:rPr>
                 <w:rStyle w:val="Hyperlink"/>
                 <w:rFonts w:ascii="Times New Roman" w:hAnsi="Times New Roman" w:cs="Times New Roman"/>
                 <w:noProof/>
+                <w:color w:val="auto"/>
                 <w:sz w:val="24"/>
                 <w:szCs w:val="24"/>
               </w:rPr>
@@ -672,7 +695,7 @@
                 <w:sz w:val="24"/>
                 <w:szCs w:val="24"/>
               </w:rPr>
-              <w:instrText xml:space="preserve"> PAGEREF _Toc231449713 \h </w:instrText>
+              <w:instrText xml:space="preserve"> PAGEREF _Toc231448884 \h </w:instrText>
             </w:r>
             <w:r>
               <w:rPr>
@@ -701,7 +724,7 @@
                 <w:sz w:val="24"/>
                 <w:szCs w:val="24"/>
               </w:rPr>
-              <w:t>1</w:t>
+              <w:t>3</w:t>
             </w:r>
             <w:r>
               <w:rPr>
@@ -722,13 +745,13 @@
               <w:tab w:val="right" w:leader="dot" w:pos="9350"/>
             </w:tabs>
             <w:rPr>
-              <w:rFonts w:ascii="Times New Roman" w:eastAsiaTheme="minorEastAsia" w:hAnsi="Times New Roman" w:cs="Times New Roman"/>
+              <w:rFonts w:ascii="Times New Roman" w:hAnsi="Times New Roman" w:cs="Times New Roman"/>
               <w:noProof/>
               <w:sz w:val="24"/>
               <w:szCs w:val="24"/>
             </w:rPr>
           </w:pPr>
-          <w:hyperlink w:anchor="_Toc231449714" w:history="1">
+          <w:hyperlink w:anchor="_Toc231448885" w:history="1">
             <w:r>
               <w:rPr>
                 <w:rStyle w:val="Hyperlink"/>
@@ -736,6 +759,7 @@
                 <w:i/>
                 <w:iCs/>
                 <w:noProof/>
+                <w:color w:val="auto"/>
                 <w:sz w:val="24"/>
                 <w:szCs w:val="24"/>
               </w:rPr>
@@ -769,7 +793,7 @@
                 <w:sz w:val="24"/>
                 <w:szCs w:val="24"/>
               </w:rPr>
-              <w:instrText xml:space="preserve"> PAGEREF _Toc231449714 \h </w:instrText>
+              <w:instrText xml:space="preserve"> PAGEREF _Toc231448885 \h </w:instrText>
             </w:r>
             <w:r>
               <w:rPr>
@@ -798,7 +822,7 @@
                 <w:sz w:val="24"/>
                 <w:szCs w:val="24"/>
               </w:rPr>
-              <w:t>1</w:t>
+              <w:t>3</w:t>
             </w:r>
             <w:r>
               <w:rPr>
@@ -819,13 +843,13 @@
               <w:tab w:val="right" w:leader="dot" w:pos="9350"/>
             </w:tabs>
             <w:rPr>
-              <w:rFonts w:ascii="Times New Roman" w:eastAsiaTheme="minorEastAsia" w:hAnsi="Times New Roman" w:cs="Times New Roman"/>
+              <w:rFonts w:ascii="Times New Roman" w:hAnsi="Times New Roman" w:cs="Times New Roman"/>
               <w:noProof/>
               <w:sz w:val="24"/>
               <w:szCs w:val="24"/>
             </w:rPr>
           </w:pPr>
-          <w:hyperlink w:anchor="_Toc231449715" w:history="1">
+          <w:hyperlink w:anchor="_Toc231448886" w:history="1">
             <w:r>
               <w:rPr>
                 <w:rStyle w:val="Hyperlink"/>
@@ -833,6 +857,7 @@
                 <w:i/>
                 <w:iCs/>
                 <w:noProof/>
+                <w:color w:val="auto"/>
                 <w:sz w:val="24"/>
                 <w:szCs w:val="24"/>
               </w:rPr>
@@ -866,7 +891,7 @@
                 <w:sz w:val="24"/>
                 <w:szCs w:val="24"/>
               </w:rPr>
-              <w:instrText xml:space="preserve"> PAGEREF _Toc231449715 \h </w:instrText>
+              <w:instrText xml:space="preserve"> PAGEREF _Toc231448886 \h </w:instrText>
             </w:r>
             <w:r>
               <w:rPr>
@@ -895,7 +920,7 @@
                 <w:sz w:val="24"/>
                 <w:szCs w:val="24"/>
               </w:rPr>
-              <w:t>1</w:t>
+              <w:t>3</w:t>
             </w:r>
             <w:r>
               <w:rPr>
@@ -916,13 +941,13 @@
               <w:tab w:val="right" w:leader="dot" w:pos="9350"/>
             </w:tabs>
             <w:rPr>
-              <w:rFonts w:ascii="Times New Roman" w:eastAsiaTheme="minorEastAsia" w:hAnsi="Times New Roman" w:cs="Times New Roman"/>
+              <w:rFonts w:ascii="Times New Roman" w:hAnsi="Times New Roman" w:cs="Times New Roman"/>
               <w:noProof/>
               <w:sz w:val="24"/>
               <w:szCs w:val="24"/>
             </w:rPr>
           </w:pPr>
-          <w:hyperlink w:anchor="_Toc231449716" w:history="1">
+          <w:hyperlink w:anchor="_Toc231448887" w:history="1">
             <w:r>
               <w:rPr>
                 <w:rStyle w:val="Hyperlink"/>
@@ -930,6 +955,7 @@
                 <w:i/>
                 <w:iCs/>
                 <w:noProof/>
+                <w:color w:val="auto"/>
                 <w:sz w:val="24"/>
                 <w:szCs w:val="24"/>
               </w:rPr>
@@ -963,7 +989,7 @@
                 <w:sz w:val="24"/>
                 <w:szCs w:val="24"/>
               </w:rPr>
-              <w:instrText xml:space="preserve"> PAGEREF _Toc231449716 \h </w:instrText>
+              <w:instrText xml:space="preserve"> PAGEREF _Toc231448887 \h </w:instrText>
             </w:r>
             <w:r>
               <w:rPr>
@@ -992,7 +1018,7 @@
                 <w:sz w:val="24"/>
                 <w:szCs w:val="24"/>
               </w:rPr>
-              <w:t>2</w:t>
+              <w:t>4</w:t>
             </w:r>
             <w:r>
               <w:rPr>
@@ -1013,13 +1039,13 @@
               <w:tab w:val="right" w:leader="dot" w:pos="9350"/>
             </w:tabs>
             <w:rPr>
-              <w:rFonts w:ascii="Times New Roman" w:eastAsiaTheme="minorEastAsia" w:hAnsi="Times New Roman" w:cs="Times New Roman"/>
+              <w:rFonts w:ascii="Times New Roman" w:hAnsi="Times New Roman" w:cs="Times New Roman"/>
               <w:noProof/>
               <w:sz w:val="24"/>
               <w:szCs w:val="24"/>
             </w:rPr>
           </w:pPr>
-          <w:hyperlink w:anchor="_Toc231449717" w:history="1">
+          <w:hyperlink w:anchor="_Toc231448888" w:history="1">
             <w:r>
               <w:rPr>
                 <w:rStyle w:val="Hyperlink"/>
@@ -1027,6 +1053,7 @@
                 <w:i/>
                 <w:iCs/>
                 <w:noProof/>
+                <w:color w:val="auto"/>
                 <w:sz w:val="24"/>
                 <w:szCs w:val="24"/>
               </w:rPr>
@@ -1060,7 +1087,7 @@
                 <w:sz w:val="24"/>
                 <w:szCs w:val="24"/>
               </w:rPr>
-              <w:instrText xml:space="preserve"> PAGEREF _Toc231449717 \h </w:instrText>
+              <w:instrText xml:space="preserve"> PAGEREF _Toc231448888 \h </w:instrText>
             </w:r>
             <w:r>
               <w:rPr>
@@ -1089,7 +1116,7 @@
                 <w:sz w:val="24"/>
                 <w:szCs w:val="24"/>
               </w:rPr>
-              <w:t>2</w:t>
+              <w:t>4</w:t>
             </w:r>
             <w:r>
               <w:rPr>
@@ -1110,13 +1137,13 @@
               <w:tab w:val="right" w:leader="dot" w:pos="9350"/>
             </w:tabs>
             <w:rPr>
-              <w:rFonts w:ascii="Times New Roman" w:eastAsiaTheme="minorEastAsia" w:hAnsi="Times New Roman" w:cs="Times New Roman"/>
+              <w:rFonts w:ascii="Times New Roman" w:hAnsi="Times New Roman" w:cs="Times New Roman"/>
               <w:noProof/>
               <w:sz w:val="24"/>
               <w:szCs w:val="24"/>
             </w:rPr>
           </w:pPr>
-          <w:hyperlink w:anchor="_Toc231449718" w:history="1">
+          <w:hyperlink w:anchor="_Toc231448889" w:history="1">
             <w:r>
               <w:rPr>
                 <w:rStyle w:val="Hyperlink"/>
@@ -1124,6 +1151,7 @@
                 <w:i/>
                 <w:iCs/>
                 <w:noProof/>
+                <w:color w:val="auto"/>
                 <w:sz w:val="24"/>
                 <w:szCs w:val="24"/>
               </w:rPr>
@@ -1157,7 +1185,7 @@
                 <w:sz w:val="24"/>
                 <w:szCs w:val="24"/>
               </w:rPr>
-              <w:instrText xml:space="preserve"> PAGEREF _Toc231449718 \h </w:instrText>
+              <w:instrText xml:space="preserve"> PAGEREF _Toc231448889 \h </w:instrText>
             </w:r>
             <w:r>
               <w:rPr>
@@ -1186,7 +1214,7 @@
                 <w:sz w:val="24"/>
                 <w:szCs w:val="24"/>
               </w:rPr>
-              <w:t>2</w:t>
+              <w:t>4</w:t>
             </w:r>
             <w:r>
               <w:rPr>
@@ -1213,7 +1241,7 @@
               <w:szCs w:val="24"/>
             </w:rPr>
           </w:pPr>
-          <w:hyperlink w:anchor="_Toc231449719" w:history="1">
+          <w:hyperlink w:anchor="_Toc231448890" w:history="1">
             <w:r>
               <w:rPr>
                 <w:rStyle w:val="Hyperlink"/>
@@ -1221,16 +1249,18 @@
                 <w:b/>
                 <w:bCs/>
                 <w:noProof/>
-                <w:sz w:val="24"/>
-                <w:szCs w:val="24"/>
-              </w:rPr>
-              <w:t>WEEK2:</w:t>
+                <w:color w:val="auto"/>
+                <w:sz w:val="24"/>
+                <w:szCs w:val="24"/>
+              </w:rPr>
+              <w:t>Title:</w:t>
             </w:r>
             <w:r>
               <w:rPr>
                 <w:rStyle w:val="Hyperlink"/>
                 <w:rFonts w:ascii="Times New Roman" w:hAnsi="Times New Roman" w:cs="Times New Roman"/>
                 <w:noProof/>
+                <w:color w:val="auto"/>
                 <w:sz w:val="24"/>
                 <w:szCs w:val="24"/>
               </w:rPr>
@@ -1264,7 +1294,7 @@
                 <w:sz w:val="24"/>
                 <w:szCs w:val="24"/>
               </w:rPr>
-              <w:instrText xml:space="preserve"> PAGEREF _Toc231449719 \h </w:instrText>
+              <w:instrText xml:space="preserve"> PAGEREF _Toc231448890 \h </w:instrText>
             </w:r>
             <w:r>
               <w:rPr>
@@ -1293,7 +1323,7 @@
                 <w:sz w:val="24"/>
                 <w:szCs w:val="24"/>
               </w:rPr>
-              <w:t>3</w:t>
+              <w:t>5</w:t>
             </w:r>
             <w:r>
               <w:rPr>
@@ -1314,13 +1344,13 @@
               <w:tab w:val="right" w:leader="dot" w:pos="9350"/>
             </w:tabs>
             <w:rPr>
-              <w:rFonts w:ascii="Times New Roman" w:eastAsiaTheme="minorEastAsia" w:hAnsi="Times New Roman" w:cs="Times New Roman"/>
+              <w:rFonts w:ascii="Times New Roman" w:hAnsi="Times New Roman" w:cs="Times New Roman"/>
               <w:noProof/>
               <w:sz w:val="24"/>
               <w:szCs w:val="24"/>
             </w:rPr>
           </w:pPr>
-          <w:hyperlink w:anchor="_Toc231449720" w:history="1">
+          <w:hyperlink w:anchor="_Toc231448891" w:history="1">
             <w:r>
               <w:rPr>
                 <w:rStyle w:val="Hyperlink"/>
@@ -1328,6 +1358,7 @@
                 <w:i/>
                 <w:iCs/>
                 <w:noProof/>
+                <w:color w:val="auto"/>
                 <w:sz w:val="24"/>
                 <w:szCs w:val="24"/>
               </w:rPr>
@@ -1361,7 +1392,7 @@
                 <w:sz w:val="24"/>
                 <w:szCs w:val="24"/>
               </w:rPr>
-              <w:instrText xml:space="preserve"> PAGEREF _Toc231449720 \h </w:instrText>
+              <w:instrText xml:space="preserve"> PAGEREF _Toc231448891 \h </w:instrText>
             </w:r>
             <w:r>
               <w:rPr>
@@ -1390,7 +1421,7 @@
                 <w:sz w:val="24"/>
                 <w:szCs w:val="24"/>
               </w:rPr>
-              <w:t>3</w:t>
+              <w:t>5</w:t>
             </w:r>
             <w:r>
               <w:rPr>
@@ -1411,13 +1442,13 @@
               <w:tab w:val="right" w:leader="dot" w:pos="9350"/>
             </w:tabs>
             <w:rPr>
-              <w:rFonts w:ascii="Times New Roman" w:eastAsiaTheme="minorEastAsia" w:hAnsi="Times New Roman" w:cs="Times New Roman"/>
+              <w:rFonts w:ascii="Times New Roman" w:hAnsi="Times New Roman" w:cs="Times New Roman"/>
               <w:noProof/>
               <w:sz w:val="24"/>
               <w:szCs w:val="24"/>
             </w:rPr>
           </w:pPr>
-          <w:hyperlink w:anchor="_Toc231449721" w:history="1">
+          <w:hyperlink w:anchor="_Toc231448892" w:history="1">
             <w:r>
               <w:rPr>
                 <w:rStyle w:val="Hyperlink"/>
@@ -1425,6 +1456,7 @@
                 <w:i/>
                 <w:iCs/>
                 <w:noProof/>
+                <w:color w:val="auto"/>
                 <w:sz w:val="24"/>
                 <w:szCs w:val="24"/>
               </w:rPr>
@@ -1458,7 +1490,7 @@
                 <w:sz w:val="24"/>
                 <w:szCs w:val="24"/>
               </w:rPr>
-              <w:instrText xml:space="preserve"> PAGEREF _Toc231449721 \h </w:instrText>
+              <w:instrText xml:space="preserve"> PAGEREF _Toc231448892 \h </w:instrText>
             </w:r>
             <w:r>
               <w:rPr>
@@ -1487,7 +1519,7 @@
                 <w:sz w:val="24"/>
                 <w:szCs w:val="24"/>
               </w:rPr>
-              <w:t>3</w:t>
+              <w:t>5</w:t>
             </w:r>
             <w:r>
               <w:rPr>
@@ -1508,13 +1540,13 @@
               <w:tab w:val="right" w:leader="dot" w:pos="9350"/>
             </w:tabs>
             <w:rPr>
-              <w:rFonts w:ascii="Times New Roman" w:eastAsiaTheme="minorEastAsia" w:hAnsi="Times New Roman" w:cs="Times New Roman"/>
+              <w:rFonts w:ascii="Times New Roman" w:hAnsi="Times New Roman" w:cs="Times New Roman"/>
               <w:noProof/>
               <w:sz w:val="24"/>
               <w:szCs w:val="24"/>
             </w:rPr>
           </w:pPr>
-          <w:hyperlink w:anchor="_Toc231449722" w:history="1">
+          <w:hyperlink w:anchor="_Toc231448893" w:history="1">
             <w:r>
               <w:rPr>
                 <w:rStyle w:val="Hyperlink"/>
@@ -1522,10 +1554,11 @@
                 <w:i/>
                 <w:iCs/>
                 <w:noProof/>
-                <w:sz w:val="24"/>
-                <w:szCs w:val="24"/>
-              </w:rPr>
-              <w:t>Fig 9: Color Theme and Navigation Structure</w:t>
+                <w:color w:val="auto"/>
+                <w:sz w:val="24"/>
+                <w:szCs w:val="24"/>
+              </w:rPr>
+              <w:t>Fig 8: Mobile View Mockup</w:t>
             </w:r>
             <w:r>
               <w:rPr>
@@ -1555,7 +1588,7 @@
                 <w:sz w:val="24"/>
                 <w:szCs w:val="24"/>
               </w:rPr>
-              <w:instrText xml:space="preserve"> PAGEREF _Toc231449722 \h </w:instrText>
+              <w:instrText xml:space="preserve"> PAGEREF _Toc231448893 \h </w:instrText>
             </w:r>
             <w:r>
               <w:rPr>
@@ -1584,7 +1617,7 @@
                 <w:sz w:val="24"/>
                 <w:szCs w:val="24"/>
               </w:rPr>
-              <w:t>4</w:t>
+              <w:t>6</w:t>
             </w:r>
             <w:r>
               <w:rPr>
@@ -1605,13 +1638,13 @@
               <w:tab w:val="right" w:leader="dot" w:pos="9350"/>
             </w:tabs>
             <w:rPr>
-              <w:rFonts w:ascii="Times New Roman" w:eastAsiaTheme="minorEastAsia" w:hAnsi="Times New Roman" w:cs="Times New Roman"/>
+              <w:rFonts w:ascii="Times New Roman" w:hAnsi="Times New Roman" w:cs="Times New Roman"/>
               <w:noProof/>
               <w:sz w:val="24"/>
               <w:szCs w:val="24"/>
             </w:rPr>
           </w:pPr>
-          <w:hyperlink w:anchor="_Toc231449723" w:history="1">
+          <w:hyperlink w:anchor="_Toc231448894" w:history="1">
             <w:r>
               <w:rPr>
                 <w:rStyle w:val="Hyperlink"/>
@@ -1619,10 +1652,11 @@
                 <w:i/>
                 <w:iCs/>
                 <w:noProof/>
-                <w:sz w:val="24"/>
-                <w:szCs w:val="24"/>
-              </w:rPr>
-              <w:t>Fig 10: GUI Prototype in Canva</w:t>
+                <w:color w:val="auto"/>
+                <w:sz w:val="24"/>
+                <w:szCs w:val="24"/>
+              </w:rPr>
+              <w:t>Fig 9: Color Theme and Navigation Structure</w:t>
             </w:r>
             <w:r>
               <w:rPr>
@@ -1652,7 +1686,7 @@
                 <w:sz w:val="24"/>
                 <w:szCs w:val="24"/>
               </w:rPr>
-              <w:instrText xml:space="preserve"> PAGEREF _Toc231449723 \h </w:instrText>
+              <w:instrText xml:space="preserve"> PAGEREF _Toc231448894 \h </w:instrText>
             </w:r>
             <w:r>
               <w:rPr>
@@ -1681,7 +1715,105 @@
                 <w:sz w:val="24"/>
                 <w:szCs w:val="24"/>
               </w:rPr>
-              <w:t>4</w:t>
+              <w:t>6</w:t>
+            </w:r>
+            <w:r>
+              <w:rPr>
+                <w:rFonts w:ascii="Times New Roman" w:hAnsi="Times New Roman" w:cs="Times New Roman"/>
+                <w:noProof/>
+                <w:webHidden/>
+                <w:sz w:val="24"/>
+                <w:szCs w:val="24"/>
+              </w:rPr>
+              <w:fldChar w:fldCharType="end"/>
+            </w:r>
+          </w:hyperlink>
+        </w:p>
+        <w:p>
+          <w:pPr>
+            <w:pStyle w:val="TOC2"/>
+            <w:tabs>
+              <w:tab w:val="right" w:leader="dot" w:pos="9350"/>
+            </w:tabs>
+            <w:rPr>
+              <w:rFonts w:ascii="Times New Roman" w:hAnsi="Times New Roman" w:cs="Times New Roman"/>
+              <w:noProof/>
+              <w:sz w:val="24"/>
+              <w:szCs w:val="24"/>
+            </w:rPr>
+          </w:pPr>
+          <w:hyperlink w:anchor="_Toc231448895" w:history="1">
+            <w:r>
+              <w:rPr>
+                <w:rStyle w:val="Hyperlink"/>
+                <w:rFonts w:ascii="Times New Roman" w:hAnsi="Times New Roman" w:cs="Times New Roman"/>
+                <w:i/>
+                <w:iCs/>
+                <w:noProof/>
+                <w:color w:val="auto"/>
+                <w:sz w:val="24"/>
+                <w:szCs w:val="24"/>
+              </w:rPr>
+              <w:t>Fig 10: GUI Prototype in Figma/Canva/Draw.io</w:t>
+            </w:r>
+            <w:r>
+              <w:rPr>
+                <w:rFonts w:ascii="Times New Roman" w:hAnsi="Times New Roman" w:cs="Times New Roman"/>
+                <w:noProof/>
+                <w:webHidden/>
+                <w:sz w:val="24"/>
+                <w:szCs w:val="24"/>
+              </w:rPr>
+              <w:tab/>
+            </w:r>
+            <w:r>
+              <w:rPr>
+                <w:rFonts w:ascii="Times New Roman" w:hAnsi="Times New Roman" w:cs="Times New Roman"/>
+                <w:noProof/>
+                <w:webHidden/>
+                <w:sz w:val="24"/>
+                <w:szCs w:val="24"/>
+              </w:rPr>
+              <w:fldChar w:fldCharType="begin"/>
+            </w:r>
+            <w:r>
+              <w:rPr>
+                <w:rFonts w:ascii="Times New Roman" w:hAnsi="Times New Roman" w:cs="Times New Roman"/>
+                <w:noProof/>
+                <w:webHidden/>
+                <w:sz w:val="24"/>
+                <w:szCs w:val="24"/>
+              </w:rPr>
+              <w:instrText xml:space="preserve"> PAGEREF _Toc231448895 \h </w:instrText>
+            </w:r>
+            <w:r>
+              <w:rPr>
+                <w:rFonts w:ascii="Times New Roman" w:hAnsi="Times New Roman" w:cs="Times New Roman"/>
+                <w:noProof/>
+                <w:webHidden/>
+                <w:sz w:val="24"/>
+                <w:szCs w:val="24"/>
+              </w:rPr>
+            </w:r>
+            <w:r>
+              <w:rPr>
+                <w:rFonts w:ascii="Times New Roman" w:hAnsi="Times New Roman" w:cs="Times New Roman"/>
+                <w:noProof/>
+                <w:webHidden/>
+                <w:sz w:val="24"/>
+                <w:szCs w:val="24"/>
+              </w:rPr>
+              <w:fldChar w:fldCharType="separate"/>
+            </w:r>
+            <w:r>
+              <w:rPr>
+                <w:rFonts w:ascii="Times New Roman" w:hAnsi="Times New Roman" w:cs="Times New Roman"/>
+                <w:noProof/>
+                <w:webHidden/>
+                <w:sz w:val="24"/>
+                <w:szCs w:val="24"/>
+              </w:rPr>
+              <w:t>6</w:t>
             </w:r>
             <w:r>
               <w:rPr>
@@ -1708,7 +1840,7 @@
               <w:szCs w:val="24"/>
             </w:rPr>
           </w:pPr>
-          <w:hyperlink w:anchor="_Toc231449724" w:history="1">
+          <w:hyperlink w:anchor="_Toc231448896" w:history="1">
             <w:r>
               <w:rPr>
                 <w:rStyle w:val="Hyperlink"/>
@@ -1716,16 +1848,18 @@
                 <w:b/>
                 <w:bCs/>
                 <w:noProof/>
-                <w:sz w:val="24"/>
-                <w:szCs w:val="24"/>
-              </w:rPr>
-              <w:t>WEEK3:</w:t>
+                <w:color w:val="auto"/>
+                <w:sz w:val="24"/>
+                <w:szCs w:val="24"/>
+              </w:rPr>
+              <w:t>Title:</w:t>
             </w:r>
             <w:r>
               <w:rPr>
                 <w:rStyle w:val="Hyperlink"/>
                 <w:rFonts w:ascii="Times New Roman" w:hAnsi="Times New Roman" w:cs="Times New Roman"/>
                 <w:noProof/>
+                <w:color w:val="auto"/>
                 <w:sz w:val="24"/>
                 <w:szCs w:val="24"/>
               </w:rPr>
@@ -1759,7 +1893,7 @@
                 <w:sz w:val="24"/>
                 <w:szCs w:val="24"/>
               </w:rPr>
-              <w:instrText xml:space="preserve"> PAGEREF _Toc231449724 \h </w:instrText>
+              <w:instrText xml:space="preserve"> PAGEREF _Toc231448896 \h </w:instrText>
             </w:r>
             <w:r>
               <w:rPr>
@@ -1788,7 +1922,7 @@
                 <w:sz w:val="24"/>
                 <w:szCs w:val="24"/>
               </w:rPr>
-              <w:t>5</w:t>
+              <w:t>7</w:t>
             </w:r>
             <w:r>
               <w:rPr>
@@ -1809,13 +1943,13 @@
               <w:tab w:val="right" w:leader="dot" w:pos="9350"/>
             </w:tabs>
             <w:rPr>
-              <w:rFonts w:ascii="Times New Roman" w:eastAsiaTheme="minorEastAsia" w:hAnsi="Times New Roman" w:cs="Times New Roman"/>
+              <w:rFonts w:ascii="Times New Roman" w:hAnsi="Times New Roman" w:cs="Times New Roman"/>
               <w:noProof/>
               <w:sz w:val="24"/>
               <w:szCs w:val="24"/>
             </w:rPr>
           </w:pPr>
-          <w:hyperlink w:anchor="_Toc231449725" w:history="1">
+          <w:hyperlink w:anchor="_Toc231448897" w:history="1">
             <w:r>
               <w:rPr>
                 <w:rStyle w:val="Hyperlink"/>
@@ -1823,6 +1957,7 @@
                 <w:i/>
                 <w:iCs/>
                 <w:noProof/>
+                <w:color w:val="auto"/>
                 <w:sz w:val="24"/>
                 <w:szCs w:val="24"/>
               </w:rPr>
@@ -1856,7 +1991,7 @@
                 <w:sz w:val="24"/>
                 <w:szCs w:val="24"/>
               </w:rPr>
-              <w:instrText xml:space="preserve"> PAGEREF _Toc231449725 \h </w:instrText>
+              <w:instrText xml:space="preserve"> PAGEREF _Toc231448897 \h </w:instrText>
             </w:r>
             <w:r>
               <w:rPr>
@@ -1885,7 +2020,7 @@
                 <w:sz w:val="24"/>
                 <w:szCs w:val="24"/>
               </w:rPr>
-              <w:t>5</w:t>
+              <w:t>7</w:t>
             </w:r>
             <w:r>
               <w:rPr>
@@ -1906,13 +2041,13 @@
               <w:tab w:val="right" w:leader="dot" w:pos="9350"/>
             </w:tabs>
             <w:rPr>
-              <w:rFonts w:ascii="Times New Roman" w:eastAsiaTheme="minorEastAsia" w:hAnsi="Times New Roman" w:cs="Times New Roman"/>
+              <w:rFonts w:ascii="Times New Roman" w:hAnsi="Times New Roman" w:cs="Times New Roman"/>
               <w:noProof/>
               <w:sz w:val="24"/>
               <w:szCs w:val="24"/>
             </w:rPr>
           </w:pPr>
-          <w:hyperlink w:anchor="_Toc231449726" w:history="1">
+          <w:hyperlink w:anchor="_Toc231448898" w:history="1">
             <w:r>
               <w:rPr>
                 <w:rStyle w:val="Hyperlink"/>
@@ -1920,6 +2055,7 @@
                 <w:i/>
                 <w:iCs/>
                 <w:noProof/>
+                <w:color w:val="auto"/>
                 <w:sz w:val="24"/>
                 <w:szCs w:val="24"/>
               </w:rPr>
@@ -1953,7 +2089,7 @@
                 <w:sz w:val="24"/>
                 <w:szCs w:val="24"/>
               </w:rPr>
-              <w:instrText xml:space="preserve"> PAGEREF _Toc231449726 \h </w:instrText>
+              <w:instrText xml:space="preserve"> PAGEREF _Toc231448898 \h </w:instrText>
             </w:r>
             <w:r>
               <w:rPr>
@@ -1982,7 +2118,7 @@
                 <w:sz w:val="24"/>
                 <w:szCs w:val="24"/>
               </w:rPr>
-              <w:t>5</w:t>
+              <w:t>7</w:t>
             </w:r>
             <w:r>
               <w:rPr>
@@ -2003,13 +2139,13 @@
               <w:tab w:val="right" w:leader="dot" w:pos="9350"/>
             </w:tabs>
             <w:rPr>
-              <w:rFonts w:ascii="Times New Roman" w:eastAsiaTheme="minorEastAsia" w:hAnsi="Times New Roman" w:cs="Times New Roman"/>
+              <w:rFonts w:ascii="Times New Roman" w:hAnsi="Times New Roman" w:cs="Times New Roman"/>
               <w:noProof/>
               <w:sz w:val="24"/>
               <w:szCs w:val="24"/>
             </w:rPr>
           </w:pPr>
-          <w:hyperlink w:anchor="_Toc231449727" w:history="1">
+          <w:hyperlink w:anchor="_Toc231448899" w:history="1">
             <w:r>
               <w:rPr>
                 <w:rStyle w:val="Hyperlink"/>
@@ -2017,13 +2153,12 @@
                 <w:i/>
                 <w:iCs/>
                 <w:noProof/>
+                <w:color w:val="auto"/>
                 <w:sz w:val="24"/>
                 <w:szCs w:val="24"/>
               </w:rPr>
               <w:t>Fig 13: PHP Syntax Practice</w:t>
             </w:r>
-            <w:bookmarkStart w:id="0" w:name="_GoBack"/>
-            <w:bookmarkEnd w:id="0"/>
             <w:r>
               <w:rPr>
                 <w:rFonts w:ascii="Times New Roman" w:hAnsi="Times New Roman" w:cs="Times New Roman"/>
@@ -2052,7 +2187,7 @@
                 <w:sz w:val="24"/>
                 <w:szCs w:val="24"/>
               </w:rPr>
-              <w:instrText xml:space="preserve"> PAGEREF _Toc231449727 \h </w:instrText>
+              <w:instrText xml:space="preserve"> PAGEREF _Toc231448899 \h </w:instrText>
             </w:r>
             <w:r>
               <w:rPr>
@@ -2081,7 +2216,7 @@
                 <w:sz w:val="24"/>
                 <w:szCs w:val="24"/>
               </w:rPr>
-              <w:t>6</w:t>
+              <w:t>8</w:t>
             </w:r>
             <w:r>
               <w:rPr>
@@ -2102,13 +2237,13 @@
               <w:tab w:val="right" w:leader="dot" w:pos="9350"/>
             </w:tabs>
             <w:rPr>
-              <w:rFonts w:ascii="Times New Roman" w:eastAsiaTheme="minorEastAsia" w:hAnsi="Times New Roman" w:cs="Times New Roman"/>
+              <w:rFonts w:ascii="Times New Roman" w:hAnsi="Times New Roman" w:cs="Times New Roman"/>
               <w:noProof/>
               <w:sz w:val="24"/>
               <w:szCs w:val="24"/>
             </w:rPr>
           </w:pPr>
-          <w:hyperlink w:anchor="_Toc231449728" w:history="1">
+          <w:hyperlink w:anchor="_Toc231448900" w:history="1">
             <w:r>
               <w:rPr>
                 <w:rStyle w:val="Hyperlink"/>
@@ -2116,6 +2251,7 @@
                 <w:i/>
                 <w:iCs/>
                 <w:noProof/>
+                <w:color w:val="auto"/>
                 <w:sz w:val="24"/>
                 <w:szCs w:val="24"/>
               </w:rPr>
@@ -2149,7 +2285,7 @@
                 <w:sz w:val="24"/>
                 <w:szCs w:val="24"/>
               </w:rPr>
-              <w:instrText xml:space="preserve"> PAGEREF _Toc231449728 \h </w:instrText>
+              <w:instrText xml:space="preserve"> PAGEREF _Toc231448900 \h </w:instrText>
             </w:r>
             <w:r>
               <w:rPr>
@@ -2178,7 +2314,7 @@
                 <w:sz w:val="24"/>
                 <w:szCs w:val="24"/>
               </w:rPr>
-              <w:t>7</w:t>
+              <w:t>8</w:t>
             </w:r>
             <w:r>
               <w:rPr>
@@ -2199,13 +2335,13 @@
               <w:tab w:val="right" w:leader="dot" w:pos="9350"/>
             </w:tabs>
             <w:rPr>
-              <w:rFonts w:ascii="Times New Roman" w:eastAsiaTheme="minorEastAsia" w:hAnsi="Times New Roman" w:cs="Times New Roman"/>
+              <w:rFonts w:ascii="Times New Roman" w:hAnsi="Times New Roman" w:cs="Times New Roman"/>
               <w:noProof/>
               <w:sz w:val="24"/>
               <w:szCs w:val="24"/>
             </w:rPr>
           </w:pPr>
-          <w:hyperlink w:anchor="_Toc231449729" w:history="1">
+          <w:hyperlink w:anchor="_Toc231448901" w:history="1">
             <w:r>
               <w:rPr>
                 <w:rStyle w:val="Hyperlink"/>
@@ -2213,6 +2349,7 @@
                 <w:i/>
                 <w:iCs/>
                 <w:noProof/>
+                <w:color w:val="auto"/>
                 <w:sz w:val="24"/>
                 <w:szCs w:val="24"/>
               </w:rPr>
@@ -2246,7 +2383,7 @@
                 <w:sz w:val="24"/>
                 <w:szCs w:val="24"/>
               </w:rPr>
-              <w:instrText xml:space="preserve"> PAGEREF _Toc231449729 \h </w:instrText>
+              <w:instrText xml:space="preserve"> PAGEREF _Toc231448901 \h </w:instrText>
             </w:r>
             <w:r>
               <w:rPr>
@@ -2275,7 +2412,7 @@
                 <w:sz w:val="24"/>
                 <w:szCs w:val="24"/>
               </w:rPr>
-              <w:t>7</w:t>
+              <w:t>8</w:t>
             </w:r>
             <w:r>
               <w:rPr>
@@ -2302,7 +2439,7 @@
               <w:szCs w:val="24"/>
             </w:rPr>
           </w:pPr>
-          <w:hyperlink w:anchor="_Toc231449730" w:history="1">
+          <w:hyperlink w:anchor="_Toc231448902" w:history="1">
             <w:r>
               <w:rPr>
                 <w:rStyle w:val="Hyperlink"/>
@@ -2310,16 +2447,18 @@
                 <w:b/>
                 <w:bCs/>
                 <w:noProof/>
-                <w:sz w:val="24"/>
-                <w:szCs w:val="24"/>
-              </w:rPr>
-              <w:t>WEEK4:</w:t>
+                <w:color w:val="auto"/>
+                <w:sz w:val="24"/>
+                <w:szCs w:val="24"/>
+              </w:rPr>
+              <w:t>Title:</w:t>
             </w:r>
             <w:r>
               <w:rPr>
                 <w:rStyle w:val="Hyperlink"/>
                 <w:rFonts w:ascii="Times New Roman" w:hAnsi="Times New Roman" w:cs="Times New Roman"/>
                 <w:noProof/>
+                <w:color w:val="auto"/>
                 <w:sz w:val="24"/>
                 <w:szCs w:val="24"/>
               </w:rPr>
@@ -2353,7 +2492,7 @@
                 <w:sz w:val="24"/>
                 <w:szCs w:val="24"/>
               </w:rPr>
-              <w:instrText xml:space="preserve"> PAGEREF _Toc231449730 \h </w:instrText>
+              <w:instrText xml:space="preserve"> PAGEREF _Toc231448902 \h </w:instrText>
             </w:r>
             <w:r>
               <w:rPr>
@@ -2382,7 +2521,7 @@
                 <w:sz w:val="24"/>
                 <w:szCs w:val="24"/>
               </w:rPr>
-              <w:t>8</w:t>
+              <w:t>9</w:t>
             </w:r>
             <w:r>
               <w:rPr>
@@ -2403,13 +2542,13 @@
               <w:tab w:val="right" w:leader="dot" w:pos="9350"/>
             </w:tabs>
             <w:rPr>
-              <w:rFonts w:ascii="Times New Roman" w:eastAsiaTheme="minorEastAsia" w:hAnsi="Times New Roman" w:cs="Times New Roman"/>
+              <w:rFonts w:ascii="Times New Roman" w:hAnsi="Times New Roman" w:cs="Times New Roman"/>
               <w:noProof/>
               <w:sz w:val="24"/>
               <w:szCs w:val="24"/>
             </w:rPr>
           </w:pPr>
-          <w:hyperlink w:anchor="_Toc231449731" w:history="1">
+          <w:hyperlink w:anchor="_Toc231448903" w:history="1">
             <w:r>
               <w:rPr>
                 <w:rStyle w:val="Hyperlink"/>
@@ -2417,6 +2556,7 @@
                 <w:i/>
                 <w:iCs/>
                 <w:noProof/>
+                <w:color w:val="auto"/>
                 <w:sz w:val="24"/>
                 <w:szCs w:val="24"/>
               </w:rPr>
@@ -2450,7 +2590,7 @@
                 <w:sz w:val="24"/>
                 <w:szCs w:val="24"/>
               </w:rPr>
-              <w:instrText xml:space="preserve"> PAGEREF _Toc231449731 \h </w:instrText>
+              <w:instrText xml:space="preserve"> PAGEREF _Toc231448903 \h </w:instrText>
             </w:r>
             <w:r>
               <w:rPr>
@@ -2479,7 +2619,7 @@
                 <w:sz w:val="24"/>
                 <w:szCs w:val="24"/>
               </w:rPr>
-              <w:t>8</w:t>
+              <w:t>9</w:t>
             </w:r>
             <w:r>
               <w:rPr>
@@ -2500,13 +2640,13 @@
               <w:tab w:val="right" w:leader="dot" w:pos="9350"/>
             </w:tabs>
             <w:rPr>
-              <w:rFonts w:ascii="Times New Roman" w:eastAsiaTheme="minorEastAsia" w:hAnsi="Times New Roman" w:cs="Times New Roman"/>
+              <w:rFonts w:ascii="Times New Roman" w:hAnsi="Times New Roman" w:cs="Times New Roman"/>
               <w:noProof/>
               <w:sz w:val="24"/>
               <w:szCs w:val="24"/>
             </w:rPr>
           </w:pPr>
-          <w:hyperlink w:anchor="_Toc231449732" w:history="1">
+          <w:hyperlink w:anchor="_Toc231448904" w:history="1">
             <w:r>
               <w:rPr>
                 <w:rStyle w:val="Hyperlink"/>
@@ -2514,6 +2654,7 @@
                 <w:i/>
                 <w:iCs/>
                 <w:noProof/>
+                <w:color w:val="auto"/>
                 <w:sz w:val="24"/>
                 <w:szCs w:val="24"/>
               </w:rPr>
@@ -2547,7 +2688,7 @@
                 <w:sz w:val="24"/>
                 <w:szCs w:val="24"/>
               </w:rPr>
-              <w:instrText xml:space="preserve"> PAGEREF _Toc231449732 \h </w:instrText>
+              <w:instrText xml:space="preserve"> PAGEREF _Toc231448904 \h </w:instrText>
             </w:r>
             <w:r>
               <w:rPr>
@@ -2576,7 +2717,7 @@
                 <w:sz w:val="24"/>
                 <w:szCs w:val="24"/>
               </w:rPr>
-              <w:t>9</w:t>
+              <w:t>10</w:t>
             </w:r>
             <w:r>
               <w:rPr>
@@ -2597,13 +2738,13 @@
               <w:tab w:val="right" w:leader="dot" w:pos="9350"/>
             </w:tabs>
             <w:rPr>
-              <w:rFonts w:ascii="Times New Roman" w:eastAsiaTheme="minorEastAsia" w:hAnsi="Times New Roman" w:cs="Times New Roman"/>
+              <w:rFonts w:ascii="Times New Roman" w:hAnsi="Times New Roman" w:cs="Times New Roman"/>
               <w:noProof/>
               <w:sz w:val="24"/>
               <w:szCs w:val="24"/>
             </w:rPr>
           </w:pPr>
-          <w:hyperlink w:anchor="_Toc231449733" w:history="1">
+          <w:hyperlink w:anchor="_Toc231448905" w:history="1">
             <w:r>
               <w:rPr>
                 <w:rStyle w:val="Hyperlink"/>
@@ -2611,6 +2752,7 @@
                 <w:i/>
                 <w:iCs/>
                 <w:noProof/>
+                <w:color w:val="auto"/>
                 <w:sz w:val="24"/>
                 <w:szCs w:val="24"/>
               </w:rPr>
@@ -2644,7 +2786,7 @@
                 <w:sz w:val="24"/>
                 <w:szCs w:val="24"/>
               </w:rPr>
-              <w:instrText xml:space="preserve"> PAGEREF _Toc231449733 \h </w:instrText>
+              <w:instrText xml:space="preserve"> PAGEREF _Toc231448905 \h </w:instrText>
             </w:r>
             <w:r>
               <w:rPr>
@@ -2673,7 +2815,7 @@
                 <w:sz w:val="24"/>
                 <w:szCs w:val="24"/>
               </w:rPr>
-              <w:t>9</w:t>
+              <w:t>10</w:t>
             </w:r>
             <w:r>
               <w:rPr>
@@ -2694,13 +2836,13 @@
               <w:tab w:val="right" w:leader="dot" w:pos="9350"/>
             </w:tabs>
             <w:rPr>
-              <w:rFonts w:ascii="Times New Roman" w:eastAsiaTheme="minorEastAsia" w:hAnsi="Times New Roman" w:cs="Times New Roman"/>
+              <w:rFonts w:ascii="Times New Roman" w:hAnsi="Times New Roman" w:cs="Times New Roman"/>
               <w:noProof/>
               <w:sz w:val="24"/>
               <w:szCs w:val="24"/>
             </w:rPr>
           </w:pPr>
-          <w:hyperlink w:anchor="_Toc231449734" w:history="1">
+          <w:hyperlink w:anchor="_Toc231448906" w:history="1">
             <w:r>
               <w:rPr>
                 <w:rStyle w:val="Hyperlink"/>
@@ -2708,6 +2850,7 @@
                 <w:i/>
                 <w:iCs/>
                 <w:noProof/>
+                <w:color w:val="auto"/>
                 <w:sz w:val="24"/>
                 <w:szCs w:val="24"/>
               </w:rPr>
@@ -2741,7 +2884,7 @@
                 <w:sz w:val="24"/>
                 <w:szCs w:val="24"/>
               </w:rPr>
-              <w:instrText xml:space="preserve"> PAGEREF _Toc231449734 \h </w:instrText>
+              <w:instrText xml:space="preserve"> PAGEREF _Toc231448906 \h </w:instrText>
             </w:r>
             <w:r>
               <w:rPr>
@@ -2770,7 +2913,7 @@
                 <w:sz w:val="24"/>
                 <w:szCs w:val="24"/>
               </w:rPr>
-              <w:t>9</w:t>
+              <w:t>10</w:t>
             </w:r>
             <w:r>
               <w:rPr>
@@ -2797,7 +2940,7 @@
               <w:szCs w:val="24"/>
             </w:rPr>
           </w:pPr>
-          <w:hyperlink w:anchor="_Toc231449735" w:history="1">
+          <w:hyperlink w:anchor="_Toc231448907" w:history="1">
             <w:r>
               <w:rPr>
                 <w:rStyle w:val="Hyperlink"/>
@@ -2805,16 +2948,18 @@
                 <w:b/>
                 <w:bCs/>
                 <w:noProof/>
-                <w:sz w:val="24"/>
-                <w:szCs w:val="24"/>
-              </w:rPr>
-              <w:t>WEEK5:</w:t>
+                <w:color w:val="auto"/>
+                <w:sz w:val="24"/>
+                <w:szCs w:val="24"/>
+              </w:rPr>
+              <w:t>Title:</w:t>
             </w:r>
             <w:r>
               <w:rPr>
                 <w:rStyle w:val="Hyperlink"/>
                 <w:rFonts w:ascii="Times New Roman" w:hAnsi="Times New Roman" w:cs="Times New Roman"/>
                 <w:noProof/>
+                <w:color w:val="auto"/>
                 <w:sz w:val="24"/>
                 <w:szCs w:val="24"/>
               </w:rPr>
@@ -2848,7 +2993,7 @@
                 <w:sz w:val="24"/>
                 <w:szCs w:val="24"/>
               </w:rPr>
-              <w:instrText xml:space="preserve"> PAGEREF _Toc231449735 \h </w:instrText>
+              <w:instrText xml:space="preserve"> PAGEREF _Toc231448907 \h </w:instrText>
             </w:r>
             <w:r>
               <w:rPr>
@@ -2877,7 +3022,7 @@
                 <w:sz w:val="24"/>
                 <w:szCs w:val="24"/>
               </w:rPr>
-              <w:t>10</w:t>
+              <w:t>11</w:t>
             </w:r>
             <w:r>
               <w:rPr>
@@ -2898,13 +3043,13 @@
               <w:tab w:val="right" w:leader="dot" w:pos="9350"/>
             </w:tabs>
             <w:rPr>
-              <w:rFonts w:ascii="Times New Roman" w:eastAsiaTheme="minorEastAsia" w:hAnsi="Times New Roman" w:cs="Times New Roman"/>
+              <w:rFonts w:ascii="Times New Roman" w:hAnsi="Times New Roman" w:cs="Times New Roman"/>
               <w:noProof/>
               <w:sz w:val="24"/>
               <w:szCs w:val="24"/>
             </w:rPr>
           </w:pPr>
-          <w:hyperlink w:anchor="_Toc231449736" w:history="1">
+          <w:hyperlink w:anchor="_Toc231448908" w:history="1">
             <w:r>
               <w:rPr>
                 <w:rStyle w:val="Hyperlink"/>
@@ -2912,6 +3057,7 @@
                 <w:i/>
                 <w:iCs/>
                 <w:noProof/>
+                <w:color w:val="auto"/>
                 <w:sz w:val="24"/>
                 <w:szCs w:val="24"/>
               </w:rPr>
@@ -2945,7 +3091,7 @@
                 <w:sz w:val="24"/>
                 <w:szCs w:val="24"/>
               </w:rPr>
-              <w:instrText xml:space="preserve"> PAGEREF _Toc231449736 \h </w:instrText>
+              <w:instrText xml:space="preserve"> PAGEREF _Toc231448908 \h </w:instrText>
             </w:r>
             <w:r>
               <w:rPr>
@@ -2974,7 +3120,7 @@
                 <w:sz w:val="24"/>
                 <w:szCs w:val="24"/>
               </w:rPr>
-              <w:t>10</w:t>
+              <w:t>11</w:t>
             </w:r>
             <w:r>
               <w:rPr>
@@ -2995,13 +3141,13 @@
               <w:tab w:val="right" w:leader="dot" w:pos="9350"/>
             </w:tabs>
             <w:rPr>
-              <w:rFonts w:ascii="Times New Roman" w:eastAsiaTheme="minorEastAsia" w:hAnsi="Times New Roman" w:cs="Times New Roman"/>
+              <w:rFonts w:ascii="Times New Roman" w:hAnsi="Times New Roman" w:cs="Times New Roman"/>
               <w:noProof/>
               <w:sz w:val="24"/>
               <w:szCs w:val="24"/>
             </w:rPr>
           </w:pPr>
-          <w:hyperlink w:anchor="_Toc231449737" w:history="1">
+          <w:hyperlink w:anchor="_Toc231448909" w:history="1">
             <w:r>
               <w:rPr>
                 <w:rStyle w:val="Hyperlink"/>
@@ -3009,6 +3155,7 @@
                 <w:i/>
                 <w:iCs/>
                 <w:noProof/>
+                <w:color w:val="auto"/>
                 <w:sz w:val="24"/>
                 <w:szCs w:val="24"/>
               </w:rPr>
@@ -3042,7 +3189,7 @@
                 <w:sz w:val="24"/>
                 <w:szCs w:val="24"/>
               </w:rPr>
-              <w:instrText xml:space="preserve"> PAGEREF _Toc231449737 \h </w:instrText>
+              <w:instrText xml:space="preserve"> PAGEREF _Toc231448909 \h </w:instrText>
             </w:r>
             <w:r>
               <w:rPr>
@@ -3071,7 +3218,7 @@
                 <w:sz w:val="24"/>
                 <w:szCs w:val="24"/>
               </w:rPr>
-              <w:t>11</w:t>
+              <w:t>12</w:t>
             </w:r>
             <w:r>
               <w:rPr>
@@ -3092,13 +3239,13 @@
               <w:tab w:val="right" w:leader="dot" w:pos="9350"/>
             </w:tabs>
             <w:rPr>
-              <w:rFonts w:ascii="Times New Roman" w:eastAsiaTheme="minorEastAsia" w:hAnsi="Times New Roman" w:cs="Times New Roman"/>
+              <w:rFonts w:ascii="Times New Roman" w:hAnsi="Times New Roman" w:cs="Times New Roman"/>
               <w:noProof/>
               <w:sz w:val="24"/>
               <w:szCs w:val="24"/>
             </w:rPr>
           </w:pPr>
-          <w:hyperlink w:anchor="_Toc231449738" w:history="1">
+          <w:hyperlink w:anchor="_Toc231448910" w:history="1">
             <w:r>
               <w:rPr>
                 <w:rStyle w:val="Hyperlink"/>
@@ -3106,6 +3253,7 @@
                 <w:i/>
                 <w:iCs/>
                 <w:noProof/>
+                <w:color w:val="auto"/>
                 <w:sz w:val="24"/>
                 <w:szCs w:val="24"/>
               </w:rPr>
@@ -3139,7 +3287,7 @@
                 <w:sz w:val="24"/>
                 <w:szCs w:val="24"/>
               </w:rPr>
-              <w:instrText xml:space="preserve"> PAGEREF _Toc231449738 \h </w:instrText>
+              <w:instrText xml:space="preserve"> PAGEREF _Toc231448910 \h </w:instrText>
             </w:r>
             <w:r>
               <w:rPr>
@@ -3168,7 +3316,7 @@
                 <w:sz w:val="24"/>
                 <w:szCs w:val="24"/>
               </w:rPr>
-              <w:t>11</w:t>
+              <w:t>12</w:t>
             </w:r>
             <w:r>
               <w:rPr>
@@ -3189,13 +3337,13 @@
               <w:tab w:val="right" w:leader="dot" w:pos="9350"/>
             </w:tabs>
             <w:rPr>
-              <w:rFonts w:ascii="Times New Roman" w:eastAsiaTheme="minorEastAsia" w:hAnsi="Times New Roman" w:cs="Times New Roman"/>
+              <w:rFonts w:ascii="Times New Roman" w:hAnsi="Times New Roman" w:cs="Times New Roman"/>
               <w:noProof/>
               <w:sz w:val="24"/>
               <w:szCs w:val="24"/>
             </w:rPr>
           </w:pPr>
-          <w:hyperlink w:anchor="_Toc231449739" w:history="1">
+          <w:hyperlink w:anchor="_Toc231448911" w:history="1">
             <w:r>
               <w:rPr>
                 <w:rStyle w:val="Hyperlink"/>
@@ -3203,6 +3351,7 @@
                 <w:i/>
                 <w:iCs/>
                 <w:noProof/>
+                <w:color w:val="auto"/>
                 <w:sz w:val="24"/>
                 <w:szCs w:val="24"/>
               </w:rPr>
@@ -3236,7 +3385,7 @@
                 <w:sz w:val="24"/>
                 <w:szCs w:val="24"/>
               </w:rPr>
-              <w:instrText xml:space="preserve"> PAGEREF _Toc231449739 \h </w:instrText>
+              <w:instrText xml:space="preserve"> PAGEREF _Toc231448911 \h </w:instrText>
             </w:r>
             <w:r>
               <w:rPr>
@@ -3265,7 +3414,7 @@
                 <w:sz w:val="24"/>
                 <w:szCs w:val="24"/>
               </w:rPr>
-              <w:t>11</w:t>
+              <w:t>12</w:t>
             </w:r>
             <w:r>
               <w:rPr>
@@ -3322,10 +3471,8 @@
           <w:szCs w:val="24"/>
         </w:rPr>
         <w:sectPr>
-          <w:footerReference w:type="default" r:id="rId8"/>
           <w:pgSz w:w="12240" w:h="15840"/>
           <w:pgMar w:top="1440" w:right="1440" w:bottom="1440" w:left="1440" w:header="720" w:footer="720" w:gutter="0"/>
-          <w:pgNumType w:fmt="lowerRoman"/>
           <w:cols w:space="720"/>
           <w:docGrid w:linePitch="360"/>
         </w:sectPr>
@@ -3345,15 +3492,14 @@
     <w:p>
       <w:pPr>
         <w:pStyle w:val="Heading1"/>
-        <w:jc w:val="center"/>
-        <w:rPr>
-          <w:rFonts w:ascii="Times New Roman" w:hAnsi="Times New Roman" w:cs="Times New Roman"/>
-          <w:color w:val="auto"/>
-          <w:sz w:val="24"/>
-          <w:szCs w:val="24"/>
-        </w:rPr>
-      </w:pPr>
-      <w:bookmarkStart w:id="1" w:name="_Toc231449713"/>
+        <w:rPr>
+          <w:rFonts w:ascii="Times New Roman" w:hAnsi="Times New Roman" w:cs="Times New Roman"/>
+          <w:color w:val="auto"/>
+          <w:sz w:val="24"/>
+          <w:szCs w:val="24"/>
+        </w:rPr>
+      </w:pPr>
+      <w:bookmarkStart w:id="0" w:name="_Toc231448884"/>
       <w:r>
         <w:rPr>
           <w:rStyle w:val="citation-234"/>
@@ -3364,31 +3510,19 @@
           <w:sz w:val="24"/>
           <w:szCs w:val="24"/>
         </w:rPr>
-        <w:t>WEEK1</w:t>
+        <w:t>Title:</w:t>
       </w:r>
       <w:r>
         <w:rPr>
           <w:rStyle w:val="citation-234"/>
           <w:rFonts w:ascii="Times New Roman" w:hAnsi="Times New Roman" w:cs="Times New Roman"/>
-          <w:b/>
-          <w:bCs/>
-          <w:color w:val="auto"/>
-          <w:sz w:val="24"/>
-          <w:szCs w:val="24"/>
-        </w:rPr>
-        <w:t>:</w:t>
-      </w:r>
-      <w:r>
-        <w:rPr>
-          <w:rStyle w:val="citation-234"/>
-          <w:rFonts w:ascii="Times New Roman" w:hAnsi="Times New Roman" w:cs="Times New Roman"/>
           <w:color w:val="auto"/>
           <w:sz w:val="24"/>
           <w:szCs w:val="24"/>
         </w:rPr>
         <w:t xml:space="preserve"> Installation and Testing of Local Development Environment</w:t>
       </w:r>
-      <w:bookmarkEnd w:id="1"/>
+      <w:bookmarkEnd w:id="0"/>
     </w:p>
     <w:p>
       <w:pPr>
@@ -3418,7 +3552,7 @@
           <w:szCs w:val="24"/>
         </w:rPr>
         <w:drawing>
-          <wp:inline distT="0" distB="0" distL="0" distR="0" wp14:anchorId="7E4ECC30" wp14:editId="2FFC5941">
+          <wp:inline distT="0" distB="0" distL="0" distR="0" wp14:anchorId="3D04D5F4" wp14:editId="7D90CD80">
             <wp:extent cx="3257550" cy="2266950"/>
             <wp:effectExtent l="0" t="0" r="0" b="0"/>
             <wp:docPr id="6" name="Picture 6"/>
@@ -3435,7 +3569,7 @@
                     </pic:cNvPicPr>
                   </pic:nvPicPr>
                   <pic:blipFill>
-                    <a:blip r:embed="rId9" cstate="print">
+                    <a:blip r:embed="rId7" cstate="print">
                       <a:extLst>
                         <a:ext uri="{28A0092B-C50C-407E-A947-70E740481C1C}">
                           <a14:useLocalDpi xmlns:a14="http://schemas.microsoft.com/office/drawing/2010/main" val="0"/>
@@ -3475,7 +3609,7 @@
           <w:szCs w:val="24"/>
         </w:rPr>
       </w:pPr>
-      <w:bookmarkStart w:id="2" w:name="_Toc231449714"/>
+      <w:bookmarkStart w:id="1" w:name="_Toc231448885"/>
       <w:r>
         <w:rPr>
           <w:rStyle w:val="SubtleEmphasis"/>
@@ -3486,7 +3620,7 @@
         </w:rPr>
         <w:t>Fig 1: Installation of XAMPP/WAMP</w:t>
       </w:r>
-      <w:bookmarkEnd w:id="2"/>
+      <w:bookmarkEnd w:id="1"/>
       <w:r>
         <w:rPr>
           <w:rStyle w:val="SubtleEmphasis"/>
@@ -3517,7 +3651,7 @@
           <w:szCs w:val="24"/>
         </w:rPr>
         <w:drawing>
-          <wp:inline distT="0" distB="0" distL="0" distR="0" wp14:anchorId="7EF8EA5A" wp14:editId="2E43736F">
+          <wp:inline distT="0" distB="0" distL="0" distR="0" wp14:anchorId="37289BDD" wp14:editId="2BF04A93">
             <wp:extent cx="3752850" cy="2066750"/>
             <wp:effectExtent l="0" t="0" r="0" b="0"/>
             <wp:docPr id="1" name="Picture 1" descr="C:\Users\J\AppData\Local\Microsoft\Windows\INetCache\Content.Word\Screenshot (103).png"/>
@@ -3534,7 +3668,7 @@
                     </pic:cNvPicPr>
                   </pic:nvPicPr>
                   <pic:blipFill>
-                    <a:blip r:embed="rId10" cstate="print">
+                    <a:blip r:embed="rId8" cstate="print">
                       <a:extLst>
                         <a:ext uri="{28A0092B-C50C-407E-A947-70E740481C1C}">
                           <a14:useLocalDpi xmlns:a14="http://schemas.microsoft.com/office/drawing/2010/main" val="0"/>
@@ -3577,7 +3711,7 @@
           <w:szCs w:val="24"/>
         </w:rPr>
       </w:pPr>
-      <w:bookmarkStart w:id="3" w:name="_Toc231449715"/>
+      <w:bookmarkStart w:id="2" w:name="_Toc231448886"/>
       <w:r>
         <w:rPr>
           <w:rStyle w:val="SubtleEmphasis"/>
@@ -3588,7 +3722,7 @@
         </w:rPr>
         <w:t>Fig 2: Apache and MySQL Running</w:t>
       </w:r>
-      <w:bookmarkEnd w:id="3"/>
+      <w:bookmarkEnd w:id="2"/>
       <w:r>
         <w:rPr>
           <w:rStyle w:val="SubtleEmphasis"/>
@@ -3619,7 +3753,7 @@
           <w:szCs w:val="24"/>
         </w:rPr>
         <w:drawing>
-          <wp:inline distT="0" distB="0" distL="0" distR="0" wp14:anchorId="6CB04329" wp14:editId="410D73EE">
+          <wp:inline distT="0" distB="0" distL="0" distR="0" wp14:anchorId="3C69A259" wp14:editId="3B860BF8">
             <wp:extent cx="3677456" cy="2095500"/>
             <wp:effectExtent l="0" t="0" r="0" b="0"/>
             <wp:docPr id="2" name="Picture 2" descr="C:\Users\J\AppData\Local\Microsoft\Windows\INetCache\Content.Word\Screenshot (104).png"/>
@@ -3636,7 +3770,7 @@
                     </pic:cNvPicPr>
                   </pic:nvPicPr>
                   <pic:blipFill>
-                    <a:blip r:embed="rId11" cstate="print">
+                    <a:blip r:embed="rId9" cstate="print">
                       <a:extLst>
                         <a:ext uri="{28A0092B-C50C-407E-A947-70E740481C1C}">
                           <a14:useLocalDpi xmlns:a14="http://schemas.microsoft.com/office/drawing/2010/main" val="0"/>
@@ -3679,7 +3813,7 @@
           <w:szCs w:val="24"/>
         </w:rPr>
       </w:pPr>
-      <w:bookmarkStart w:id="4" w:name="_Toc231449716"/>
+      <w:bookmarkStart w:id="3" w:name="_Toc231448887"/>
       <w:r>
         <w:rPr>
           <w:rStyle w:val="SubtleEmphasis"/>
@@ -3691,7 +3825,7 @@
         <w:lastRenderedPageBreak/>
         <w:t>Fig 3: Localhost Test Page</w:t>
       </w:r>
-      <w:bookmarkEnd w:id="4"/>
+      <w:bookmarkEnd w:id="3"/>
       <w:r>
         <w:rPr>
           <w:rStyle w:val="SubtleEmphasis"/>
@@ -3740,8 +3874,8 @@
             <v:path o:extrusionok="f" gradientshapeok="t" o:connecttype="rect"/>
             <o:lock v:ext="edit" aspectratio="t"/>
           </v:shapetype>
-          <v:shape id="_x0000_i2871" type="#_x0000_t75" style="width:431.25pt;height:243pt">
-            <v:imagedata r:id="rId12" o:title="Screenshot (105)"/>
+          <v:shape id="_x0000_i1031" type="#_x0000_t75" style="width:431.25pt;height:243pt">
+            <v:imagedata r:id="rId10" o:title="Screenshot (105)"/>
           </v:shape>
         </w:pict>
       </w:r>
@@ -3757,7 +3891,7 @@
           <w:szCs w:val="24"/>
         </w:rPr>
       </w:pPr>
-      <w:bookmarkStart w:id="5" w:name="_Toc231449717"/>
+      <w:bookmarkStart w:id="4" w:name="_Toc231448888"/>
       <w:r>
         <w:rPr>
           <w:rStyle w:val="SubtleEmphasis"/>
@@ -3768,7 +3902,7 @@
         </w:rPr>
         <w:t>Fig 4: Hello World Test</w:t>
       </w:r>
-      <w:bookmarkEnd w:id="5"/>
+      <w:bookmarkEnd w:id="4"/>
       <w:r>
         <w:rPr>
           <w:rStyle w:val="SubtleEmphasis"/>
@@ -3810,7 +3944,7 @@
           <w:highlight w:val="yellow"/>
         </w:rPr>
         <w:drawing>
-          <wp:inline distT="0" distB="0" distL="0" distR="0" wp14:anchorId="3C254B00" wp14:editId="7DBB1B29">
+          <wp:inline distT="0" distB="0" distL="0" distR="0" wp14:anchorId="2086088E" wp14:editId="5102F2CC">
             <wp:extent cx="4591050" cy="2365472"/>
             <wp:effectExtent l="0" t="0" r="0" b="0"/>
             <wp:docPr id="5" name="Picture 5"/>
@@ -3827,7 +3961,7 @@
                     </pic:cNvPicPr>
                   </pic:nvPicPr>
                   <pic:blipFill rotWithShape="1">
-                    <a:blip r:embed="rId13">
+                    <a:blip r:embed="rId11">
                       <a:extLst>
                         <a:ext uri="{28A0092B-C50C-407E-A947-70E740481C1C}">
                           <a14:useLocalDpi xmlns:a14="http://schemas.microsoft.com/office/drawing/2010/main" val="0"/>
@@ -3873,7 +4007,7 @@
           <w:szCs w:val="24"/>
         </w:rPr>
       </w:pPr>
-      <w:bookmarkStart w:id="6" w:name="_Toc231449718"/>
+      <w:bookmarkStart w:id="5" w:name="_Toc231448889"/>
       <w:r>
         <w:rPr>
           <w:rStyle w:val="SubtleEmphasis"/>
@@ -3884,7 +4018,7 @@
         </w:rPr>
         <w:t>Fig 5: Database Connection Test</w:t>
       </w:r>
-      <w:bookmarkEnd w:id="6"/>
+      <w:bookmarkEnd w:id="5"/>
       <w:r>
         <w:rPr>
           <w:rStyle w:val="SubtleEmphasis"/>
@@ -3988,15 +4122,14 @@
     <w:p>
       <w:pPr>
         <w:pStyle w:val="Heading1"/>
-        <w:jc w:val="center"/>
-        <w:rPr>
-          <w:rFonts w:ascii="Times New Roman" w:hAnsi="Times New Roman" w:cs="Times New Roman"/>
-          <w:color w:val="auto"/>
-          <w:sz w:val="24"/>
-          <w:szCs w:val="24"/>
-        </w:rPr>
-      </w:pPr>
-      <w:bookmarkStart w:id="7" w:name="_Toc231449719"/>
+        <w:rPr>
+          <w:rFonts w:ascii="Times New Roman" w:hAnsi="Times New Roman" w:cs="Times New Roman"/>
+          <w:color w:val="auto"/>
+          <w:sz w:val="24"/>
+          <w:szCs w:val="24"/>
+        </w:rPr>
+      </w:pPr>
+      <w:bookmarkStart w:id="6" w:name="_Toc231448890"/>
       <w:r>
         <w:rPr>
           <w:rFonts w:ascii="Times New Roman" w:hAnsi="Times New Roman" w:cs="Times New Roman"/>
@@ -4007,18 +4140,7 @@
           <w:szCs w:val="24"/>
         </w:rPr>
         <w:lastRenderedPageBreak/>
-        <w:t>WEEK2</w:t>
-      </w:r>
-      <w:r>
-        <w:rPr>
-          <w:rFonts w:ascii="Times New Roman" w:hAnsi="Times New Roman" w:cs="Times New Roman"/>
-          <w:b/>
-          <w:bCs/>
-          <w:color w:val="auto"/>
-          <w:sz w:val="24"/>
-          <w:szCs w:val="24"/>
-        </w:rPr>
-        <w:t>:</w:t>
+        <w:t>Title:</w:t>
       </w:r>
       <w:r>
         <w:rPr>
@@ -4029,16 +4151,7 @@
         </w:rPr>
         <w:t xml:space="preserve"> User Interface Planning and System Design</w:t>
       </w:r>
-      <w:bookmarkEnd w:id="7"/>
-    </w:p>
-    <w:p>
-      <w:pPr>
-        <w:rPr>
-          <w:rFonts w:ascii="Times New Roman" w:hAnsi="Times New Roman" w:cs="Times New Roman"/>
-          <w:sz w:val="24"/>
-          <w:szCs w:val="24"/>
-        </w:rPr>
-      </w:pPr>
+      <w:bookmarkEnd w:id="6"/>
     </w:p>
     <w:p>
       <w:pPr>
@@ -4055,8 +4168,8 @@
           <w:szCs w:val="24"/>
         </w:rPr>
         <w:pict>
-          <v:shape id="_x0000_i2872" type="#_x0000_t75" style="width:295.5pt;height:137.25pt">
-            <v:imagedata r:id="rId14" o:title="Screenshot (106)" croptop="14959f" cropbottom="7123f" cropleft="6433f" cropright="6299f"/>
+          <v:shape id="_x0000_i1038" type="#_x0000_t75" style="width:295.5pt;height:137.25pt">
+            <v:imagedata r:id="rId12" o:title="Screenshot (106)" croptop="14959f" cropbottom="7123f" cropleft="6433f" cropright="6299f"/>
           </v:shape>
         </w:pict>
       </w:r>
@@ -4072,7 +4185,7 @@
           <w:szCs w:val="24"/>
         </w:rPr>
       </w:pPr>
-      <w:bookmarkStart w:id="8" w:name="_Toc231449720"/>
+      <w:bookmarkStart w:id="7" w:name="_Toc231448891"/>
       <w:r>
         <w:rPr>
           <w:rStyle w:val="SubtleEmphasis"/>
@@ -4135,6 +4248,52 @@
         </w:rPr>
         <w:t>)</w:t>
       </w:r>
+      <w:bookmarkEnd w:id="7"/>
+    </w:p>
+    <w:p>
+      <w:pPr>
+        <w:ind w:left="360"/>
+        <w:rPr>
+          <w:rFonts w:ascii="Times New Roman" w:hAnsi="Times New Roman" w:cs="Times New Roman"/>
+          <w:sz w:val="24"/>
+          <w:szCs w:val="24"/>
+        </w:rPr>
+      </w:pPr>
+      <w:r>
+        <w:rPr>
+          <w:rFonts w:ascii="Times New Roman" w:hAnsi="Times New Roman" w:cs="Times New Roman"/>
+          <w:sz w:val="24"/>
+          <w:szCs w:val="24"/>
+        </w:rPr>
+        <w:pict>
+          <v:shape id="_x0000_i1125" type="#_x0000_t75" style="width:384pt;height:215.25pt">
+            <v:imagedata r:id="rId13" o:title="Screenshot (98)"/>
+          </v:shape>
+        </w:pict>
+      </w:r>
+    </w:p>
+    <w:p>
+      <w:pPr>
+        <w:pStyle w:val="Heading2"/>
+        <w:rPr>
+          <w:rStyle w:val="SubtleEmphasis"/>
+          <w:rFonts w:ascii="Times New Roman" w:hAnsi="Times New Roman" w:cs="Times New Roman"/>
+          <w:color w:val="auto"/>
+          <w:sz w:val="24"/>
+          <w:szCs w:val="24"/>
+        </w:rPr>
+      </w:pPr>
+      <w:bookmarkStart w:id="8" w:name="_Toc231448892"/>
+      <w:r>
+        <w:rPr>
+          <w:rStyle w:val="SubtleEmphasis"/>
+          <w:rFonts w:ascii="Times New Roman" w:hAnsi="Times New Roman" w:cs="Times New Roman"/>
+          <w:color w:val="auto"/>
+          <w:sz w:val="24"/>
+          <w:szCs w:val="24"/>
+        </w:rPr>
+        <w:t>Fig 7: Dashboard Layout Design</w:t>
+      </w:r>
       <w:bookmarkEnd w:id="8"/>
     </w:p>
     <w:p>
@@ -4142,42 +4301,6 @@
         <w:ind w:left="360"/>
         <w:rPr>
           <w:rFonts w:ascii="Times New Roman" w:hAnsi="Times New Roman" w:cs="Times New Roman"/>
-          <w:sz w:val="24"/>
-          <w:szCs w:val="24"/>
-        </w:rPr>
-      </w:pPr>
-    </w:p>
-    <w:p>
-      <w:pPr>
-        <w:pStyle w:val="Heading2"/>
-        <w:rPr>
-          <w:rStyle w:val="SubtleEmphasis"/>
-          <w:rFonts w:ascii="Times New Roman" w:hAnsi="Times New Roman" w:cs="Times New Roman"/>
-          <w:color w:val="auto"/>
-          <w:sz w:val="24"/>
-          <w:szCs w:val="24"/>
-        </w:rPr>
-      </w:pPr>
-      <w:bookmarkStart w:id="9" w:name="_Toc231449721"/>
-      <w:r>
-        <w:rPr>
-          <w:rStyle w:val="SubtleEmphasis"/>
-          <w:rFonts w:ascii="Times New Roman" w:hAnsi="Times New Roman" w:cs="Times New Roman"/>
-          <w:color w:val="auto"/>
-          <w:sz w:val="24"/>
-          <w:szCs w:val="24"/>
-        </w:rPr>
-        <w:t>Fig 7: Dashboard Layout Design</w:t>
-      </w:r>
-      <w:bookmarkEnd w:id="9"/>
-    </w:p>
-    <w:p>
-      <w:pPr>
-        <w:ind w:left="360"/>
-        <w:rPr>
-          <w:rStyle w:val="SubtleEmphasis"/>
-          <w:rFonts w:ascii="Times New Roman" w:hAnsi="Times New Roman" w:cs="Times New Roman"/>
-          <w:color w:val="auto"/>
           <w:sz w:val="24"/>
           <w:szCs w:val="24"/>
         </w:rPr>
@@ -4192,12 +4315,15 @@
           <w:szCs w:val="24"/>
         </w:rPr>
         <w:pict>
-          <v:shape id="_x0000_i2886" type="#_x0000_t75" style="width:93.75pt;height:169.5pt">
-            <v:imagedata r:id="rId15" o:title="magic_edit#TUFITGs2VUluczQjMSM0NDM0YmM4Y2Y4MjM2ODEyODM3ZTRiMzliOTFhMTc3NiMzODAjI1RSQU5TRk9STUFUSU9OX1JFUVVFU1Q" cropleft="24931f" cropright="24721f"/>
+          <v:shape id="_x0000_i1115" type="#_x0000_t75" style="width:103.5pt;height:186.75pt">
+            <v:imagedata r:id="rId14" o:title="magic_edit#TUFITGs2VUluczQjMSM0NDM0YmM4Y2Y4MjM2ODEyODM3ZTRiMzliOTFhMTc3NiMzODAjI1RSQU5TRk9STUFUSU9OX1JFUVVFU1Q" cropleft="24931f" cropright="24721f"/>
           </v:shape>
         </w:pict>
       </w:r>
-      <w:r>
+    </w:p>
+    <w:p>
+      <w:pPr>
+        <w:pStyle w:val="Heading2"/>
         <w:rPr>
           <w:rStyle w:val="SubtleEmphasis"/>
           <w:rFonts w:ascii="Times New Roman" w:hAnsi="Times New Roman" w:cs="Times New Roman"/>
@@ -4205,12 +4331,9 @@
           <w:sz w:val="24"/>
           <w:szCs w:val="24"/>
         </w:rPr>
-        <w:t xml:space="preserve">Fig 8: Mobile View Mockup </w:t>
-      </w:r>
-    </w:p>
-    <w:p>
-      <w:pPr>
-        <w:ind w:left="360"/>
+      </w:pPr>
+      <w:bookmarkStart w:id="9" w:name="_Toc231448893"/>
+      <w:r>
         <w:rPr>
           <w:rStyle w:val="SubtleEmphasis"/>
           <w:rFonts w:ascii="Times New Roman" w:hAnsi="Times New Roman" w:cs="Times New Roman"/>
@@ -4218,7 +4341,20 @@
           <w:sz w:val="24"/>
           <w:szCs w:val="24"/>
         </w:rPr>
-      </w:pPr>
+        <w:lastRenderedPageBreak/>
+        <w:t>Fig 8: Mobile View Mockup</w:t>
+      </w:r>
+      <w:bookmarkEnd w:id="9"/>
+      <w:r>
+        <w:rPr>
+          <w:rStyle w:val="SubtleEmphasis"/>
+          <w:rFonts w:ascii="Times New Roman" w:hAnsi="Times New Roman" w:cs="Times New Roman"/>
+          <w:color w:val="auto"/>
+          <w:sz w:val="24"/>
+          <w:szCs w:val="24"/>
+        </w:rPr>
+        <w:t xml:space="preserve"> </w:t>
+      </w:r>
     </w:p>
     <w:p>
       <w:pPr>
@@ -4238,8 +4374,8 @@
           <w:szCs w:val="24"/>
         </w:rPr>
         <w:pict>
-          <v:shape id="_x0000_i2873" type="#_x0000_t75" style="width:467.25pt;height:46.5pt">
-            <v:imagedata r:id="rId16" o:title="color"/>
+          <v:shape id="_x0000_i1040" type="#_x0000_t75" style="width:467.25pt;height:46.5pt">
+            <v:imagedata r:id="rId15" o:title="color"/>
           </v:shape>
         </w:pict>
       </w:r>
@@ -4255,7 +4391,7 @@
           <w:szCs w:val="24"/>
         </w:rPr>
       </w:pPr>
-      <w:bookmarkStart w:id="10" w:name="_Toc231449722"/>
+      <w:bookmarkStart w:id="10" w:name="_Toc231448894"/>
       <w:r>
         <w:rPr>
           <w:rStyle w:val="SubtleEmphasis"/>
@@ -4303,10 +4439,9 @@
           <w:sz w:val="24"/>
           <w:szCs w:val="24"/>
         </w:rPr>
-        <w:lastRenderedPageBreak/>
         <w:pict>
-          <v:shape id="_x0000_i2874" type="#_x0000_t75" style="width:428.25pt;height:241.5pt">
-            <v:imagedata r:id="rId17" o:title="Screenshot (109)"/>
+          <v:shape id="_x0000_i1041" type="#_x0000_t75" style="width:428.25pt;height:241.5pt">
+            <v:imagedata r:id="rId16" o:title="Screenshot (109)"/>
           </v:shape>
         </w:pict>
       </w:r>
@@ -4320,7 +4455,7 @@
           <w:szCs w:val="24"/>
         </w:rPr>
       </w:pPr>
-      <w:hyperlink r:id="rId18" w:history="1">
+      <w:hyperlink r:id="rId17" w:history="1">
         <w:r>
           <w:rPr>
             <w:rStyle w:val="Hyperlink"/>
@@ -4344,7 +4479,7 @@
           <w:szCs w:val="24"/>
         </w:rPr>
       </w:pPr>
-      <w:bookmarkStart w:id="11" w:name="_Toc231449723"/>
+      <w:bookmarkStart w:id="11" w:name="_Toc231448895"/>
       <w:r>
         <w:rPr>
           <w:rStyle w:val="SubtleEmphasis"/>
@@ -4353,40 +4488,72 @@
           <w:sz w:val="24"/>
           <w:szCs w:val="24"/>
         </w:rPr>
-        <w:t>Fig 10: GUI Prototype i</w:t>
-      </w:r>
-      <w:r>
-        <w:rPr>
-          <w:rStyle w:val="SubtleEmphasis"/>
-          <w:rFonts w:ascii="Times New Roman" w:hAnsi="Times New Roman" w:cs="Times New Roman"/>
-          <w:color w:val="auto"/>
-          <w:sz w:val="24"/>
-          <w:szCs w:val="24"/>
-        </w:rPr>
-        <w:t xml:space="preserve">n </w:t>
+        <w:t>Fig 10: GUI Prototype in Figma/Canva/Draw.io</w:t>
+      </w:r>
+      <w:bookmarkEnd w:id="11"/>
+    </w:p>
+    <w:p>
+      <w:pPr>
+        <w:rPr>
+          <w:rFonts w:ascii="Times New Roman" w:hAnsi="Times New Roman" w:cs="Times New Roman"/>
+          <w:sz w:val="24"/>
+          <w:szCs w:val="24"/>
+        </w:rPr>
+      </w:pPr>
+    </w:p>
+    <w:p>
+      <w:pPr>
+        <w:ind w:left="360"/>
+        <w:rPr>
+          <w:rFonts w:ascii="Times New Roman" w:hAnsi="Times New Roman" w:cs="Times New Roman"/>
+          <w:sz w:val="24"/>
+          <w:szCs w:val="24"/>
+        </w:rPr>
+      </w:pPr>
+      <w:r>
+        <w:rPr>
+          <w:rFonts w:ascii="Times New Roman" w:hAnsi="Times New Roman" w:cs="Times New Roman"/>
+          <w:sz w:val="24"/>
+          <w:szCs w:val="24"/>
+        </w:rPr>
+        <w:t xml:space="preserve">I designed a responsive UI with HTML5, CSS3, and Bootstrap for the </w:t>
       </w:r>
       <w:proofErr w:type="spellStart"/>
       <w:r>
         <w:rPr>
-          <w:rStyle w:val="SubtleEmphasis"/>
-          <w:rFonts w:ascii="Times New Roman" w:hAnsi="Times New Roman" w:cs="Times New Roman"/>
-          <w:color w:val="auto"/>
-          <w:sz w:val="24"/>
-          <w:szCs w:val="24"/>
-        </w:rPr>
-        <w:t>Canva</w:t>
-      </w:r>
-      <w:bookmarkEnd w:id="11"/>
+          <w:rFonts w:ascii="Times New Roman" w:hAnsi="Times New Roman" w:cs="Times New Roman"/>
+          <w:sz w:val="24"/>
+          <w:szCs w:val="24"/>
+        </w:rPr>
+        <w:t>ViatuBora</w:t>
+      </w:r>
       <w:proofErr w:type="spellEnd"/>
-    </w:p>
-    <w:p>
-      <w:pPr>
-        <w:rPr>
-          <w:rFonts w:ascii="Times New Roman" w:hAnsi="Times New Roman" w:cs="Times New Roman"/>
-          <w:sz w:val="24"/>
-          <w:szCs w:val="24"/>
-        </w:rPr>
-      </w:pPr>
+      <w:r>
+        <w:rPr>
+          <w:rFonts w:ascii="Times New Roman" w:hAnsi="Times New Roman" w:cs="Times New Roman"/>
+          <w:sz w:val="24"/>
+          <w:szCs w:val="24"/>
+        </w:rPr>
+        <w:t xml:space="preserve"> storefront and admin panels. The dashboard layout was designed to reduce user clicks and improve accessibility for shoppers. The navigation menu was positioned on the left for easier scalability as more footwear categories and modules are added, which is evident in the </w:t>
+      </w:r>
+      <w:proofErr w:type="spellStart"/>
+      <w:r>
+        <w:rPr>
+          <w:rFonts w:ascii="Times New Roman" w:hAnsi="Times New Roman" w:cs="Times New Roman"/>
+          <w:sz w:val="24"/>
+          <w:szCs w:val="24"/>
+        </w:rPr>
+        <w:t>sidebar.php</w:t>
+      </w:r>
+      <w:proofErr w:type="spellEnd"/>
+      <w:r>
+        <w:rPr>
+          <w:rFonts w:ascii="Times New Roman" w:hAnsi="Times New Roman" w:cs="Times New Roman"/>
+          <w:sz w:val="24"/>
+          <w:szCs w:val="24"/>
+        </w:rPr>
+        <w:t xml:space="preserve"> implementation</w:t>
+      </w:r>
     </w:p>
     <w:p>
       <w:pPr>
@@ -4397,60 +4564,6 @@
           <w:szCs w:val="24"/>
         </w:rPr>
       </w:pPr>
-      <w:r>
-        <w:rPr>
-          <w:rFonts w:ascii="Times New Roman" w:hAnsi="Times New Roman" w:cs="Times New Roman"/>
-          <w:sz w:val="24"/>
-          <w:szCs w:val="24"/>
-        </w:rPr>
-        <w:t xml:space="preserve">I designed a responsive UI with HTML5, CSS3, and Bootstrap for the </w:t>
-      </w:r>
-      <w:proofErr w:type="spellStart"/>
-      <w:r>
-        <w:rPr>
-          <w:rFonts w:ascii="Times New Roman" w:hAnsi="Times New Roman" w:cs="Times New Roman"/>
-          <w:sz w:val="24"/>
-          <w:szCs w:val="24"/>
-        </w:rPr>
-        <w:t>ViatuBora</w:t>
-      </w:r>
-      <w:proofErr w:type="spellEnd"/>
-      <w:r>
-        <w:rPr>
-          <w:rFonts w:ascii="Times New Roman" w:hAnsi="Times New Roman" w:cs="Times New Roman"/>
-          <w:sz w:val="24"/>
-          <w:szCs w:val="24"/>
-        </w:rPr>
-        <w:t xml:space="preserve"> storefront and admin panels. The dashboard layout was designed to reduce user clicks and improve accessibility for shoppers. The navigation menu was positioned on the left for easier scalability as more footwear categories and modules are added, which is evident in the </w:t>
-      </w:r>
-      <w:proofErr w:type="spellStart"/>
-      <w:r>
-        <w:rPr>
-          <w:rFonts w:ascii="Times New Roman" w:hAnsi="Times New Roman" w:cs="Times New Roman"/>
-          <w:sz w:val="24"/>
-          <w:szCs w:val="24"/>
-        </w:rPr>
-        <w:t>sidebar.php</w:t>
-      </w:r>
-      <w:proofErr w:type="spellEnd"/>
-      <w:r>
-        <w:rPr>
-          <w:rFonts w:ascii="Times New Roman" w:hAnsi="Times New Roman" w:cs="Times New Roman"/>
-          <w:sz w:val="24"/>
-          <w:szCs w:val="24"/>
-        </w:rPr>
-        <w:t xml:space="preserve"> implementation</w:t>
-      </w:r>
-    </w:p>
-    <w:p>
-      <w:pPr>
-        <w:ind w:left="360"/>
-        <w:rPr>
-          <w:rFonts w:ascii="Times New Roman" w:hAnsi="Times New Roman" w:cs="Times New Roman"/>
-          <w:sz w:val="24"/>
-          <w:szCs w:val="24"/>
-        </w:rPr>
-      </w:pPr>
     </w:p>
     <w:p>
       <w:pPr>
@@ -4464,15 +4577,14 @@
     <w:p>
       <w:pPr>
         <w:pStyle w:val="Heading1"/>
-        <w:jc w:val="center"/>
-        <w:rPr>
-          <w:rFonts w:ascii="Times New Roman" w:hAnsi="Times New Roman" w:cs="Times New Roman"/>
-          <w:color w:val="auto"/>
-          <w:sz w:val="24"/>
-          <w:szCs w:val="24"/>
-        </w:rPr>
-      </w:pPr>
-      <w:bookmarkStart w:id="12" w:name="_Toc231449724"/>
+        <w:rPr>
+          <w:rFonts w:ascii="Times New Roman" w:hAnsi="Times New Roman" w:cs="Times New Roman"/>
+          <w:color w:val="auto"/>
+          <w:sz w:val="24"/>
+          <w:szCs w:val="24"/>
+        </w:rPr>
+      </w:pPr>
+      <w:bookmarkStart w:id="12" w:name="_Toc231448896"/>
       <w:r>
         <w:rPr>
           <w:rFonts w:ascii="Times New Roman" w:hAnsi="Times New Roman" w:cs="Times New Roman"/>
@@ -4482,8 +4594,495 @@
           <w:sz w:val="24"/>
           <w:szCs w:val="24"/>
         </w:rPr>
-        <w:t>WEEK3</w:t>
-      </w:r>
+        <w:lastRenderedPageBreak/>
+        <w:t>Title:</w:t>
+      </w:r>
+      <w:r>
+        <w:rPr>
+          <w:rFonts w:ascii="Times New Roman" w:hAnsi="Times New Roman" w:cs="Times New Roman"/>
+          <w:color w:val="auto"/>
+          <w:sz w:val="24"/>
+          <w:szCs w:val="24"/>
+        </w:rPr>
+        <w:t xml:space="preserve"> Frontend Interaction and Backend Foundations</w:t>
+      </w:r>
+      <w:bookmarkEnd w:id="12"/>
+    </w:p>
+    <w:p>
+      <w:pPr>
+        <w:rPr>
+          <w:rFonts w:ascii="Times New Roman" w:hAnsi="Times New Roman" w:cs="Times New Roman"/>
+          <w:sz w:val="24"/>
+          <w:szCs w:val="24"/>
+        </w:rPr>
+      </w:pPr>
+      <w:r>
+        <w:rPr>
+          <w:rFonts w:ascii="Times New Roman" w:hAnsi="Times New Roman" w:cs="Times New Roman"/>
+          <w:sz w:val="24"/>
+          <w:szCs w:val="24"/>
+        </w:rPr>
+        <w:pict>
+          <v:shape id="_x0000_i1052" type="#_x0000_t75" style="width:468pt;height:264.75pt">
+            <v:imagedata r:id="rId18" o:title="Screenshot (119)"/>
+          </v:shape>
+        </w:pict>
+      </w:r>
+    </w:p>
+    <w:p>
+      <w:pPr>
+        <w:pStyle w:val="Heading2"/>
+        <w:rPr>
+          <w:rStyle w:val="SubtleEmphasis"/>
+          <w:rFonts w:ascii="Times New Roman" w:hAnsi="Times New Roman" w:cs="Times New Roman"/>
+          <w:color w:val="auto"/>
+          <w:sz w:val="24"/>
+          <w:szCs w:val="24"/>
+        </w:rPr>
+      </w:pPr>
+      <w:bookmarkStart w:id="13" w:name="_Toc231448897"/>
+      <w:r>
+        <w:rPr>
+          <w:rStyle w:val="SubtleEmphasis"/>
+          <w:rFonts w:ascii="Times New Roman" w:hAnsi="Times New Roman" w:cs="Times New Roman"/>
+          <w:color w:val="auto"/>
+          <w:sz w:val="24"/>
+          <w:szCs w:val="24"/>
+        </w:rPr>
+        <w:t xml:space="preserve">Fig 11: JavaScript Form Validation (e.g., preventing empty submissions on </w:t>
+      </w:r>
+      <w:proofErr w:type="spellStart"/>
+      <w:r>
+        <w:rPr>
+          <w:rStyle w:val="SubtleEmphasis"/>
+          <w:rFonts w:ascii="Times New Roman" w:hAnsi="Times New Roman" w:cs="Times New Roman"/>
+          <w:color w:val="auto"/>
+          <w:sz w:val="24"/>
+          <w:szCs w:val="24"/>
+        </w:rPr>
+        <w:t>ViatuBora</w:t>
+      </w:r>
+      <w:proofErr w:type="spellEnd"/>
+      <w:r>
+        <w:rPr>
+          <w:rStyle w:val="SubtleEmphasis"/>
+          <w:rFonts w:ascii="Times New Roman" w:hAnsi="Times New Roman" w:cs="Times New Roman"/>
+          <w:color w:val="auto"/>
+          <w:sz w:val="24"/>
+          <w:szCs w:val="24"/>
+        </w:rPr>
+        <w:t xml:space="preserve"> login)</w:t>
+      </w:r>
+      <w:bookmarkEnd w:id="13"/>
+    </w:p>
+    <w:p>
+      <w:pPr>
+        <w:ind w:left="360"/>
+        <w:rPr>
+          <w:rFonts w:ascii="Times New Roman" w:hAnsi="Times New Roman" w:cs="Times New Roman"/>
+          <w:sz w:val="24"/>
+          <w:szCs w:val="24"/>
+        </w:rPr>
+      </w:pPr>
+      <w:r>
+        <w:rPr>
+          <w:rFonts w:ascii="Times New Roman" w:hAnsi="Times New Roman" w:cs="Times New Roman"/>
+          <w:sz w:val="24"/>
+          <w:szCs w:val="24"/>
+        </w:rPr>
+        <w:pict>
+          <v:shape id="_x0000_i1051" type="#_x0000_t75" style="width:468pt;height:267pt">
+            <v:imagedata r:id="rId19" o:title="Screenshot (120)"/>
+          </v:shape>
+        </w:pict>
+      </w:r>
+    </w:p>
+    <w:p>
+      <w:pPr>
+        <w:pStyle w:val="Heading2"/>
+        <w:rPr>
+          <w:rStyle w:val="SubtleEmphasis"/>
+          <w:rFonts w:ascii="Times New Roman" w:hAnsi="Times New Roman" w:cs="Times New Roman"/>
+          <w:color w:val="auto"/>
+          <w:sz w:val="24"/>
+          <w:szCs w:val="24"/>
+        </w:rPr>
+      </w:pPr>
+      <w:bookmarkStart w:id="14" w:name="_Toc231448898"/>
+      <w:r>
+        <w:rPr>
+          <w:rStyle w:val="SubtleEmphasis"/>
+          <w:rFonts w:ascii="Times New Roman" w:hAnsi="Times New Roman" w:cs="Times New Roman"/>
+          <w:color w:val="auto"/>
+          <w:sz w:val="24"/>
+          <w:szCs w:val="24"/>
+        </w:rPr>
+        <w:t>Fig 12: Password Strength Checker</w:t>
+      </w:r>
+      <w:bookmarkEnd w:id="14"/>
+    </w:p>
+    <w:p>
+      <w:pPr>
+        <w:ind w:left="360"/>
+        <w:rPr>
+          <w:rFonts w:ascii="Times New Roman" w:hAnsi="Times New Roman" w:cs="Times New Roman"/>
+          <w:sz w:val="24"/>
+          <w:szCs w:val="24"/>
+        </w:rPr>
+      </w:pPr>
+    </w:p>
+    <w:p>
+      <w:pPr>
+        <w:ind w:left="360"/>
+        <w:rPr>
+          <w:rFonts w:ascii="Times New Roman" w:hAnsi="Times New Roman" w:cs="Times New Roman"/>
+          <w:sz w:val="24"/>
+          <w:szCs w:val="24"/>
+        </w:rPr>
+      </w:pPr>
+    </w:p>
+    <w:p>
+      <w:pPr>
+        <w:ind w:left="360"/>
+        <w:rPr>
+          <w:rFonts w:ascii="Times New Roman" w:hAnsi="Times New Roman" w:cs="Times New Roman"/>
+          <w:sz w:val="24"/>
+          <w:szCs w:val="24"/>
+        </w:rPr>
+      </w:pPr>
+      <w:r>
+        <w:rPr>
+          <w:rFonts w:ascii="Times New Roman" w:hAnsi="Times New Roman" w:cs="Times New Roman"/>
+          <w:sz w:val="24"/>
+          <w:szCs w:val="24"/>
+        </w:rPr>
+        <w:lastRenderedPageBreak/>
+        <w:pict>
+          <v:shape id="_x0000_i1890" type="#_x0000_t75" style="width:414pt;height:232.5pt">
+            <v:imagedata r:id="rId20" o:title="Screenshot (128)"/>
+          </v:shape>
+        </w:pict>
+      </w:r>
+    </w:p>
+    <w:p>
+      <w:pPr>
+        <w:pStyle w:val="Heading2"/>
+        <w:rPr>
+          <w:rStyle w:val="SubtleEmphasis"/>
+          <w:rFonts w:ascii="Times New Roman" w:hAnsi="Times New Roman" w:cs="Times New Roman"/>
+          <w:color w:val="auto"/>
+          <w:sz w:val="24"/>
+          <w:szCs w:val="24"/>
+        </w:rPr>
+      </w:pPr>
+      <w:bookmarkStart w:id="15" w:name="_Toc231448899"/>
+      <w:r>
+        <w:rPr>
+          <w:rStyle w:val="SubtleEmphasis"/>
+          <w:rFonts w:ascii="Times New Roman" w:hAnsi="Times New Roman" w:cs="Times New Roman"/>
+          <w:color w:val="auto"/>
+          <w:sz w:val="24"/>
+          <w:szCs w:val="24"/>
+        </w:rPr>
+        <w:t>Fig 13: PHP Syntax Practice</w:t>
+      </w:r>
+      <w:bookmarkEnd w:id="15"/>
+    </w:p>
+    <w:p>
+      <w:pPr>
+        <w:ind w:left="360"/>
+        <w:rPr>
+          <w:rFonts w:ascii="Times New Roman" w:hAnsi="Times New Roman" w:cs="Times New Roman"/>
+          <w:sz w:val="24"/>
+          <w:szCs w:val="24"/>
+        </w:rPr>
+      </w:pPr>
+      <w:r>
+        <w:rPr>
+          <w:rFonts w:ascii="Times New Roman" w:hAnsi="Times New Roman" w:cs="Times New Roman"/>
+          <w:sz w:val="24"/>
+          <w:szCs w:val="24"/>
+        </w:rPr>
+        <w:pict>
+          <v:shape id="_x0000_i1050" type="#_x0000_t75" style="width:405.75pt;height:228pt">
+            <v:imagedata r:id="rId21" o:title="Screenshot (114)"/>
+          </v:shape>
+        </w:pict>
+      </w:r>
+    </w:p>
+    <w:p>
+      <w:pPr>
+        <w:pStyle w:val="Heading2"/>
+        <w:rPr>
+          <w:rStyle w:val="SubtleEmphasis"/>
+          <w:rFonts w:ascii="Times New Roman" w:hAnsi="Times New Roman" w:cs="Times New Roman"/>
+          <w:color w:val="auto"/>
+          <w:sz w:val="24"/>
+          <w:szCs w:val="24"/>
+        </w:rPr>
+      </w:pPr>
+      <w:bookmarkStart w:id="16" w:name="_Toc231448900"/>
+      <w:r>
+        <w:rPr>
+          <w:rStyle w:val="SubtleEmphasis"/>
+          <w:rFonts w:ascii="Times New Roman" w:hAnsi="Times New Roman" w:cs="Times New Roman"/>
+          <w:color w:val="auto"/>
+          <w:sz w:val="24"/>
+          <w:szCs w:val="24"/>
+        </w:rPr>
+        <w:lastRenderedPageBreak/>
+        <w:t>Fig 14: Database Connection Script</w:t>
+      </w:r>
+      <w:bookmarkEnd w:id="16"/>
+    </w:p>
+    <w:p>
+      <w:pPr>
+        <w:ind w:left="360"/>
+        <w:rPr>
+          <w:rFonts w:ascii="Times New Roman" w:hAnsi="Times New Roman" w:cs="Times New Roman"/>
+          <w:sz w:val="24"/>
+          <w:szCs w:val="24"/>
+        </w:rPr>
+      </w:pPr>
+      <w:r>
+        <w:rPr>
+          <w:rFonts w:ascii="Times New Roman" w:hAnsi="Times New Roman" w:cs="Times New Roman"/>
+          <w:sz w:val="24"/>
+          <w:szCs w:val="24"/>
+        </w:rPr>
+        <w:pict>
+          <v:shape id="_x0000_i1053" type="#_x0000_t75" style="width:402.75pt;height:227.25pt">
+            <v:imagedata r:id="rId22" o:title="Screenshot (126)"/>
+          </v:shape>
+        </w:pict>
+      </w:r>
+    </w:p>
+    <w:p>
+      <w:pPr>
+        <w:pStyle w:val="Heading2"/>
+        <w:rPr>
+          <w:rStyle w:val="SubtleEmphasis"/>
+          <w:rFonts w:ascii="Times New Roman" w:hAnsi="Times New Roman" w:cs="Times New Roman"/>
+          <w:color w:val="auto"/>
+          <w:sz w:val="24"/>
+          <w:szCs w:val="24"/>
+        </w:rPr>
+      </w:pPr>
+      <w:bookmarkStart w:id="17" w:name="_Toc231448901"/>
+      <w:r>
+        <w:rPr>
+          <w:rStyle w:val="SubtleEmphasis"/>
+          <w:rFonts w:ascii="Times New Roman" w:hAnsi="Times New Roman" w:cs="Times New Roman"/>
+          <w:color w:val="auto"/>
+          <w:sz w:val="24"/>
+          <w:szCs w:val="24"/>
+        </w:rPr>
+        <w:t>Fig 15: Dynamic User Input Handling</w:t>
+      </w:r>
+      <w:bookmarkEnd w:id="17"/>
+      <w:r>
+        <w:rPr>
+          <w:rStyle w:val="SubtleEmphasis"/>
+          <w:rFonts w:ascii="Times New Roman" w:hAnsi="Times New Roman" w:cs="Times New Roman"/>
+          <w:color w:val="auto"/>
+          <w:sz w:val="24"/>
+          <w:szCs w:val="24"/>
+        </w:rPr>
+        <w:t xml:space="preserve"> </w:t>
+      </w:r>
+    </w:p>
+    <w:p>
+      <w:pPr>
+        <w:rPr>
+          <w:rFonts w:ascii="Times New Roman" w:hAnsi="Times New Roman" w:cs="Times New Roman"/>
+          <w:sz w:val="24"/>
+          <w:szCs w:val="24"/>
+        </w:rPr>
+      </w:pPr>
+      <w:r>
+        <w:rPr>
+          <w:rFonts w:ascii="Times New Roman" w:hAnsi="Times New Roman" w:cs="Times New Roman"/>
+          <w:sz w:val="24"/>
+          <w:szCs w:val="24"/>
+        </w:rPr>
+        <w:t xml:space="preserve">I implemented dynamic user input handling to allow secure customer registration. The login validation prevents users from submitting empty forms. PHP was used to process form data while MySQL stored the records. In the </w:t>
+      </w:r>
+      <w:proofErr w:type="spellStart"/>
+      <w:r>
+        <w:rPr>
+          <w:rFonts w:ascii="Times New Roman" w:hAnsi="Times New Roman" w:cs="Times New Roman"/>
+          <w:sz w:val="24"/>
+          <w:szCs w:val="24"/>
+        </w:rPr>
+        <w:t>register.php</w:t>
+      </w:r>
+      <w:proofErr w:type="spellEnd"/>
+      <w:r>
+        <w:rPr>
+          <w:rFonts w:ascii="Times New Roman" w:hAnsi="Times New Roman" w:cs="Times New Roman"/>
+          <w:sz w:val="24"/>
+          <w:szCs w:val="24"/>
+        </w:rPr>
+        <w:t xml:space="preserve"> file, passwords are securely hashed using </w:t>
+      </w:r>
+      <w:proofErr w:type="spellStart"/>
+      <w:r>
+        <w:rPr>
+          <w:rFonts w:ascii="Times New Roman" w:hAnsi="Times New Roman" w:cs="Times New Roman"/>
+          <w:sz w:val="24"/>
+          <w:szCs w:val="24"/>
+        </w:rPr>
+        <w:t>password_</w:t>
+      </w:r>
+      <w:proofErr w:type="gramStart"/>
+      <w:r>
+        <w:rPr>
+          <w:rFonts w:ascii="Times New Roman" w:hAnsi="Times New Roman" w:cs="Times New Roman"/>
+          <w:sz w:val="24"/>
+          <w:szCs w:val="24"/>
+        </w:rPr>
+        <w:t>hash</w:t>
+      </w:r>
+      <w:proofErr w:type="spellEnd"/>
+      <w:r>
+        <w:rPr>
+          <w:rFonts w:ascii="Times New Roman" w:hAnsi="Times New Roman" w:cs="Times New Roman"/>
+          <w:sz w:val="24"/>
+          <w:szCs w:val="24"/>
+        </w:rPr>
+        <w:t>(</w:t>
+      </w:r>
+      <w:proofErr w:type="gramEnd"/>
+      <w:r>
+        <w:rPr>
+          <w:rFonts w:ascii="Times New Roman" w:hAnsi="Times New Roman" w:cs="Times New Roman"/>
+          <w:sz w:val="24"/>
+          <w:szCs w:val="24"/>
+        </w:rPr>
+        <w:t>) before being written to the database to ensure baseline security requirements are met.</w:t>
+      </w:r>
+    </w:p>
+    <w:p>
+      <w:pPr>
+        <w:rPr>
+          <w:rFonts w:ascii="Times New Roman" w:hAnsi="Times New Roman" w:cs="Times New Roman"/>
+          <w:sz w:val="24"/>
+          <w:szCs w:val="24"/>
+        </w:rPr>
+      </w:pPr>
+    </w:p>
+    <w:p>
+      <w:pPr>
+        <w:rPr>
+          <w:rFonts w:ascii="Times New Roman" w:hAnsi="Times New Roman" w:cs="Times New Roman"/>
+          <w:sz w:val="24"/>
+          <w:szCs w:val="24"/>
+        </w:rPr>
+      </w:pPr>
+    </w:p>
+    <w:p>
+      <w:pPr>
+        <w:rPr>
+          <w:rFonts w:ascii="Times New Roman" w:hAnsi="Times New Roman" w:cs="Times New Roman"/>
+          <w:sz w:val="24"/>
+          <w:szCs w:val="24"/>
+        </w:rPr>
+      </w:pPr>
+    </w:p>
+    <w:p>
+      <w:pPr>
+        <w:rPr>
+          <w:rFonts w:ascii="Times New Roman" w:hAnsi="Times New Roman" w:cs="Times New Roman"/>
+          <w:sz w:val="24"/>
+          <w:szCs w:val="24"/>
+        </w:rPr>
+      </w:pPr>
+    </w:p>
+    <w:p>
+      <w:pPr>
+        <w:rPr>
+          <w:rFonts w:ascii="Times New Roman" w:hAnsi="Times New Roman" w:cs="Times New Roman"/>
+          <w:sz w:val="24"/>
+          <w:szCs w:val="24"/>
+        </w:rPr>
+      </w:pPr>
+    </w:p>
+    <w:p>
+      <w:pPr>
+        <w:rPr>
+          <w:rFonts w:ascii="Times New Roman" w:hAnsi="Times New Roman" w:cs="Times New Roman"/>
+          <w:sz w:val="24"/>
+          <w:szCs w:val="24"/>
+        </w:rPr>
+      </w:pPr>
+    </w:p>
+    <w:p>
+      <w:pPr>
+        <w:rPr>
+          <w:rFonts w:ascii="Times New Roman" w:hAnsi="Times New Roman" w:cs="Times New Roman"/>
+          <w:sz w:val="24"/>
+          <w:szCs w:val="24"/>
+        </w:rPr>
+      </w:pPr>
+    </w:p>
+    <w:p>
+      <w:pPr>
+        <w:rPr>
+          <w:rFonts w:ascii="Times New Roman" w:hAnsi="Times New Roman" w:cs="Times New Roman"/>
+          <w:sz w:val="24"/>
+          <w:szCs w:val="24"/>
+        </w:rPr>
+      </w:pPr>
+    </w:p>
+    <w:p>
+      <w:pPr>
+        <w:rPr>
+          <w:rFonts w:ascii="Times New Roman" w:hAnsi="Times New Roman" w:cs="Times New Roman"/>
+          <w:sz w:val="24"/>
+          <w:szCs w:val="24"/>
+        </w:rPr>
+      </w:pPr>
+    </w:p>
+    <w:p>
+      <w:pPr>
+        <w:rPr>
+          <w:rFonts w:ascii="Times New Roman" w:hAnsi="Times New Roman" w:cs="Times New Roman"/>
+          <w:sz w:val="24"/>
+          <w:szCs w:val="24"/>
+        </w:rPr>
+      </w:pPr>
+    </w:p>
+    <w:p>
+      <w:pPr>
+        <w:rPr>
+          <w:rFonts w:ascii="Times New Roman" w:hAnsi="Times New Roman" w:cs="Times New Roman"/>
+          <w:sz w:val="24"/>
+          <w:szCs w:val="24"/>
+        </w:rPr>
+      </w:pPr>
+    </w:p>
+    <w:p>
+      <w:pPr>
+        <w:rPr>
+          <w:rFonts w:ascii="Times New Roman" w:hAnsi="Times New Roman" w:cs="Times New Roman"/>
+          <w:sz w:val="24"/>
+          <w:szCs w:val="24"/>
+        </w:rPr>
+      </w:pPr>
+      <w:bookmarkStart w:id="18" w:name="_GoBack"/>
+      <w:bookmarkEnd w:id="18"/>
+    </w:p>
+    <w:p>
+      <w:pPr>
+        <w:pStyle w:val="Heading1"/>
+        <w:rPr>
+          <w:rFonts w:ascii="Times New Roman" w:hAnsi="Times New Roman" w:cs="Times New Roman"/>
+          <w:color w:val="auto"/>
+          <w:sz w:val="24"/>
+          <w:szCs w:val="24"/>
+        </w:rPr>
+      </w:pPr>
+      <w:bookmarkStart w:id="19" w:name="_Toc231448902"/>
       <w:r>
         <w:rPr>
           <w:rFonts w:ascii="Times New Roman" w:hAnsi="Times New Roman" w:cs="Times New Roman"/>
@@ -4493,27 +5092,58 @@
           <w:sz w:val="24"/>
           <w:szCs w:val="24"/>
         </w:rPr>
-        <w:t>:</w:t>
-      </w:r>
-      <w:r>
-        <w:rPr>
-          <w:rFonts w:ascii="Times New Roman" w:hAnsi="Times New Roman" w:cs="Times New Roman"/>
-          <w:color w:val="auto"/>
-          <w:sz w:val="24"/>
-          <w:szCs w:val="24"/>
-        </w:rPr>
-        <w:t xml:space="preserve"> Frontend Interaction and Backend Foundations</w:t>
-      </w:r>
-      <w:bookmarkEnd w:id="12"/>
-    </w:p>
-    <w:p>
-      <w:pPr>
-        <w:rPr>
-          <w:rFonts w:ascii="Times New Roman" w:hAnsi="Times New Roman" w:cs="Times New Roman"/>
-          <w:sz w:val="24"/>
-          <w:szCs w:val="24"/>
-        </w:rPr>
-      </w:pPr>
+        <w:lastRenderedPageBreak/>
+        <w:t>Title:</w:t>
+      </w:r>
+      <w:r>
+        <w:rPr>
+          <w:rFonts w:ascii="Times New Roman" w:hAnsi="Times New Roman" w:cs="Times New Roman"/>
+          <w:color w:val="auto"/>
+          <w:sz w:val="24"/>
+          <w:szCs w:val="24"/>
+        </w:rPr>
+        <w:t xml:space="preserve"> System Authentication and Session Management</w:t>
+      </w:r>
+      <w:bookmarkEnd w:id="19"/>
+      <w:r>
+        <w:rPr>
+          <w:rFonts w:ascii="Times New Roman" w:hAnsi="Times New Roman" w:cs="Times New Roman"/>
+          <w:color w:val="auto"/>
+          <w:sz w:val="24"/>
+          <w:szCs w:val="24"/>
+        </w:rPr>
+        <w:t xml:space="preserve"> </w:t>
+      </w:r>
+    </w:p>
+    <w:p>
+      <w:pPr>
+        <w:rPr>
+          <w:rFonts w:ascii="Times New Roman" w:hAnsi="Times New Roman" w:cs="Times New Roman"/>
+          <w:sz w:val="24"/>
+          <w:szCs w:val="24"/>
+        </w:rPr>
+      </w:pPr>
+    </w:p>
+    <w:p>
+      <w:pPr>
+        <w:rPr>
+          <w:rFonts w:ascii="Times New Roman" w:hAnsi="Times New Roman" w:cs="Times New Roman"/>
+          <w:sz w:val="24"/>
+          <w:szCs w:val="24"/>
+        </w:rPr>
+      </w:pPr>
+      <w:r>
+        <w:rPr>
+          <w:rFonts w:ascii="Times New Roman" w:hAnsi="Times New Roman" w:cs="Times New Roman"/>
+          <w:sz w:val="24"/>
+          <w:szCs w:val="24"/>
+        </w:rPr>
+        <w:pict>
+          <v:shape id="_x0000_i1114" type="#_x0000_t75" style="width:438.75pt;height:246.75pt">
+            <v:imagedata r:id="rId23" o:title="Screenshot (112)"/>
+          </v:shape>
+        </w:pict>
+      </w:r>
     </w:p>
     <w:p>
       <w:pPr>
@@ -4526,7 +5156,7 @@
           <w:szCs w:val="24"/>
         </w:rPr>
       </w:pPr>
-      <w:bookmarkStart w:id="13" w:name="_Toc231449725"/>
+      <w:bookmarkStart w:id="20" w:name="_Toc231448903"/>
       <w:r>
         <w:rPr>
           <w:rStyle w:val="SubtleEmphasis"/>
@@ -4535,7 +5165,7 @@
           <w:sz w:val="24"/>
           <w:szCs w:val="24"/>
         </w:rPr>
-        <w:t xml:space="preserve">Fig 11: JavaScript Form Validation (e.g., preventing empty submissions on </w:t>
+        <w:t>Fig 16: User Registration Flow (</w:t>
       </w:r>
       <w:proofErr w:type="spellStart"/>
       <w:r>
@@ -4546,7 +5176,7 @@
           <w:sz w:val="24"/>
           <w:szCs w:val="24"/>
         </w:rPr>
-        <w:t>ViatuBora</w:t>
+        <w:t>register.php</w:t>
       </w:r>
       <w:proofErr w:type="spellEnd"/>
       <w:r>
@@ -4557,9 +5187,19 @@
           <w:sz w:val="24"/>
           <w:szCs w:val="24"/>
         </w:rPr>
-        <w:t xml:space="preserve"> login)</w:t>
-      </w:r>
-      <w:bookmarkEnd w:id="13"/>
+        <w:t>)</w:t>
+      </w:r>
+      <w:bookmarkEnd w:id="20"/>
+      <w:r>
+        <w:rPr>
+          <w:rStyle w:val="SubtleEmphasis"/>
+          <w:rFonts w:ascii="Times New Roman" w:hAnsi="Times New Roman" w:cs="Times New Roman"/>
+          <w:color w:val="auto"/>
+          <w:sz w:val="24"/>
+          <w:szCs w:val="24"/>
+        </w:rPr>
+        <w:t xml:space="preserve"> </w:t>
+      </w:r>
     </w:p>
     <w:p>
       <w:pPr>
@@ -4570,6 +5210,18 @@
           <w:szCs w:val="24"/>
         </w:rPr>
       </w:pPr>
+      <w:r>
+        <w:rPr>
+          <w:rFonts w:ascii="Times New Roman" w:hAnsi="Times New Roman" w:cs="Times New Roman"/>
+          <w:sz w:val="24"/>
+          <w:szCs w:val="24"/>
+        </w:rPr>
+        <w:pict>
+          <v:shape id="_x0000_i1044" type="#_x0000_t75" style="width:414pt;height:232.5pt">
+            <v:imagedata r:id="rId24" o:title="Screenshot (111)"/>
+          </v:shape>
+        </w:pict>
+      </w:r>
     </w:p>
     <w:p>
       <w:pPr>
@@ -4582,7 +5234,7 @@
           <w:szCs w:val="24"/>
         </w:rPr>
       </w:pPr>
-      <w:bookmarkStart w:id="14" w:name="_Toc231449726"/>
+      <w:bookmarkStart w:id="21" w:name="_Toc231448904"/>
       <w:r>
         <w:rPr>
           <w:rStyle w:val="SubtleEmphasis"/>
@@ -4591,9 +5243,42 @@
           <w:sz w:val="24"/>
           <w:szCs w:val="24"/>
         </w:rPr>
-        <w:t>Fig 12: Password Strength Checker</w:t>
-      </w:r>
-      <w:bookmarkEnd w:id="14"/>
+        <w:lastRenderedPageBreak/>
+        <w:t>Fig 17: Secure Login Script (</w:t>
+      </w:r>
+      <w:proofErr w:type="spellStart"/>
+      <w:r>
+        <w:rPr>
+          <w:rStyle w:val="SubtleEmphasis"/>
+          <w:rFonts w:ascii="Times New Roman" w:hAnsi="Times New Roman" w:cs="Times New Roman"/>
+          <w:color w:val="auto"/>
+          <w:sz w:val="24"/>
+          <w:szCs w:val="24"/>
+        </w:rPr>
+        <w:t>login.php</w:t>
+      </w:r>
+      <w:proofErr w:type="spellEnd"/>
+      <w:r>
+        <w:rPr>
+          <w:rStyle w:val="SubtleEmphasis"/>
+          <w:rFonts w:ascii="Times New Roman" w:hAnsi="Times New Roman" w:cs="Times New Roman"/>
+          <w:color w:val="auto"/>
+          <w:sz w:val="24"/>
+          <w:szCs w:val="24"/>
+        </w:rPr>
+        <w:t>)</w:t>
+      </w:r>
+      <w:bookmarkEnd w:id="21"/>
+      <w:r>
+        <w:rPr>
+          <w:rStyle w:val="SubtleEmphasis"/>
+          <w:rFonts w:ascii="Times New Roman" w:hAnsi="Times New Roman" w:cs="Times New Roman"/>
+          <w:color w:val="auto"/>
+          <w:sz w:val="24"/>
+          <w:szCs w:val="24"/>
+        </w:rPr>
+        <w:t xml:space="preserve"> </w:t>
+      </w:r>
     </w:p>
     <w:p>
       <w:pPr>
@@ -4604,6 +5289,52 @@
           <w:szCs w:val="24"/>
         </w:rPr>
       </w:pPr>
+      <w:r>
+        <w:rPr>
+          <w:rFonts w:ascii="Times New Roman" w:hAnsi="Times New Roman" w:cs="Times New Roman"/>
+          <w:sz w:val="24"/>
+          <w:szCs w:val="24"/>
+        </w:rPr>
+        <w:pict>
+          <v:shape id="_x0000_i1045" type="#_x0000_t75" style="width:433.5pt;height:243.75pt">
+            <v:imagedata r:id="rId25" o:title="Screenshot (110)"/>
+          </v:shape>
+        </w:pict>
+      </w:r>
+    </w:p>
+    <w:p>
+      <w:pPr>
+        <w:pStyle w:val="Heading2"/>
+        <w:rPr>
+          <w:rStyle w:val="SubtleEmphasis"/>
+          <w:rFonts w:ascii="Times New Roman" w:hAnsi="Times New Roman" w:cs="Times New Roman"/>
+          <w:color w:val="auto"/>
+          <w:sz w:val="24"/>
+          <w:szCs w:val="24"/>
+        </w:rPr>
+      </w:pPr>
+      <w:bookmarkStart w:id="22" w:name="_Toc231448905"/>
+      <w:r>
+        <w:rPr>
+          <w:rStyle w:val="SubtleEmphasis"/>
+          <w:rFonts w:ascii="Times New Roman" w:hAnsi="Times New Roman" w:cs="Times New Roman"/>
+          <w:color w:val="auto"/>
+          <w:sz w:val="24"/>
+          <w:szCs w:val="24"/>
+        </w:rPr>
+        <w:t>Fig 18: Role-Based Redirection (Admin vs. Customer)</w:t>
+      </w:r>
+      <w:bookmarkEnd w:id="22"/>
+      <w:r>
+        <w:rPr>
+          <w:rStyle w:val="SubtleEmphasis"/>
+          <w:rFonts w:ascii="Times New Roman" w:hAnsi="Times New Roman" w:cs="Times New Roman"/>
+          <w:color w:val="auto"/>
+          <w:sz w:val="24"/>
+          <w:szCs w:val="24"/>
+        </w:rPr>
+        <w:t xml:space="preserve"> </w:t>
+      </w:r>
     </w:p>
     <w:p>
       <w:pPr>
@@ -4614,16 +5345,18 @@
           <w:szCs w:val="24"/>
         </w:rPr>
       </w:pPr>
-    </w:p>
-    <w:p>
-      <w:pPr>
-        <w:ind w:left="360"/>
-        <w:rPr>
-          <w:rFonts w:ascii="Times New Roman" w:hAnsi="Times New Roman" w:cs="Times New Roman"/>
-          <w:sz w:val="24"/>
-          <w:szCs w:val="24"/>
-        </w:rPr>
-      </w:pPr>
+      <w:r>
+        <w:rPr>
+          <w:rFonts w:ascii="Times New Roman" w:hAnsi="Times New Roman" w:cs="Times New Roman"/>
+          <w:sz w:val="24"/>
+          <w:szCs w:val="24"/>
+        </w:rPr>
+        <w:pict>
+          <v:shape id="_x0000_i1046" type="#_x0000_t75" style="width:420pt;height:236.25pt">
+            <v:imagedata r:id="rId26" o:title="Screenshot (115)"/>
+          </v:shape>
+        </w:pict>
+      </w:r>
     </w:p>
     <w:p>
       <w:pPr>
@@ -4636,7 +5369,7 @@
           <w:szCs w:val="24"/>
         </w:rPr>
       </w:pPr>
-      <w:bookmarkStart w:id="15" w:name="_Toc231449727"/>
+      <w:bookmarkStart w:id="23" w:name="_Toc231448906"/>
       <w:r>
         <w:rPr>
           <w:rStyle w:val="SubtleEmphasis"/>
@@ -4645,530 +5378,9 @@
           <w:sz w:val="24"/>
           <w:szCs w:val="24"/>
         </w:rPr>
-        <w:t>Fig 13: PHP Syntax Practice</w:t>
-      </w:r>
-      <w:bookmarkEnd w:id="15"/>
-    </w:p>
-    <w:p>
-      <w:pPr>
-        <w:ind w:left="360"/>
-        <w:rPr>
-          <w:rFonts w:ascii="Times New Roman" w:hAnsi="Times New Roman" w:cs="Times New Roman"/>
-          <w:sz w:val="24"/>
-          <w:szCs w:val="24"/>
-        </w:rPr>
-      </w:pPr>
-    </w:p>
-    <w:p>
-      <w:pPr>
-        <w:pStyle w:val="Heading2"/>
-        <w:rPr>
-          <w:rStyle w:val="SubtleEmphasis"/>
-          <w:rFonts w:ascii="Times New Roman" w:hAnsi="Times New Roman" w:cs="Times New Roman"/>
-          <w:color w:val="auto"/>
-          <w:sz w:val="24"/>
-          <w:szCs w:val="24"/>
-        </w:rPr>
-      </w:pPr>
-      <w:bookmarkStart w:id="16" w:name="_Toc231449728"/>
-      <w:r>
-        <w:rPr>
-          <w:rStyle w:val="SubtleEmphasis"/>
-          <w:rFonts w:ascii="Times New Roman" w:hAnsi="Times New Roman" w:cs="Times New Roman"/>
-          <w:color w:val="auto"/>
-          <w:sz w:val="24"/>
-          <w:szCs w:val="24"/>
-        </w:rPr>
-        <w:lastRenderedPageBreak/>
-        <w:t>Fig 14: Database Connection Script</w:t>
-      </w:r>
-      <w:bookmarkEnd w:id="16"/>
-    </w:p>
-    <w:p>
-      <w:pPr>
-        <w:ind w:left="360"/>
-        <w:rPr>
-          <w:rFonts w:ascii="Times New Roman" w:hAnsi="Times New Roman" w:cs="Times New Roman"/>
-          <w:sz w:val="24"/>
-          <w:szCs w:val="24"/>
-        </w:rPr>
-      </w:pPr>
-    </w:p>
-    <w:p>
-      <w:pPr>
-        <w:pStyle w:val="Heading2"/>
-        <w:rPr>
-          <w:rStyle w:val="SubtleEmphasis"/>
-          <w:rFonts w:ascii="Times New Roman" w:hAnsi="Times New Roman" w:cs="Times New Roman"/>
-          <w:color w:val="auto"/>
-          <w:sz w:val="24"/>
-          <w:szCs w:val="24"/>
-        </w:rPr>
-      </w:pPr>
-      <w:bookmarkStart w:id="17" w:name="_Toc231449729"/>
-      <w:r>
-        <w:rPr>
-          <w:rStyle w:val="SubtleEmphasis"/>
-          <w:rFonts w:ascii="Times New Roman" w:hAnsi="Times New Roman" w:cs="Times New Roman"/>
-          <w:color w:val="auto"/>
-          <w:sz w:val="24"/>
-          <w:szCs w:val="24"/>
-        </w:rPr>
-        <w:t>Fig 15: Dynamic User Input Handling</w:t>
-      </w:r>
-      <w:bookmarkEnd w:id="17"/>
-      <w:r>
-        <w:rPr>
-          <w:rStyle w:val="SubtleEmphasis"/>
-          <w:rFonts w:ascii="Times New Roman" w:hAnsi="Times New Roman" w:cs="Times New Roman"/>
-          <w:color w:val="auto"/>
-          <w:sz w:val="24"/>
-          <w:szCs w:val="24"/>
-        </w:rPr>
-        <w:t xml:space="preserve"> </w:t>
-      </w:r>
-    </w:p>
-    <w:p>
-      <w:pPr>
-        <w:rPr>
-          <w:rFonts w:ascii="Times New Roman" w:hAnsi="Times New Roman" w:cs="Times New Roman"/>
-          <w:sz w:val="24"/>
-          <w:szCs w:val="24"/>
-        </w:rPr>
-      </w:pPr>
-      <w:r>
-        <w:rPr>
-          <w:rFonts w:ascii="Times New Roman" w:hAnsi="Times New Roman" w:cs="Times New Roman"/>
-          <w:sz w:val="24"/>
-          <w:szCs w:val="24"/>
-        </w:rPr>
-        <w:t xml:space="preserve">I implemented dynamic user input handling to allow secure customer registration. The login validation prevents users from submitting empty forms. PHP was used to process form data while MySQL stored the records. In the </w:t>
-      </w:r>
-      <w:proofErr w:type="spellStart"/>
-      <w:r>
-        <w:rPr>
-          <w:rFonts w:ascii="Times New Roman" w:hAnsi="Times New Roman" w:cs="Times New Roman"/>
-          <w:sz w:val="24"/>
-          <w:szCs w:val="24"/>
-        </w:rPr>
-        <w:t>register.php</w:t>
-      </w:r>
-      <w:proofErr w:type="spellEnd"/>
-      <w:r>
-        <w:rPr>
-          <w:rFonts w:ascii="Times New Roman" w:hAnsi="Times New Roman" w:cs="Times New Roman"/>
-          <w:sz w:val="24"/>
-          <w:szCs w:val="24"/>
-        </w:rPr>
-        <w:t xml:space="preserve"> file, passwords are securely hashed using </w:t>
-      </w:r>
-      <w:proofErr w:type="spellStart"/>
-      <w:r>
-        <w:rPr>
-          <w:rFonts w:ascii="Times New Roman" w:hAnsi="Times New Roman" w:cs="Times New Roman"/>
-          <w:sz w:val="24"/>
-          <w:szCs w:val="24"/>
-        </w:rPr>
-        <w:t>password_</w:t>
-      </w:r>
-      <w:proofErr w:type="gramStart"/>
-      <w:r>
-        <w:rPr>
-          <w:rFonts w:ascii="Times New Roman" w:hAnsi="Times New Roman" w:cs="Times New Roman"/>
-          <w:sz w:val="24"/>
-          <w:szCs w:val="24"/>
-        </w:rPr>
-        <w:t>hash</w:t>
-      </w:r>
-      <w:proofErr w:type="spellEnd"/>
-      <w:r>
-        <w:rPr>
-          <w:rFonts w:ascii="Times New Roman" w:hAnsi="Times New Roman" w:cs="Times New Roman"/>
-          <w:sz w:val="24"/>
-          <w:szCs w:val="24"/>
-        </w:rPr>
-        <w:t>(</w:t>
-      </w:r>
-      <w:proofErr w:type="gramEnd"/>
-      <w:r>
-        <w:rPr>
-          <w:rFonts w:ascii="Times New Roman" w:hAnsi="Times New Roman" w:cs="Times New Roman"/>
-          <w:sz w:val="24"/>
-          <w:szCs w:val="24"/>
-        </w:rPr>
-        <w:t>) before being written to the database to ensure baseline security requirements are met.</w:t>
-      </w:r>
-    </w:p>
-    <w:p>
-      <w:pPr>
-        <w:rPr>
-          <w:rFonts w:ascii="Times New Roman" w:hAnsi="Times New Roman" w:cs="Times New Roman"/>
-          <w:sz w:val="24"/>
-          <w:szCs w:val="24"/>
-        </w:rPr>
-      </w:pPr>
-    </w:p>
-    <w:p>
-      <w:pPr>
-        <w:rPr>
-          <w:rFonts w:ascii="Times New Roman" w:hAnsi="Times New Roman" w:cs="Times New Roman"/>
-          <w:sz w:val="24"/>
-          <w:szCs w:val="24"/>
-        </w:rPr>
-      </w:pPr>
-    </w:p>
-    <w:p>
-      <w:pPr>
-        <w:rPr>
-          <w:rFonts w:ascii="Times New Roman" w:hAnsi="Times New Roman" w:cs="Times New Roman"/>
-          <w:sz w:val="24"/>
-          <w:szCs w:val="24"/>
-        </w:rPr>
-      </w:pPr>
-    </w:p>
-    <w:p>
-      <w:pPr>
-        <w:rPr>
-          <w:rFonts w:ascii="Times New Roman" w:hAnsi="Times New Roman" w:cs="Times New Roman"/>
-          <w:sz w:val="24"/>
-          <w:szCs w:val="24"/>
-        </w:rPr>
-      </w:pPr>
-    </w:p>
-    <w:p>
-      <w:pPr>
-        <w:rPr>
-          <w:rFonts w:ascii="Times New Roman" w:hAnsi="Times New Roman" w:cs="Times New Roman"/>
-          <w:sz w:val="24"/>
-          <w:szCs w:val="24"/>
-        </w:rPr>
-      </w:pPr>
-    </w:p>
-    <w:p>
-      <w:pPr>
-        <w:rPr>
-          <w:rFonts w:ascii="Times New Roman" w:hAnsi="Times New Roman" w:cs="Times New Roman"/>
-          <w:sz w:val="24"/>
-          <w:szCs w:val="24"/>
-        </w:rPr>
-      </w:pPr>
-    </w:p>
-    <w:p>
-      <w:pPr>
-        <w:rPr>
-          <w:rFonts w:ascii="Times New Roman" w:hAnsi="Times New Roman" w:cs="Times New Roman"/>
-          <w:sz w:val="24"/>
-          <w:szCs w:val="24"/>
-        </w:rPr>
-      </w:pPr>
-    </w:p>
-    <w:p>
-      <w:pPr>
-        <w:rPr>
-          <w:rFonts w:ascii="Times New Roman" w:hAnsi="Times New Roman" w:cs="Times New Roman"/>
-          <w:sz w:val="24"/>
-          <w:szCs w:val="24"/>
-        </w:rPr>
-      </w:pPr>
-    </w:p>
-    <w:p>
-      <w:pPr>
-        <w:rPr>
-          <w:rFonts w:ascii="Times New Roman" w:hAnsi="Times New Roman" w:cs="Times New Roman"/>
-          <w:sz w:val="24"/>
-          <w:szCs w:val="24"/>
-        </w:rPr>
-      </w:pPr>
-    </w:p>
-    <w:p>
-      <w:pPr>
-        <w:rPr>
-          <w:rFonts w:ascii="Times New Roman" w:hAnsi="Times New Roman" w:cs="Times New Roman"/>
-          <w:sz w:val="24"/>
-          <w:szCs w:val="24"/>
-        </w:rPr>
-      </w:pPr>
-    </w:p>
-    <w:p>
-      <w:pPr>
-        <w:rPr>
-          <w:rFonts w:ascii="Times New Roman" w:hAnsi="Times New Roman" w:cs="Times New Roman"/>
-          <w:sz w:val="24"/>
-          <w:szCs w:val="24"/>
-        </w:rPr>
-      </w:pPr>
-    </w:p>
-    <w:p>
-      <w:pPr>
-        <w:rPr>
-          <w:rFonts w:ascii="Times New Roman" w:hAnsi="Times New Roman" w:cs="Times New Roman"/>
-          <w:sz w:val="24"/>
-          <w:szCs w:val="24"/>
-        </w:rPr>
-      </w:pPr>
-    </w:p>
-    <w:p>
-      <w:pPr>
-        <w:pStyle w:val="Heading1"/>
-        <w:jc w:val="center"/>
-        <w:rPr>
-          <w:rFonts w:ascii="Times New Roman" w:hAnsi="Times New Roman" w:cs="Times New Roman"/>
-          <w:color w:val="auto"/>
-          <w:sz w:val="24"/>
-          <w:szCs w:val="24"/>
-        </w:rPr>
-      </w:pPr>
-      <w:bookmarkStart w:id="18" w:name="_Toc231449730"/>
-      <w:r>
-        <w:rPr>
-          <w:rFonts w:ascii="Times New Roman" w:hAnsi="Times New Roman" w:cs="Times New Roman"/>
-          <w:b/>
-          <w:bCs/>
-          <w:color w:val="auto"/>
-          <w:sz w:val="24"/>
-          <w:szCs w:val="24"/>
-        </w:rPr>
-        <w:t>WEEK4</w:t>
-      </w:r>
-      <w:r>
-        <w:rPr>
-          <w:rFonts w:ascii="Times New Roman" w:hAnsi="Times New Roman" w:cs="Times New Roman"/>
-          <w:b/>
-          <w:bCs/>
-          <w:color w:val="auto"/>
-          <w:sz w:val="24"/>
-          <w:szCs w:val="24"/>
-        </w:rPr>
-        <w:t>:</w:t>
-      </w:r>
-      <w:r>
-        <w:rPr>
-          <w:rFonts w:ascii="Times New Roman" w:hAnsi="Times New Roman" w:cs="Times New Roman"/>
-          <w:color w:val="auto"/>
-          <w:sz w:val="24"/>
-          <w:szCs w:val="24"/>
-        </w:rPr>
-        <w:t xml:space="preserve"> System Authentication and Session Management</w:t>
-      </w:r>
-      <w:bookmarkEnd w:id="18"/>
-    </w:p>
-    <w:p>
-      <w:pPr>
-        <w:rPr>
-          <w:rFonts w:ascii="Times New Roman" w:hAnsi="Times New Roman" w:cs="Times New Roman"/>
-          <w:sz w:val="24"/>
-          <w:szCs w:val="24"/>
-        </w:rPr>
-      </w:pPr>
-    </w:p>
-    <w:p>
-      <w:pPr>
-        <w:rPr>
-          <w:rFonts w:ascii="Times New Roman" w:hAnsi="Times New Roman" w:cs="Times New Roman"/>
-          <w:sz w:val="24"/>
-          <w:szCs w:val="24"/>
-        </w:rPr>
-      </w:pPr>
-    </w:p>
-    <w:p>
-      <w:pPr>
-        <w:pStyle w:val="Heading2"/>
-        <w:rPr>
-          <w:rStyle w:val="SubtleEmphasis"/>
-          <w:rFonts w:ascii="Times New Roman" w:hAnsi="Times New Roman" w:cs="Times New Roman"/>
-          <w:color w:val="auto"/>
-          <w:sz w:val="24"/>
-          <w:szCs w:val="24"/>
-        </w:rPr>
-      </w:pPr>
-      <w:bookmarkStart w:id="19" w:name="_Toc231449731"/>
-      <w:r>
-        <w:rPr>
-          <w:rStyle w:val="SubtleEmphasis"/>
-          <w:rFonts w:ascii="Times New Roman" w:hAnsi="Times New Roman" w:cs="Times New Roman"/>
-          <w:color w:val="auto"/>
-          <w:sz w:val="24"/>
-          <w:szCs w:val="24"/>
-        </w:rPr>
-        <w:t>Fig 16: User Registration Flow (</w:t>
-      </w:r>
-      <w:proofErr w:type="spellStart"/>
-      <w:r>
-        <w:rPr>
-          <w:rStyle w:val="SubtleEmphasis"/>
-          <w:rFonts w:ascii="Times New Roman" w:hAnsi="Times New Roman" w:cs="Times New Roman"/>
-          <w:color w:val="auto"/>
-          <w:sz w:val="24"/>
-          <w:szCs w:val="24"/>
-        </w:rPr>
-        <w:t>register.php</w:t>
-      </w:r>
-      <w:proofErr w:type="spellEnd"/>
-      <w:r>
-        <w:rPr>
-          <w:rStyle w:val="SubtleEmphasis"/>
-          <w:rFonts w:ascii="Times New Roman" w:hAnsi="Times New Roman" w:cs="Times New Roman"/>
-          <w:color w:val="auto"/>
-          <w:sz w:val="24"/>
-          <w:szCs w:val="24"/>
-        </w:rPr>
-        <w:t>)</w:t>
-      </w:r>
-      <w:bookmarkEnd w:id="19"/>
-      <w:r>
-        <w:rPr>
-          <w:rStyle w:val="SubtleEmphasis"/>
-          <w:rFonts w:ascii="Times New Roman" w:hAnsi="Times New Roman" w:cs="Times New Roman"/>
-          <w:color w:val="auto"/>
-          <w:sz w:val="24"/>
-          <w:szCs w:val="24"/>
-        </w:rPr>
-        <w:t xml:space="preserve"> </w:t>
-      </w:r>
-    </w:p>
-    <w:p>
-      <w:pPr>
-        <w:ind w:left="360"/>
-        <w:rPr>
-          <w:rFonts w:ascii="Times New Roman" w:hAnsi="Times New Roman" w:cs="Times New Roman"/>
-          <w:sz w:val="24"/>
-          <w:szCs w:val="24"/>
-        </w:rPr>
-      </w:pPr>
-    </w:p>
-    <w:p>
-      <w:pPr>
-        <w:pStyle w:val="Heading2"/>
-        <w:rPr>
-          <w:rStyle w:val="SubtleEmphasis"/>
-          <w:rFonts w:ascii="Times New Roman" w:hAnsi="Times New Roman" w:cs="Times New Roman"/>
-          <w:color w:val="auto"/>
-          <w:sz w:val="24"/>
-          <w:szCs w:val="24"/>
-        </w:rPr>
-      </w:pPr>
-      <w:bookmarkStart w:id="20" w:name="_Toc231449732"/>
-      <w:r>
-        <w:rPr>
-          <w:rStyle w:val="SubtleEmphasis"/>
-          <w:rFonts w:ascii="Times New Roman" w:hAnsi="Times New Roman" w:cs="Times New Roman"/>
-          <w:color w:val="auto"/>
-          <w:sz w:val="24"/>
-          <w:szCs w:val="24"/>
-        </w:rPr>
-        <w:t>Fig 17: Secure Login Script (</w:t>
-      </w:r>
-      <w:proofErr w:type="spellStart"/>
-      <w:r>
-        <w:rPr>
-          <w:rStyle w:val="SubtleEmphasis"/>
-          <w:rFonts w:ascii="Times New Roman" w:hAnsi="Times New Roman" w:cs="Times New Roman"/>
-          <w:color w:val="auto"/>
-          <w:sz w:val="24"/>
-          <w:szCs w:val="24"/>
-        </w:rPr>
-        <w:t>login.php</w:t>
-      </w:r>
-      <w:proofErr w:type="spellEnd"/>
-      <w:r>
-        <w:rPr>
-          <w:rStyle w:val="SubtleEmphasis"/>
-          <w:rFonts w:ascii="Times New Roman" w:hAnsi="Times New Roman" w:cs="Times New Roman"/>
-          <w:color w:val="auto"/>
-          <w:sz w:val="24"/>
-          <w:szCs w:val="24"/>
-        </w:rPr>
-        <w:t>)</w:t>
-      </w:r>
-      <w:bookmarkEnd w:id="20"/>
-      <w:r>
-        <w:rPr>
-          <w:rStyle w:val="SubtleEmphasis"/>
-          <w:rFonts w:ascii="Times New Roman" w:hAnsi="Times New Roman" w:cs="Times New Roman"/>
-          <w:color w:val="auto"/>
-          <w:sz w:val="24"/>
-          <w:szCs w:val="24"/>
-        </w:rPr>
-        <w:t xml:space="preserve"> </w:t>
-      </w:r>
-    </w:p>
-    <w:p>
-      <w:pPr>
-        <w:ind w:left="360"/>
-        <w:rPr>
-          <w:rFonts w:ascii="Times New Roman" w:hAnsi="Times New Roman" w:cs="Times New Roman"/>
-          <w:sz w:val="24"/>
-          <w:szCs w:val="24"/>
-        </w:rPr>
-      </w:pPr>
-    </w:p>
-    <w:p>
-      <w:pPr>
-        <w:pStyle w:val="Heading2"/>
-        <w:rPr>
-          <w:rStyle w:val="SubtleEmphasis"/>
-          <w:rFonts w:ascii="Times New Roman" w:hAnsi="Times New Roman" w:cs="Times New Roman"/>
-          <w:color w:val="auto"/>
-          <w:sz w:val="24"/>
-          <w:szCs w:val="24"/>
-        </w:rPr>
-      </w:pPr>
-      <w:bookmarkStart w:id="21" w:name="_Toc231449733"/>
-      <w:r>
-        <w:rPr>
-          <w:rStyle w:val="SubtleEmphasis"/>
-          <w:rFonts w:ascii="Times New Roman" w:hAnsi="Times New Roman" w:cs="Times New Roman"/>
-          <w:color w:val="auto"/>
-          <w:sz w:val="24"/>
-          <w:szCs w:val="24"/>
-        </w:rPr>
-        <w:t>Fig 18: Role-Based Redirection (Admin vs. Customer)</w:t>
-      </w:r>
-      <w:bookmarkEnd w:id="21"/>
-      <w:r>
-        <w:rPr>
-          <w:rStyle w:val="SubtleEmphasis"/>
-          <w:rFonts w:ascii="Times New Roman" w:hAnsi="Times New Roman" w:cs="Times New Roman"/>
-          <w:color w:val="auto"/>
-          <w:sz w:val="24"/>
-          <w:szCs w:val="24"/>
-        </w:rPr>
-        <w:t xml:space="preserve"> </w:t>
-      </w:r>
-    </w:p>
-    <w:p>
-      <w:pPr>
-        <w:ind w:left="360"/>
-        <w:rPr>
-          <w:rFonts w:ascii="Times New Roman" w:hAnsi="Times New Roman" w:cs="Times New Roman"/>
-          <w:sz w:val="24"/>
-          <w:szCs w:val="24"/>
-        </w:rPr>
-      </w:pPr>
-    </w:p>
-    <w:p>
-      <w:pPr>
-        <w:pStyle w:val="Heading2"/>
-        <w:rPr>
-          <w:rStyle w:val="SubtleEmphasis"/>
-          <w:rFonts w:ascii="Times New Roman" w:hAnsi="Times New Roman" w:cs="Times New Roman"/>
-          <w:color w:val="auto"/>
-          <w:sz w:val="24"/>
-          <w:szCs w:val="24"/>
-        </w:rPr>
-      </w:pPr>
-      <w:bookmarkStart w:id="22" w:name="_Toc231449734"/>
-      <w:r>
-        <w:rPr>
-          <w:rStyle w:val="SubtleEmphasis"/>
-          <w:rFonts w:ascii="Times New Roman" w:hAnsi="Times New Roman" w:cs="Times New Roman"/>
-          <w:color w:val="auto"/>
-          <w:sz w:val="24"/>
-          <w:szCs w:val="24"/>
-        </w:rPr>
         <w:t>Fig 19: Session Initialization and Management</w:t>
       </w:r>
-      <w:bookmarkEnd w:id="22"/>
+      <w:bookmarkEnd w:id="23"/>
       <w:r>
         <w:rPr>
           <w:rStyle w:val="SubtleEmphasis"/>
@@ -5209,7 +5421,6 @@
           <w:sz w:val="24"/>
           <w:szCs w:val="24"/>
         </w:rPr>
-        <w:lastRenderedPageBreak/>
         <w:t xml:space="preserve">I developed a basic login system with PHP that connects to a database. I implemented secure session management to track authenticated users. As seen in </w:t>
       </w:r>
       <w:proofErr w:type="spellStart"/>
@@ -5270,15 +5481,14 @@
     <w:p>
       <w:pPr>
         <w:pStyle w:val="Heading1"/>
-        <w:jc w:val="center"/>
-        <w:rPr>
-          <w:rFonts w:ascii="Times New Roman" w:hAnsi="Times New Roman" w:cs="Times New Roman"/>
-          <w:color w:val="auto"/>
-          <w:sz w:val="24"/>
-          <w:szCs w:val="24"/>
-        </w:rPr>
-      </w:pPr>
-      <w:bookmarkStart w:id="23" w:name="_Toc231449735"/>
+        <w:rPr>
+          <w:rFonts w:ascii="Times New Roman" w:hAnsi="Times New Roman" w:cs="Times New Roman"/>
+          <w:color w:val="auto"/>
+          <w:sz w:val="24"/>
+          <w:szCs w:val="24"/>
+        </w:rPr>
+      </w:pPr>
+      <w:bookmarkStart w:id="24" w:name="_Toc231448907"/>
       <w:r>
         <w:rPr>
           <w:rFonts w:ascii="Times New Roman" w:hAnsi="Times New Roman" w:cs="Times New Roman"/>
@@ -5288,18 +5498,8 @@
           <w:sz w:val="24"/>
           <w:szCs w:val="24"/>
         </w:rPr>
-        <w:t>WEEK5</w:t>
-      </w:r>
-      <w:r>
-        <w:rPr>
-          <w:rFonts w:ascii="Times New Roman" w:hAnsi="Times New Roman" w:cs="Times New Roman"/>
-          <w:b/>
-          <w:bCs/>
-          <w:color w:val="auto"/>
-          <w:sz w:val="24"/>
-          <w:szCs w:val="24"/>
-        </w:rPr>
-        <w:t>:</w:t>
+        <w:lastRenderedPageBreak/>
+        <w:t>Title:</w:t>
       </w:r>
       <w:r>
         <w:rPr>
@@ -5310,7 +5510,16 @@
         </w:rPr>
         <w:t xml:space="preserve"> Designing the Product Catalog Database</w:t>
       </w:r>
-      <w:bookmarkEnd w:id="23"/>
+      <w:bookmarkEnd w:id="24"/>
+      <w:r>
+        <w:rPr>
+          <w:rFonts w:ascii="Times New Roman" w:hAnsi="Times New Roman" w:cs="Times New Roman"/>
+          <w:color w:val="auto"/>
+          <w:sz w:val="24"/>
+          <w:szCs w:val="24"/>
+        </w:rPr>
+        <w:t xml:space="preserve"> </w:t>
+      </w:r>
     </w:p>
     <w:p>
       <w:pPr>
@@ -5323,6 +5532,18 @@
           <w:szCs w:val="24"/>
         </w:rPr>
       </w:pPr>
+      <w:r>
+        <w:rPr>
+          <w:rFonts w:ascii="Times New Roman" w:hAnsi="Times New Roman" w:cs="Times New Roman"/>
+          <w:sz w:val="24"/>
+          <w:szCs w:val="24"/>
+        </w:rPr>
+        <w:pict>
+          <v:shape id="_x0000_i1159" type="#_x0000_t75" style="width:439.5pt;height:250.5pt">
+            <v:imagedata r:id="rId27" o:title="Screenshot (129)"/>
+          </v:shape>
+        </w:pict>
+      </w:r>
     </w:p>
     <w:p>
       <w:pPr>
@@ -5335,7 +5556,7 @@
           <w:szCs w:val="24"/>
         </w:rPr>
       </w:pPr>
-      <w:bookmarkStart w:id="24" w:name="_Toc231449736"/>
+      <w:bookmarkStart w:id="25" w:name="_Toc231448908"/>
       <w:r>
         <w:rPr>
           <w:rStyle w:val="SubtleEmphasis"/>
@@ -5357,7 +5578,7 @@
         </w:rPr>
         <w:t>phpMyAdmin</w:t>
       </w:r>
-      <w:bookmarkEnd w:id="24"/>
+      <w:bookmarkEnd w:id="25"/>
       <w:proofErr w:type="spellEnd"/>
       <w:r>
         <w:rPr>
@@ -5382,6 +5603,18 @@
           <w:szCs w:val="24"/>
         </w:rPr>
       </w:pPr>
+      <w:r>
+        <w:rPr>
+          <w:rFonts w:ascii="Times New Roman" w:hAnsi="Times New Roman" w:cs="Times New Roman"/>
+          <w:sz w:val="24"/>
+          <w:szCs w:val="24"/>
+        </w:rPr>
+        <w:pict>
+          <v:shape id="_x0000_i1048" type="#_x0000_t75" style="width:431.25pt;height:242.25pt">
+            <v:imagedata r:id="rId28" o:title="Screenshot (117)"/>
+          </v:shape>
+        </w:pict>
+      </w:r>
     </w:p>
     <w:p>
       <w:pPr>
@@ -5394,7 +5627,7 @@
           <w:szCs w:val="24"/>
         </w:rPr>
       </w:pPr>
-      <w:bookmarkStart w:id="25" w:name="_Toc231449737"/>
+      <w:bookmarkStart w:id="26" w:name="_Toc231448909"/>
       <w:r>
         <w:rPr>
           <w:rStyle w:val="SubtleEmphasis"/>
@@ -5403,6 +5636,7 @@
           <w:sz w:val="24"/>
           <w:szCs w:val="24"/>
         </w:rPr>
+        <w:lastRenderedPageBreak/>
         <w:t>Fig 21: Add Product Form (add-</w:t>
       </w:r>
       <w:proofErr w:type="spellStart"/>
@@ -5427,7 +5661,7 @@
         </w:rPr>
         <w:t>)</w:t>
       </w:r>
-      <w:bookmarkEnd w:id="25"/>
+      <w:bookmarkEnd w:id="26"/>
       <w:r>
         <w:rPr>
           <w:rStyle w:val="SubtleEmphasis"/>
@@ -5451,6 +5685,18 @@
           <w:szCs w:val="24"/>
         </w:rPr>
       </w:pPr>
+      <w:r>
+        <w:rPr>
+          <w:rFonts w:ascii="Times New Roman" w:hAnsi="Times New Roman" w:cs="Times New Roman"/>
+          <w:sz w:val="24"/>
+          <w:szCs w:val="24"/>
+        </w:rPr>
+        <w:pict>
+          <v:shape id="_x0000_i1047" type="#_x0000_t75" style="width:436.5pt;height:247.5pt">
+            <v:imagedata r:id="rId29" o:title="Screenshot (116)"/>
+          </v:shape>
+        </w:pict>
+      </w:r>
     </w:p>
     <w:p>
       <w:pPr>
@@ -5463,7 +5709,7 @@
           <w:szCs w:val="24"/>
         </w:rPr>
       </w:pPr>
-      <w:bookmarkStart w:id="26" w:name="_Toc231449738"/>
+      <w:bookmarkStart w:id="27" w:name="_Toc231448910"/>
       <w:r>
         <w:rPr>
           <w:rStyle w:val="SubtleEmphasis"/>
@@ -5496,7 +5742,7 @@
         </w:rPr>
         <w:t>)</w:t>
       </w:r>
-      <w:bookmarkEnd w:id="26"/>
+      <w:bookmarkEnd w:id="27"/>
       <w:r>
         <w:rPr>
           <w:rStyle w:val="SubtleEmphasis"/>
@@ -5520,6 +5766,18 @@
           <w:szCs w:val="24"/>
         </w:rPr>
       </w:pPr>
+      <w:r>
+        <w:rPr>
+          <w:rFonts w:ascii="Times New Roman" w:hAnsi="Times New Roman" w:cs="Times New Roman"/>
+          <w:sz w:val="24"/>
+          <w:szCs w:val="24"/>
+        </w:rPr>
+        <w:pict>
+          <v:shape id="_x0000_i1049" type="#_x0000_t75" style="width:425.25pt;height:238.5pt">
+            <v:imagedata r:id="rId30" o:title="Screenshot (118)"/>
+          </v:shape>
+        </w:pict>
+      </w:r>
     </w:p>
     <w:p>
       <w:pPr>
@@ -5533,7 +5791,7 @@
           <w:szCs w:val="24"/>
         </w:rPr>
       </w:pPr>
-      <w:bookmarkStart w:id="27" w:name="_Toc231449739"/>
+      <w:bookmarkStart w:id="28" w:name="_Toc231448911"/>
       <w:r>
         <w:rPr>
           <w:rStyle w:val="SubtleEmphasis"/>
@@ -5566,7 +5824,7 @@
         </w:rPr>
         <w:t>)</w:t>
       </w:r>
-      <w:bookmarkEnd w:id="27"/>
+      <w:bookmarkEnd w:id="28"/>
       <w:r>
         <w:rPr>
           <w:rStyle w:val="SubtleEmphasis"/>
@@ -5668,116 +5926,11 @@
     <w:sectPr>
       <w:pgSz w:w="12240" w:h="15840"/>
       <w:pgMar w:top="1440" w:right="1440" w:bottom="1440" w:left="1440" w:header="720" w:footer="720" w:gutter="0"/>
-      <w:pgNumType w:start="1"/>
       <w:cols w:space="720"/>
       <w:docGrid w:linePitch="360"/>
     </w:sectPr>
   </w:body>
 </w:document>
-</file>
-
-<file path=word/endnotes.xml><?xml version="1.0" encoding="utf-8"?>
-<w:endnotes xmlns:wpc="http://schemas.microsoft.com/office/word/2010/wordprocessingCanvas" xmlns:cx="http://schemas.microsoft.com/office/drawing/2014/chartex" xmlns:mc="http://schemas.openxmlformats.org/markup-compatibility/2006" xmlns:o="urn:schemas-microsoft-com:office:office" xmlns:r="http://schemas.openxmlformats.org/officeDocument/2006/relationships" xmlns:m="http://schemas.openxmlformats.org/officeDocument/2006/math" xmlns:v="urn:schemas-microsoft-com:vml" xmlns:wp14="http://schemas.microsoft.com/office/word/2010/wordprocessingDrawing" xmlns:wp="http://schemas.openxmlformats.org/drawingml/2006/wordprocessingDrawing" xmlns:w10="urn:schemas-microsoft-com:office:word" xmlns:w="http://schemas.openxmlformats.org/wordprocessingml/2006/main" xmlns:w14="http://schemas.microsoft.com/office/word/2010/wordml" xmlns:w15="http://schemas.microsoft.com/office/word/2012/wordml" xmlns:w16se="http://schemas.microsoft.com/office/word/2015/wordml/symex" xmlns:wpg="http://schemas.microsoft.com/office/word/2010/wordprocessingGroup" xmlns:wpi="http://schemas.microsoft.com/office/word/2010/wordprocessingInk" xmlns:wne="http://schemas.microsoft.com/office/word/2006/wordml" xmlns:wps="http://schemas.microsoft.com/office/word/2010/wordprocessingShape" mc:Ignorable="w14 w15 w16se wp14">
-  <w:endnote w:type="separator" w:id="-1">
-    <w:p>
-      <w:pPr>
-        <w:spacing w:after="0" w:line="240" w:lineRule="auto"/>
-      </w:pPr>
-      <w:r>
-        <w:separator/>
-      </w:r>
-    </w:p>
-  </w:endnote>
-  <w:endnote w:type="continuationSeparator" w:id="0">
-    <w:p>
-      <w:pPr>
-        <w:spacing w:after="0" w:line="240" w:lineRule="auto"/>
-      </w:pPr>
-      <w:r>
-        <w:continuationSeparator/>
-      </w:r>
-    </w:p>
-  </w:endnote>
-</w:endnotes>
-</file>
-
-<file path=word/footer1.xml><?xml version="1.0" encoding="utf-8"?>
-<w:ftr xmlns:wpc="http://schemas.microsoft.com/office/word/2010/wordprocessingCanvas" xmlns:cx="http://schemas.microsoft.com/office/drawing/2014/chartex" xmlns:mc="http://schemas.openxmlformats.org/markup-compatibility/2006" xmlns:o="urn:schemas-microsoft-com:office:office" xmlns:r="http://schemas.openxmlformats.org/officeDocument/2006/relationships" xmlns:m="http://schemas.openxmlformats.org/officeDocument/2006/math" xmlns:v="urn:schemas-microsoft-com:vml" xmlns:wp14="http://schemas.microsoft.com/office/word/2010/wordprocessingDrawing" xmlns:wp="http://schemas.openxmlformats.org/drawingml/2006/wordprocessingDrawing" xmlns:w10="urn:schemas-microsoft-com:office:word" xmlns:w="http://schemas.openxmlformats.org/wordprocessingml/2006/main" xmlns:w14="http://schemas.microsoft.com/office/word/2010/wordml" xmlns:w15="http://schemas.microsoft.com/office/word/2012/wordml" xmlns:w16se="http://schemas.microsoft.com/office/word/2015/wordml/symex" xmlns:wpg="http://schemas.microsoft.com/office/word/2010/wordprocessingGroup" xmlns:wpi="http://schemas.microsoft.com/office/word/2010/wordprocessingInk" xmlns:wne="http://schemas.microsoft.com/office/word/2006/wordml" xmlns:wps="http://schemas.microsoft.com/office/word/2010/wordprocessingShape" mc:Ignorable="w14 w15 w16se wp14">
-  <w:sdt>
-    <w:sdtPr>
-      <w:id w:val="-1085990428"/>
-      <w:docPartObj>
-        <w:docPartGallery w:val="Page Numbers (Bottom of Page)"/>
-        <w:docPartUnique/>
-      </w:docPartObj>
-    </w:sdtPr>
-    <w:sdtEndPr>
-      <w:rPr>
-        <w:noProof/>
-      </w:rPr>
-    </w:sdtEndPr>
-    <w:sdtContent>
-      <w:p>
-        <w:pPr>
-          <w:pStyle w:val="Footer"/>
-          <w:jc w:val="center"/>
-        </w:pPr>
-        <w:r>
-          <w:fldChar w:fldCharType="begin"/>
-        </w:r>
-        <w:r>
-          <w:instrText xml:space="preserve"> PAGE   \* MERGEFORMAT </w:instrText>
-        </w:r>
-        <w:r>
-          <w:fldChar w:fldCharType="separate"/>
-        </w:r>
-        <w:r>
-          <w:rPr>
-            <w:noProof/>
-          </w:rPr>
-          <w:t>6</w:t>
-        </w:r>
-        <w:r>
-          <w:rPr>
-            <w:noProof/>
-          </w:rPr>
-          <w:fldChar w:fldCharType="end"/>
-        </w:r>
-      </w:p>
-    </w:sdtContent>
-  </w:sdt>
-  <w:p>
-    <w:pPr>
-      <w:pStyle w:val="Footer"/>
-      <w:jc w:val="center"/>
-    </w:pPr>
-  </w:p>
-</w:ftr>
-</file>
-
-<file path=word/footnotes.xml><?xml version="1.0" encoding="utf-8"?>
-<w:footnotes xmlns:wpc="http://schemas.microsoft.com/office/word/2010/wordprocessingCanvas" xmlns:cx="http://schemas.microsoft.com/office/drawing/2014/chartex" xmlns:mc="http://schemas.openxmlformats.org/markup-compatibility/2006" xmlns:o="urn:schemas-microsoft-com:office:office" xmlns:r="http://schemas.openxmlformats.org/officeDocument/2006/relationships" xmlns:m="http://schemas.openxmlformats.org/officeDocument/2006/math" xmlns:v="urn:schemas-microsoft-com:vml" xmlns:wp14="http://schemas.microsoft.com/office/word/2010/wordprocessingDrawing" xmlns:wp="http://schemas.openxmlformats.org/drawingml/2006/wordprocessingDrawing" xmlns:w10="urn:schemas-microsoft-com:office:word" xmlns:w="http://schemas.openxmlformats.org/wordprocessingml/2006/main" xmlns:w14="http://schemas.microsoft.com/office/word/2010/wordml" xmlns:w15="http://schemas.microsoft.com/office/word/2012/wordml" xmlns:w16se="http://schemas.microsoft.com/office/word/2015/wordml/symex" xmlns:wpg="http://schemas.microsoft.com/office/word/2010/wordprocessingGroup" xmlns:wpi="http://schemas.microsoft.com/office/word/2010/wordprocessingInk" xmlns:wne="http://schemas.microsoft.com/office/word/2006/wordml" xmlns:wps="http://schemas.microsoft.com/office/word/2010/wordprocessingShape" mc:Ignorable="w14 w15 w16se wp14">
-  <w:footnote w:type="separator" w:id="-1">
-    <w:p>
-      <w:pPr>
-        <w:spacing w:after="0" w:line="240" w:lineRule="auto"/>
-      </w:pPr>
-      <w:r>
-        <w:separator/>
-      </w:r>
-    </w:p>
-  </w:footnote>
-  <w:footnote w:type="continuationSeparator" w:id="0">
-    <w:p>
-      <w:pPr>
-        <w:spacing w:after="0" w:line="240" w:lineRule="auto"/>
-      </w:pPr>
-      <w:r>
-        <w:continuationSeparator/>
-      </w:r>
-    </w:p>
-  </w:footnote>
-</w:footnotes>
 </file>
 
 <file path=word/numbering.xml><?xml version="1.0" encoding="utf-8"?>
@@ -7454,50 +7607,6 @@
       <w:ind w:left="220"/>
     </w:pPr>
   </w:style>
-  <w:style w:type="paragraph" w:styleId="Header">
-    <w:name w:val="header"/>
-    <w:basedOn w:val="Normal"/>
-    <w:link w:val="HeaderChar"/>
-    <w:uiPriority w:val="99"/>
-    <w:unhideWhenUsed/>
-    <w:rsid w:val="00BB759A"/>
-    <w:pPr>
-      <w:tabs>
-        <w:tab w:val="center" w:pos="4680"/>
-        <w:tab w:val="right" w:pos="9360"/>
-      </w:tabs>
-      <w:spacing w:after="0" w:line="240" w:lineRule="auto"/>
-    </w:pPr>
-  </w:style>
-  <w:style w:type="character" w:customStyle="1" w:styleId="HeaderChar">
-    <w:name w:val="Header Char"/>
-    <w:basedOn w:val="DefaultParagraphFont"/>
-    <w:link w:val="Header"/>
-    <w:uiPriority w:val="99"/>
-    <w:rsid w:val="00BB759A"/>
-  </w:style>
-  <w:style w:type="paragraph" w:styleId="Footer">
-    <w:name w:val="footer"/>
-    <w:basedOn w:val="Normal"/>
-    <w:link w:val="FooterChar"/>
-    <w:uiPriority w:val="99"/>
-    <w:unhideWhenUsed/>
-    <w:rsid w:val="00BB759A"/>
-    <w:pPr>
-      <w:tabs>
-        <w:tab w:val="center" w:pos="4680"/>
-        <w:tab w:val="right" w:pos="9360"/>
-      </w:tabs>
-      <w:spacing w:after="0" w:line="240" w:lineRule="auto"/>
-    </w:pPr>
-  </w:style>
-  <w:style w:type="character" w:customStyle="1" w:styleId="FooterChar">
-    <w:name w:val="Footer Char"/>
-    <w:basedOn w:val="DefaultParagraphFont"/>
-    <w:link w:val="Footer"/>
-    <w:uiPriority w:val="99"/>
-    <w:rsid w:val="00BB759A"/>
-  </w:style>
 </w:styles>
 </file>
 
@@ -7767,7 +7876,7 @@
 </file>
 
 <file path=customXml/itemProps1.xml><?xml version="1.0" encoding="utf-8"?>
-<ds:datastoreItem xmlns:ds="http://schemas.openxmlformats.org/officeDocument/2006/customXml" ds:itemID="{4A257A64-AB5E-4AAC-A1FE-41A6ABAB50D5}">
+<ds:datastoreItem xmlns:ds="http://schemas.openxmlformats.org/officeDocument/2006/customXml" ds:itemID="{63A93FE4-A031-4497-8903-120C6F9D66B3}">
   <ds:schemaRefs>
     <ds:schemaRef ds:uri="http://schemas.openxmlformats.org/officeDocument/2006/bibliography"/>
   </ds:schemaRefs>

--- a/ViatuBora Documentation.docx
+++ b/ViatuBora Documentation.docx
@@ -91,36 +91,25 @@
           <w:sz w:val="24"/>
           <w:szCs w:val="24"/>
         </w:rPr>
-        <w:t xml:space="preserve"> Jennifer </w:t>
-      </w:r>
-      <w:proofErr w:type="spellStart"/>
-      <w:r>
-        <w:rPr>
-          <w:rFonts w:ascii="Times New Roman" w:hAnsi="Times New Roman" w:cs="Times New Roman"/>
-          <w:sz w:val="24"/>
-          <w:szCs w:val="24"/>
-        </w:rPr>
-        <w:t>Mutheu</w:t>
-      </w:r>
-      <w:proofErr w:type="spellEnd"/>
-      <w:r>
-        <w:rPr>
-          <w:rFonts w:ascii="Times New Roman" w:hAnsi="Times New Roman" w:cs="Times New Roman"/>
-          <w:sz w:val="24"/>
-          <w:szCs w:val="24"/>
-        </w:rPr>
         <w:t xml:space="preserve"> </w:t>
       </w:r>
-      <w:proofErr w:type="spellStart"/>
-      <w:r>
-        <w:rPr>
-          <w:rFonts w:ascii="Times New Roman" w:hAnsi="Times New Roman" w:cs="Times New Roman"/>
-          <w:sz w:val="24"/>
-          <w:szCs w:val="24"/>
-        </w:rPr>
-        <w:t>Muema</w:t>
-      </w:r>
-      <w:proofErr w:type="spellEnd"/>
+      <w:r>
+        <w:rPr>
+          <w:rFonts w:ascii="Times New Roman" w:hAnsi="Times New Roman" w:cs="Times New Roman"/>
+          <w:b/>
+          <w:sz w:val="24"/>
+          <w:szCs w:val="24"/>
+        </w:rPr>
+        <w:t>JENNIFER MUTHEU</w:t>
+      </w:r>
+      <w:r>
+        <w:rPr>
+          <w:rFonts w:ascii="Times New Roman" w:hAnsi="Times New Roman" w:cs="Times New Roman"/>
+          <w:sz w:val="24"/>
+          <w:szCs w:val="24"/>
+        </w:rPr>
+        <w:t xml:space="preserve"> </w:t>
+      </w:r>
     </w:p>
     <w:p>
       <w:pPr>
@@ -296,6 +285,15 @@
         </w:rPr>
         <w:t xml:space="preserve"> </w:t>
       </w:r>
+      <w:r>
+        <w:rPr>
+          <w:rFonts w:ascii="Times New Roman" w:hAnsi="Times New Roman" w:cs="Times New Roman"/>
+          <w:b/>
+          <w:sz w:val="24"/>
+          <w:szCs w:val="24"/>
+        </w:rPr>
+        <w:t>MR NYORO</w:t>
+      </w:r>
     </w:p>
     <w:p>
       <w:pPr>
@@ -325,6 +323,15 @@
         </w:rPr>
         <w:t xml:space="preserve"> </w:t>
       </w:r>
+      <w:r>
+        <w:rPr>
+          <w:rFonts w:ascii="Times New Roman" w:hAnsi="Times New Roman" w:cs="Times New Roman"/>
+          <w:b/>
+          <w:sz w:val="24"/>
+          <w:szCs w:val="24"/>
+        </w:rPr>
+        <w:t>3.2</w:t>
+      </w:r>
     </w:p>
     <w:p>
       <w:pPr>
@@ -450,7 +457,7 @@
         </w:rPr>
         <w:t xml:space="preserve"> </w:t>
       </w:r>
-      <w:hyperlink r:id="rId6" w:history="1">
+      <w:hyperlink r:id="rId8" w:history="1">
         <w:r>
           <w:rPr>
             <w:rStyle w:val="Hyperlink"/>
@@ -565,7 +572,7 @@
     <w:sdt>
       <w:sdtPr>
         <w:rPr>
-          <w:rFonts w:ascii="Times New Roman" w:hAnsi="Times New Roman" w:cs="Times New Roman"/>
+          <w:rFonts w:ascii="Times New Roman" w:eastAsiaTheme="minorHAnsi" w:hAnsi="Times New Roman" w:cs="Times New Roman"/>
           <w:color w:val="auto"/>
           <w:sz w:val="24"/>
           <w:szCs w:val="24"/>
@@ -578,7 +585,6 @@
       </w:sdtPr>
       <w:sdtEndPr>
         <w:rPr>
-          <w:rFonts w:eastAsiaTheme="minorHAnsi"/>
           <w:b/>
           <w:bCs/>
           <w:noProof/>
@@ -642,7 +648,7 @@
             </w:rPr>
             <w:fldChar w:fldCharType="separate"/>
           </w:r>
-          <w:hyperlink w:anchor="_Toc231448884" w:history="1">
+          <w:hyperlink w:anchor="_Toc231847821" w:history="1">
             <w:r>
               <w:rPr>
                 <w:rStyle w:val="Hyperlink"/>
@@ -650,7 +656,6 @@
                 <w:b/>
                 <w:bCs/>
                 <w:noProof/>
-                <w:color w:val="auto"/>
                 <w:sz w:val="24"/>
                 <w:szCs w:val="24"/>
               </w:rPr>
@@ -661,7 +666,6 @@
                 <w:rStyle w:val="Hyperlink"/>
                 <w:rFonts w:ascii="Times New Roman" w:hAnsi="Times New Roman" w:cs="Times New Roman"/>
                 <w:noProof/>
-                <w:color w:val="auto"/>
                 <w:sz w:val="24"/>
                 <w:szCs w:val="24"/>
               </w:rPr>
@@ -695,7 +699,7 @@
                 <w:sz w:val="24"/>
                 <w:szCs w:val="24"/>
               </w:rPr>
-              <w:instrText xml:space="preserve"> PAGEREF _Toc231448884 \h </w:instrText>
+              <w:instrText xml:space="preserve"> PAGEREF _Toc231847821 \h </w:instrText>
             </w:r>
             <w:r>
               <w:rPr>
@@ -745,13 +749,13 @@
               <w:tab w:val="right" w:leader="dot" w:pos="9350"/>
             </w:tabs>
             <w:rPr>
-              <w:rFonts w:ascii="Times New Roman" w:hAnsi="Times New Roman" w:cs="Times New Roman"/>
+              <w:rFonts w:ascii="Times New Roman" w:eastAsiaTheme="minorEastAsia" w:hAnsi="Times New Roman" w:cs="Times New Roman"/>
               <w:noProof/>
               <w:sz w:val="24"/>
               <w:szCs w:val="24"/>
             </w:rPr>
           </w:pPr>
-          <w:hyperlink w:anchor="_Toc231448885" w:history="1">
+          <w:hyperlink w:anchor="_Toc231847822" w:history="1">
             <w:r>
               <w:rPr>
                 <w:rStyle w:val="Hyperlink"/>
@@ -759,7 +763,6 @@
                 <w:i/>
                 <w:iCs/>
                 <w:noProof/>
-                <w:color w:val="auto"/>
                 <w:sz w:val="24"/>
                 <w:szCs w:val="24"/>
               </w:rPr>
@@ -793,7 +796,7 @@
                 <w:sz w:val="24"/>
                 <w:szCs w:val="24"/>
               </w:rPr>
-              <w:instrText xml:space="preserve"> PAGEREF _Toc231448885 \h </w:instrText>
+              <w:instrText xml:space="preserve"> PAGEREF _Toc231847822 \h </w:instrText>
             </w:r>
             <w:r>
               <w:rPr>
@@ -843,13 +846,13 @@
               <w:tab w:val="right" w:leader="dot" w:pos="9350"/>
             </w:tabs>
             <w:rPr>
-              <w:rFonts w:ascii="Times New Roman" w:hAnsi="Times New Roman" w:cs="Times New Roman"/>
+              <w:rFonts w:ascii="Times New Roman" w:eastAsiaTheme="minorEastAsia" w:hAnsi="Times New Roman" w:cs="Times New Roman"/>
               <w:noProof/>
               <w:sz w:val="24"/>
               <w:szCs w:val="24"/>
             </w:rPr>
           </w:pPr>
-          <w:hyperlink w:anchor="_Toc231448886" w:history="1">
+          <w:hyperlink w:anchor="_Toc231847823" w:history="1">
             <w:r>
               <w:rPr>
                 <w:rStyle w:val="Hyperlink"/>
@@ -857,7 +860,6 @@
                 <w:i/>
                 <w:iCs/>
                 <w:noProof/>
-                <w:color w:val="auto"/>
                 <w:sz w:val="24"/>
                 <w:szCs w:val="24"/>
               </w:rPr>
@@ -891,7 +893,7 @@
                 <w:sz w:val="24"/>
                 <w:szCs w:val="24"/>
               </w:rPr>
-              <w:instrText xml:space="preserve"> PAGEREF _Toc231448886 \h </w:instrText>
+              <w:instrText xml:space="preserve"> PAGEREF _Toc231847823 \h </w:instrText>
             </w:r>
             <w:r>
               <w:rPr>
@@ -941,13 +943,13 @@
               <w:tab w:val="right" w:leader="dot" w:pos="9350"/>
             </w:tabs>
             <w:rPr>
-              <w:rFonts w:ascii="Times New Roman" w:hAnsi="Times New Roman" w:cs="Times New Roman"/>
+              <w:rFonts w:ascii="Times New Roman" w:eastAsiaTheme="minorEastAsia" w:hAnsi="Times New Roman" w:cs="Times New Roman"/>
               <w:noProof/>
               <w:sz w:val="24"/>
               <w:szCs w:val="24"/>
             </w:rPr>
           </w:pPr>
-          <w:hyperlink w:anchor="_Toc231448887" w:history="1">
+          <w:hyperlink w:anchor="_Toc231847824" w:history="1">
             <w:r>
               <w:rPr>
                 <w:rStyle w:val="Hyperlink"/>
@@ -955,7 +957,6 @@
                 <w:i/>
                 <w:iCs/>
                 <w:noProof/>
-                <w:color w:val="auto"/>
                 <w:sz w:val="24"/>
                 <w:szCs w:val="24"/>
               </w:rPr>
@@ -989,7 +990,7 @@
                 <w:sz w:val="24"/>
                 <w:szCs w:val="24"/>
               </w:rPr>
-              <w:instrText xml:space="preserve"> PAGEREF _Toc231448887 \h </w:instrText>
+              <w:instrText xml:space="preserve"> PAGEREF _Toc231847824 \h </w:instrText>
             </w:r>
             <w:r>
               <w:rPr>
@@ -1039,13 +1040,13 @@
               <w:tab w:val="right" w:leader="dot" w:pos="9350"/>
             </w:tabs>
             <w:rPr>
-              <w:rFonts w:ascii="Times New Roman" w:hAnsi="Times New Roman" w:cs="Times New Roman"/>
+              <w:rFonts w:ascii="Times New Roman" w:eastAsiaTheme="minorEastAsia" w:hAnsi="Times New Roman" w:cs="Times New Roman"/>
               <w:noProof/>
               <w:sz w:val="24"/>
               <w:szCs w:val="24"/>
             </w:rPr>
           </w:pPr>
-          <w:hyperlink w:anchor="_Toc231448888" w:history="1">
+          <w:hyperlink w:anchor="_Toc231847825" w:history="1">
             <w:r>
               <w:rPr>
                 <w:rStyle w:val="Hyperlink"/>
@@ -1053,7 +1054,6 @@
                 <w:i/>
                 <w:iCs/>
                 <w:noProof/>
-                <w:color w:val="auto"/>
                 <w:sz w:val="24"/>
                 <w:szCs w:val="24"/>
               </w:rPr>
@@ -1087,7 +1087,7 @@
                 <w:sz w:val="24"/>
                 <w:szCs w:val="24"/>
               </w:rPr>
-              <w:instrText xml:space="preserve"> PAGEREF _Toc231448888 \h </w:instrText>
+              <w:instrText xml:space="preserve"> PAGEREF _Toc231847825 \h </w:instrText>
             </w:r>
             <w:r>
               <w:rPr>
@@ -1137,13 +1137,13 @@
               <w:tab w:val="right" w:leader="dot" w:pos="9350"/>
             </w:tabs>
             <w:rPr>
-              <w:rFonts w:ascii="Times New Roman" w:hAnsi="Times New Roman" w:cs="Times New Roman"/>
+              <w:rFonts w:ascii="Times New Roman" w:eastAsiaTheme="minorEastAsia" w:hAnsi="Times New Roman" w:cs="Times New Roman"/>
               <w:noProof/>
               <w:sz w:val="24"/>
               <w:szCs w:val="24"/>
             </w:rPr>
           </w:pPr>
-          <w:hyperlink w:anchor="_Toc231448889" w:history="1">
+          <w:hyperlink w:anchor="_Toc231847826" w:history="1">
             <w:r>
               <w:rPr>
                 <w:rStyle w:val="Hyperlink"/>
@@ -1151,7 +1151,6 @@
                 <w:i/>
                 <w:iCs/>
                 <w:noProof/>
-                <w:color w:val="auto"/>
                 <w:sz w:val="24"/>
                 <w:szCs w:val="24"/>
               </w:rPr>
@@ -1185,7 +1184,7 @@
                 <w:sz w:val="24"/>
                 <w:szCs w:val="24"/>
               </w:rPr>
-              <w:instrText xml:space="preserve"> PAGEREF _Toc231448889 \h </w:instrText>
+              <w:instrText xml:space="preserve"> PAGEREF _Toc231847826 \h </w:instrText>
             </w:r>
             <w:r>
               <w:rPr>
@@ -1241,7 +1240,7 @@
               <w:szCs w:val="24"/>
             </w:rPr>
           </w:pPr>
-          <w:hyperlink w:anchor="_Toc231448890" w:history="1">
+          <w:hyperlink w:anchor="_Toc231847827" w:history="1">
             <w:r>
               <w:rPr>
                 <w:rStyle w:val="Hyperlink"/>
@@ -1249,7 +1248,6 @@
                 <w:b/>
                 <w:bCs/>
                 <w:noProof/>
-                <w:color w:val="auto"/>
                 <w:sz w:val="24"/>
                 <w:szCs w:val="24"/>
               </w:rPr>
@@ -1260,7 +1258,6 @@
                 <w:rStyle w:val="Hyperlink"/>
                 <w:rFonts w:ascii="Times New Roman" w:hAnsi="Times New Roman" w:cs="Times New Roman"/>
                 <w:noProof/>
-                <w:color w:val="auto"/>
                 <w:sz w:val="24"/>
                 <w:szCs w:val="24"/>
               </w:rPr>
@@ -1294,7 +1291,7 @@
                 <w:sz w:val="24"/>
                 <w:szCs w:val="24"/>
               </w:rPr>
-              <w:instrText xml:space="preserve"> PAGEREF _Toc231448890 \h </w:instrText>
+              <w:instrText xml:space="preserve"> PAGEREF _Toc231847827 \h </w:instrText>
             </w:r>
             <w:r>
               <w:rPr>
@@ -1344,13 +1341,13 @@
               <w:tab w:val="right" w:leader="dot" w:pos="9350"/>
             </w:tabs>
             <w:rPr>
-              <w:rFonts w:ascii="Times New Roman" w:hAnsi="Times New Roman" w:cs="Times New Roman"/>
+              <w:rFonts w:ascii="Times New Roman" w:eastAsiaTheme="minorEastAsia" w:hAnsi="Times New Roman" w:cs="Times New Roman"/>
               <w:noProof/>
               <w:sz w:val="24"/>
               <w:szCs w:val="24"/>
             </w:rPr>
           </w:pPr>
-          <w:hyperlink w:anchor="_Toc231448891" w:history="1">
+          <w:hyperlink w:anchor="_Toc231847828" w:history="1">
             <w:r>
               <w:rPr>
                 <w:rStyle w:val="Hyperlink"/>
@@ -1358,7 +1355,6 @@
                 <w:i/>
                 <w:iCs/>
                 <w:noProof/>
-                <w:color w:val="auto"/>
                 <w:sz w:val="24"/>
                 <w:szCs w:val="24"/>
               </w:rPr>
@@ -1392,7 +1388,7 @@
                 <w:sz w:val="24"/>
                 <w:szCs w:val="24"/>
               </w:rPr>
-              <w:instrText xml:space="preserve"> PAGEREF _Toc231448891 \h </w:instrText>
+              <w:instrText xml:space="preserve"> PAGEREF _Toc231847828 \h </w:instrText>
             </w:r>
             <w:r>
               <w:rPr>
@@ -1442,13 +1438,13 @@
               <w:tab w:val="right" w:leader="dot" w:pos="9350"/>
             </w:tabs>
             <w:rPr>
-              <w:rFonts w:ascii="Times New Roman" w:hAnsi="Times New Roman" w:cs="Times New Roman"/>
+              <w:rFonts w:ascii="Times New Roman" w:eastAsiaTheme="minorEastAsia" w:hAnsi="Times New Roman" w:cs="Times New Roman"/>
               <w:noProof/>
               <w:sz w:val="24"/>
               <w:szCs w:val="24"/>
             </w:rPr>
           </w:pPr>
-          <w:hyperlink w:anchor="_Toc231448892" w:history="1">
+          <w:hyperlink w:anchor="_Toc231847829" w:history="1">
             <w:r>
               <w:rPr>
                 <w:rStyle w:val="Hyperlink"/>
@@ -1456,7 +1452,6 @@
                 <w:i/>
                 <w:iCs/>
                 <w:noProof/>
-                <w:color w:val="auto"/>
                 <w:sz w:val="24"/>
                 <w:szCs w:val="24"/>
               </w:rPr>
@@ -1490,7 +1485,7 @@
                 <w:sz w:val="24"/>
                 <w:szCs w:val="24"/>
               </w:rPr>
-              <w:instrText xml:space="preserve"> PAGEREF _Toc231448892 \h </w:instrText>
+              <w:instrText xml:space="preserve"> PAGEREF _Toc231847829 \h </w:instrText>
             </w:r>
             <w:r>
               <w:rPr>
@@ -1540,13 +1535,13 @@
               <w:tab w:val="right" w:leader="dot" w:pos="9350"/>
             </w:tabs>
             <w:rPr>
-              <w:rFonts w:ascii="Times New Roman" w:hAnsi="Times New Roman" w:cs="Times New Roman"/>
+              <w:rFonts w:ascii="Times New Roman" w:eastAsiaTheme="minorEastAsia" w:hAnsi="Times New Roman" w:cs="Times New Roman"/>
               <w:noProof/>
               <w:sz w:val="24"/>
               <w:szCs w:val="24"/>
             </w:rPr>
           </w:pPr>
-          <w:hyperlink w:anchor="_Toc231448893" w:history="1">
+          <w:hyperlink w:anchor="_Toc231847830" w:history="1">
             <w:r>
               <w:rPr>
                 <w:rStyle w:val="Hyperlink"/>
@@ -1554,7 +1549,6 @@
                 <w:i/>
                 <w:iCs/>
                 <w:noProof/>
-                <w:color w:val="auto"/>
                 <w:sz w:val="24"/>
                 <w:szCs w:val="24"/>
               </w:rPr>
@@ -1588,7 +1582,7 @@
                 <w:sz w:val="24"/>
                 <w:szCs w:val="24"/>
               </w:rPr>
-              <w:instrText xml:space="preserve"> PAGEREF _Toc231448893 \h </w:instrText>
+              <w:instrText xml:space="preserve"> PAGEREF _Toc231847830 \h </w:instrText>
             </w:r>
             <w:r>
               <w:rPr>
@@ -1638,13 +1632,13 @@
               <w:tab w:val="right" w:leader="dot" w:pos="9350"/>
             </w:tabs>
             <w:rPr>
-              <w:rFonts w:ascii="Times New Roman" w:hAnsi="Times New Roman" w:cs="Times New Roman"/>
+              <w:rFonts w:ascii="Times New Roman" w:eastAsiaTheme="minorEastAsia" w:hAnsi="Times New Roman" w:cs="Times New Roman"/>
               <w:noProof/>
               <w:sz w:val="24"/>
               <w:szCs w:val="24"/>
             </w:rPr>
           </w:pPr>
-          <w:hyperlink w:anchor="_Toc231448894" w:history="1">
+          <w:hyperlink w:anchor="_Toc231847831" w:history="1">
             <w:r>
               <w:rPr>
                 <w:rStyle w:val="Hyperlink"/>
@@ -1652,7 +1646,6 @@
                 <w:i/>
                 <w:iCs/>
                 <w:noProof/>
-                <w:color w:val="auto"/>
                 <w:sz w:val="24"/>
                 <w:szCs w:val="24"/>
               </w:rPr>
@@ -1686,7 +1679,7 @@
                 <w:sz w:val="24"/>
                 <w:szCs w:val="24"/>
               </w:rPr>
-              <w:instrText xml:space="preserve"> PAGEREF _Toc231448894 \h </w:instrText>
+              <w:instrText xml:space="preserve"> PAGEREF _Toc231847831 \h </w:instrText>
             </w:r>
             <w:r>
               <w:rPr>
@@ -1736,13 +1729,13 @@
               <w:tab w:val="right" w:leader="dot" w:pos="9350"/>
             </w:tabs>
             <w:rPr>
-              <w:rFonts w:ascii="Times New Roman" w:hAnsi="Times New Roman" w:cs="Times New Roman"/>
+              <w:rFonts w:ascii="Times New Roman" w:eastAsiaTheme="minorEastAsia" w:hAnsi="Times New Roman" w:cs="Times New Roman"/>
               <w:noProof/>
               <w:sz w:val="24"/>
               <w:szCs w:val="24"/>
             </w:rPr>
           </w:pPr>
-          <w:hyperlink w:anchor="_Toc231448895" w:history="1">
+          <w:hyperlink w:anchor="_Toc231847832" w:history="1">
             <w:r>
               <w:rPr>
                 <w:rStyle w:val="Hyperlink"/>
@@ -1750,7 +1743,6 @@
                 <w:i/>
                 <w:iCs/>
                 <w:noProof/>
-                <w:color w:val="auto"/>
                 <w:sz w:val="24"/>
                 <w:szCs w:val="24"/>
               </w:rPr>
@@ -1784,7 +1776,7 @@
                 <w:sz w:val="24"/>
                 <w:szCs w:val="24"/>
               </w:rPr>
-              <w:instrText xml:space="preserve"> PAGEREF _Toc231448895 \h </w:instrText>
+              <w:instrText xml:space="preserve"> PAGEREF _Toc231847832 \h </w:instrText>
             </w:r>
             <w:r>
               <w:rPr>
@@ -1840,7 +1832,7 @@
               <w:szCs w:val="24"/>
             </w:rPr>
           </w:pPr>
-          <w:hyperlink w:anchor="_Toc231448896" w:history="1">
+          <w:hyperlink w:anchor="_Toc231847833" w:history="1">
             <w:r>
               <w:rPr>
                 <w:rStyle w:val="Hyperlink"/>
@@ -1848,7 +1840,6 @@
                 <w:b/>
                 <w:bCs/>
                 <w:noProof/>
-                <w:color w:val="auto"/>
                 <w:sz w:val="24"/>
                 <w:szCs w:val="24"/>
               </w:rPr>
@@ -1859,7 +1850,6 @@
                 <w:rStyle w:val="Hyperlink"/>
                 <w:rFonts w:ascii="Times New Roman" w:hAnsi="Times New Roman" w:cs="Times New Roman"/>
                 <w:noProof/>
-                <w:color w:val="auto"/>
                 <w:sz w:val="24"/>
                 <w:szCs w:val="24"/>
               </w:rPr>
@@ -1893,7 +1883,7 @@
                 <w:sz w:val="24"/>
                 <w:szCs w:val="24"/>
               </w:rPr>
-              <w:instrText xml:space="preserve"> PAGEREF _Toc231448896 \h </w:instrText>
+              <w:instrText xml:space="preserve"> PAGEREF _Toc231847833 \h </w:instrText>
             </w:r>
             <w:r>
               <w:rPr>
@@ -1943,13 +1933,13 @@
               <w:tab w:val="right" w:leader="dot" w:pos="9350"/>
             </w:tabs>
             <w:rPr>
-              <w:rFonts w:ascii="Times New Roman" w:hAnsi="Times New Roman" w:cs="Times New Roman"/>
+              <w:rFonts w:ascii="Times New Roman" w:eastAsiaTheme="minorEastAsia" w:hAnsi="Times New Roman" w:cs="Times New Roman"/>
               <w:noProof/>
               <w:sz w:val="24"/>
               <w:szCs w:val="24"/>
             </w:rPr>
           </w:pPr>
-          <w:hyperlink w:anchor="_Toc231448897" w:history="1">
+          <w:hyperlink w:anchor="_Toc231847834" w:history="1">
             <w:r>
               <w:rPr>
                 <w:rStyle w:val="Hyperlink"/>
@@ -1957,7 +1947,6 @@
                 <w:i/>
                 <w:iCs/>
                 <w:noProof/>
-                <w:color w:val="auto"/>
                 <w:sz w:val="24"/>
                 <w:szCs w:val="24"/>
               </w:rPr>
@@ -1991,7 +1980,7 @@
                 <w:sz w:val="24"/>
                 <w:szCs w:val="24"/>
               </w:rPr>
-              <w:instrText xml:space="preserve"> PAGEREF _Toc231448897 \h </w:instrText>
+              <w:instrText xml:space="preserve"> PAGEREF _Toc231847834 \h </w:instrText>
             </w:r>
             <w:r>
               <w:rPr>
@@ -2041,13 +2030,13 @@
               <w:tab w:val="right" w:leader="dot" w:pos="9350"/>
             </w:tabs>
             <w:rPr>
-              <w:rFonts w:ascii="Times New Roman" w:hAnsi="Times New Roman" w:cs="Times New Roman"/>
+              <w:rFonts w:ascii="Times New Roman" w:eastAsiaTheme="minorEastAsia" w:hAnsi="Times New Roman" w:cs="Times New Roman"/>
               <w:noProof/>
               <w:sz w:val="24"/>
               <w:szCs w:val="24"/>
             </w:rPr>
           </w:pPr>
-          <w:hyperlink w:anchor="_Toc231448898" w:history="1">
+          <w:hyperlink w:anchor="_Toc231847835" w:history="1">
             <w:r>
               <w:rPr>
                 <w:rStyle w:val="Hyperlink"/>
@@ -2055,7 +2044,6 @@
                 <w:i/>
                 <w:iCs/>
                 <w:noProof/>
-                <w:color w:val="auto"/>
                 <w:sz w:val="24"/>
                 <w:szCs w:val="24"/>
               </w:rPr>
@@ -2089,7 +2077,7 @@
                 <w:sz w:val="24"/>
                 <w:szCs w:val="24"/>
               </w:rPr>
-              <w:instrText xml:space="preserve"> PAGEREF _Toc231448898 \h </w:instrText>
+              <w:instrText xml:space="preserve"> PAGEREF _Toc231847835 \h </w:instrText>
             </w:r>
             <w:r>
               <w:rPr>
@@ -2139,13 +2127,13 @@
               <w:tab w:val="right" w:leader="dot" w:pos="9350"/>
             </w:tabs>
             <w:rPr>
-              <w:rFonts w:ascii="Times New Roman" w:hAnsi="Times New Roman" w:cs="Times New Roman"/>
+              <w:rFonts w:ascii="Times New Roman" w:eastAsiaTheme="minorEastAsia" w:hAnsi="Times New Roman" w:cs="Times New Roman"/>
               <w:noProof/>
               <w:sz w:val="24"/>
               <w:szCs w:val="24"/>
             </w:rPr>
           </w:pPr>
-          <w:hyperlink w:anchor="_Toc231448899" w:history="1">
+          <w:hyperlink w:anchor="_Toc231847836" w:history="1">
             <w:r>
               <w:rPr>
                 <w:rStyle w:val="Hyperlink"/>
@@ -2153,7 +2141,6 @@
                 <w:i/>
                 <w:iCs/>
                 <w:noProof/>
-                <w:color w:val="auto"/>
                 <w:sz w:val="24"/>
                 <w:szCs w:val="24"/>
               </w:rPr>
@@ -2187,7 +2174,7 @@
                 <w:sz w:val="24"/>
                 <w:szCs w:val="24"/>
               </w:rPr>
-              <w:instrText xml:space="preserve"> PAGEREF _Toc231448899 \h </w:instrText>
+              <w:instrText xml:space="preserve"> PAGEREF _Toc231847836 \h </w:instrText>
             </w:r>
             <w:r>
               <w:rPr>
@@ -2237,13 +2224,13 @@
               <w:tab w:val="right" w:leader="dot" w:pos="9350"/>
             </w:tabs>
             <w:rPr>
-              <w:rFonts w:ascii="Times New Roman" w:hAnsi="Times New Roman" w:cs="Times New Roman"/>
+              <w:rFonts w:ascii="Times New Roman" w:eastAsiaTheme="minorEastAsia" w:hAnsi="Times New Roman" w:cs="Times New Roman"/>
               <w:noProof/>
               <w:sz w:val="24"/>
               <w:szCs w:val="24"/>
             </w:rPr>
           </w:pPr>
-          <w:hyperlink w:anchor="_Toc231448900" w:history="1">
+          <w:hyperlink w:anchor="_Toc231847837" w:history="1">
             <w:r>
               <w:rPr>
                 <w:rStyle w:val="Hyperlink"/>
@@ -2251,7 +2238,6 @@
                 <w:i/>
                 <w:iCs/>
                 <w:noProof/>
-                <w:color w:val="auto"/>
                 <w:sz w:val="24"/>
                 <w:szCs w:val="24"/>
               </w:rPr>
@@ -2285,7 +2271,7 @@
                 <w:sz w:val="24"/>
                 <w:szCs w:val="24"/>
               </w:rPr>
-              <w:instrText xml:space="preserve"> PAGEREF _Toc231448900 \h </w:instrText>
+              <w:instrText xml:space="preserve"> PAGEREF _Toc231847837 \h </w:instrText>
             </w:r>
             <w:r>
               <w:rPr>
@@ -2314,7 +2300,7 @@
                 <w:sz w:val="24"/>
                 <w:szCs w:val="24"/>
               </w:rPr>
-              <w:t>8</w:t>
+              <w:t>9</w:t>
             </w:r>
             <w:r>
               <w:rPr>
@@ -2335,13 +2321,13 @@
               <w:tab w:val="right" w:leader="dot" w:pos="9350"/>
             </w:tabs>
             <w:rPr>
-              <w:rFonts w:ascii="Times New Roman" w:hAnsi="Times New Roman" w:cs="Times New Roman"/>
+              <w:rFonts w:ascii="Times New Roman" w:eastAsiaTheme="minorEastAsia" w:hAnsi="Times New Roman" w:cs="Times New Roman"/>
               <w:noProof/>
               <w:sz w:val="24"/>
               <w:szCs w:val="24"/>
             </w:rPr>
           </w:pPr>
-          <w:hyperlink w:anchor="_Toc231448901" w:history="1">
+          <w:hyperlink w:anchor="_Toc231847838" w:history="1">
             <w:r>
               <w:rPr>
                 <w:rStyle w:val="Hyperlink"/>
@@ -2349,7 +2335,6 @@
                 <w:i/>
                 <w:iCs/>
                 <w:noProof/>
-                <w:color w:val="auto"/>
                 <w:sz w:val="24"/>
                 <w:szCs w:val="24"/>
               </w:rPr>
@@ -2383,7 +2368,7 @@
                 <w:sz w:val="24"/>
                 <w:szCs w:val="24"/>
               </w:rPr>
-              <w:instrText xml:space="preserve"> PAGEREF _Toc231448901 \h </w:instrText>
+              <w:instrText xml:space="preserve"> PAGEREF _Toc231847838 \h </w:instrText>
             </w:r>
             <w:r>
               <w:rPr>
@@ -2412,7 +2397,7 @@
                 <w:sz w:val="24"/>
                 <w:szCs w:val="24"/>
               </w:rPr>
-              <w:t>8</w:t>
+              <w:t>9</w:t>
             </w:r>
             <w:r>
               <w:rPr>
@@ -2439,7 +2424,7 @@
               <w:szCs w:val="24"/>
             </w:rPr>
           </w:pPr>
-          <w:hyperlink w:anchor="_Toc231448902" w:history="1">
+          <w:hyperlink w:anchor="_Toc231847839" w:history="1">
             <w:r>
               <w:rPr>
                 <w:rStyle w:val="Hyperlink"/>
@@ -2447,7 +2432,6 @@
                 <w:b/>
                 <w:bCs/>
                 <w:noProof/>
-                <w:color w:val="auto"/>
                 <w:sz w:val="24"/>
                 <w:szCs w:val="24"/>
               </w:rPr>
@@ -2458,7 +2442,6 @@
                 <w:rStyle w:val="Hyperlink"/>
                 <w:rFonts w:ascii="Times New Roman" w:hAnsi="Times New Roman" w:cs="Times New Roman"/>
                 <w:noProof/>
-                <w:color w:val="auto"/>
                 <w:sz w:val="24"/>
                 <w:szCs w:val="24"/>
               </w:rPr>
@@ -2492,7 +2475,7 @@
                 <w:sz w:val="24"/>
                 <w:szCs w:val="24"/>
               </w:rPr>
-              <w:instrText xml:space="preserve"> PAGEREF _Toc231448902 \h </w:instrText>
+              <w:instrText xml:space="preserve"> PAGEREF _Toc231847839 \h </w:instrText>
             </w:r>
             <w:r>
               <w:rPr>
@@ -2521,7 +2504,7 @@
                 <w:sz w:val="24"/>
                 <w:szCs w:val="24"/>
               </w:rPr>
-              <w:t>9</w:t>
+              <w:t>10</w:t>
             </w:r>
             <w:r>
               <w:rPr>
@@ -2542,13 +2525,13 @@
               <w:tab w:val="right" w:leader="dot" w:pos="9350"/>
             </w:tabs>
             <w:rPr>
-              <w:rFonts w:ascii="Times New Roman" w:hAnsi="Times New Roman" w:cs="Times New Roman"/>
+              <w:rFonts w:ascii="Times New Roman" w:eastAsiaTheme="minorEastAsia" w:hAnsi="Times New Roman" w:cs="Times New Roman"/>
               <w:noProof/>
               <w:sz w:val="24"/>
               <w:szCs w:val="24"/>
             </w:rPr>
           </w:pPr>
-          <w:hyperlink w:anchor="_Toc231448903" w:history="1">
+          <w:hyperlink w:anchor="_Toc231847840" w:history="1">
             <w:r>
               <w:rPr>
                 <w:rStyle w:val="Hyperlink"/>
@@ -2556,7 +2539,6 @@
                 <w:i/>
                 <w:iCs/>
                 <w:noProof/>
-                <w:color w:val="auto"/>
                 <w:sz w:val="24"/>
                 <w:szCs w:val="24"/>
               </w:rPr>
@@ -2590,7 +2572,7 @@
                 <w:sz w:val="24"/>
                 <w:szCs w:val="24"/>
               </w:rPr>
-              <w:instrText xml:space="preserve"> PAGEREF _Toc231448903 \h </w:instrText>
+              <w:instrText xml:space="preserve"> PAGEREF _Toc231847840 \h </w:instrText>
             </w:r>
             <w:r>
               <w:rPr>
@@ -2619,7 +2601,7 @@
                 <w:sz w:val="24"/>
                 <w:szCs w:val="24"/>
               </w:rPr>
-              <w:t>9</w:t>
+              <w:t>10</w:t>
             </w:r>
             <w:r>
               <w:rPr>
@@ -2640,13 +2622,13 @@
               <w:tab w:val="right" w:leader="dot" w:pos="9350"/>
             </w:tabs>
             <w:rPr>
-              <w:rFonts w:ascii="Times New Roman" w:hAnsi="Times New Roman" w:cs="Times New Roman"/>
+              <w:rFonts w:ascii="Times New Roman" w:eastAsiaTheme="minorEastAsia" w:hAnsi="Times New Roman" w:cs="Times New Roman"/>
               <w:noProof/>
               <w:sz w:val="24"/>
               <w:szCs w:val="24"/>
             </w:rPr>
           </w:pPr>
-          <w:hyperlink w:anchor="_Toc231448904" w:history="1">
+          <w:hyperlink w:anchor="_Toc231847841" w:history="1">
             <w:r>
               <w:rPr>
                 <w:rStyle w:val="Hyperlink"/>
@@ -2654,7 +2636,6 @@
                 <w:i/>
                 <w:iCs/>
                 <w:noProof/>
-                <w:color w:val="auto"/>
                 <w:sz w:val="24"/>
                 <w:szCs w:val="24"/>
               </w:rPr>
@@ -2688,7 +2669,7 @@
                 <w:sz w:val="24"/>
                 <w:szCs w:val="24"/>
               </w:rPr>
-              <w:instrText xml:space="preserve"> PAGEREF _Toc231448904 \h </w:instrText>
+              <w:instrText xml:space="preserve"> PAGEREF _Toc231847841 \h </w:instrText>
             </w:r>
             <w:r>
               <w:rPr>
@@ -2717,7 +2698,7 @@
                 <w:sz w:val="24"/>
                 <w:szCs w:val="24"/>
               </w:rPr>
-              <w:t>10</w:t>
+              <w:t>11</w:t>
             </w:r>
             <w:r>
               <w:rPr>
@@ -2738,13 +2719,13 @@
               <w:tab w:val="right" w:leader="dot" w:pos="9350"/>
             </w:tabs>
             <w:rPr>
-              <w:rFonts w:ascii="Times New Roman" w:hAnsi="Times New Roman" w:cs="Times New Roman"/>
+              <w:rFonts w:ascii="Times New Roman" w:eastAsiaTheme="minorEastAsia" w:hAnsi="Times New Roman" w:cs="Times New Roman"/>
               <w:noProof/>
               <w:sz w:val="24"/>
               <w:szCs w:val="24"/>
             </w:rPr>
           </w:pPr>
-          <w:hyperlink w:anchor="_Toc231448905" w:history="1">
+          <w:hyperlink w:anchor="_Toc231847842" w:history="1">
             <w:r>
               <w:rPr>
                 <w:rStyle w:val="Hyperlink"/>
@@ -2752,7 +2733,6 @@
                 <w:i/>
                 <w:iCs/>
                 <w:noProof/>
-                <w:color w:val="auto"/>
                 <w:sz w:val="24"/>
                 <w:szCs w:val="24"/>
               </w:rPr>
@@ -2786,7 +2766,7 @@
                 <w:sz w:val="24"/>
                 <w:szCs w:val="24"/>
               </w:rPr>
-              <w:instrText xml:space="preserve"> PAGEREF _Toc231448905 \h </w:instrText>
+              <w:instrText xml:space="preserve"> PAGEREF _Toc231847842 \h </w:instrText>
             </w:r>
             <w:r>
               <w:rPr>
@@ -2815,7 +2795,7 @@
                 <w:sz w:val="24"/>
                 <w:szCs w:val="24"/>
               </w:rPr>
-              <w:t>10</w:t>
+              <w:t>11</w:t>
             </w:r>
             <w:r>
               <w:rPr>
@@ -2836,13 +2816,13 @@
               <w:tab w:val="right" w:leader="dot" w:pos="9350"/>
             </w:tabs>
             <w:rPr>
-              <w:rFonts w:ascii="Times New Roman" w:hAnsi="Times New Roman" w:cs="Times New Roman"/>
+              <w:rFonts w:ascii="Times New Roman" w:eastAsiaTheme="minorEastAsia" w:hAnsi="Times New Roman" w:cs="Times New Roman"/>
               <w:noProof/>
               <w:sz w:val="24"/>
               <w:szCs w:val="24"/>
             </w:rPr>
           </w:pPr>
-          <w:hyperlink w:anchor="_Toc231448906" w:history="1">
+          <w:hyperlink w:anchor="_Toc231847843" w:history="1">
             <w:r>
               <w:rPr>
                 <w:rStyle w:val="Hyperlink"/>
@@ -2850,7 +2830,6 @@
                 <w:i/>
                 <w:iCs/>
                 <w:noProof/>
-                <w:color w:val="auto"/>
                 <w:sz w:val="24"/>
                 <w:szCs w:val="24"/>
               </w:rPr>
@@ -2884,7 +2863,7 @@
                 <w:sz w:val="24"/>
                 <w:szCs w:val="24"/>
               </w:rPr>
-              <w:instrText xml:space="preserve"> PAGEREF _Toc231448906 \h </w:instrText>
+              <w:instrText xml:space="preserve"> PAGEREF _Toc231847843 \h </w:instrText>
             </w:r>
             <w:r>
               <w:rPr>
@@ -2913,7 +2892,7 @@
                 <w:sz w:val="24"/>
                 <w:szCs w:val="24"/>
               </w:rPr>
-              <w:t>10</w:t>
+              <w:t>11</w:t>
             </w:r>
             <w:r>
               <w:rPr>
@@ -2940,7 +2919,7 @@
               <w:szCs w:val="24"/>
             </w:rPr>
           </w:pPr>
-          <w:hyperlink w:anchor="_Toc231448907" w:history="1">
+          <w:hyperlink w:anchor="_Toc231847844" w:history="1">
             <w:r>
               <w:rPr>
                 <w:rStyle w:val="Hyperlink"/>
@@ -2948,7 +2927,6 @@
                 <w:b/>
                 <w:bCs/>
                 <w:noProof/>
-                <w:color w:val="auto"/>
                 <w:sz w:val="24"/>
                 <w:szCs w:val="24"/>
               </w:rPr>
@@ -2959,7 +2937,6 @@
                 <w:rStyle w:val="Hyperlink"/>
                 <w:rFonts w:ascii="Times New Roman" w:hAnsi="Times New Roman" w:cs="Times New Roman"/>
                 <w:noProof/>
-                <w:color w:val="auto"/>
                 <w:sz w:val="24"/>
                 <w:szCs w:val="24"/>
               </w:rPr>
@@ -2993,7 +2970,7 @@
                 <w:sz w:val="24"/>
                 <w:szCs w:val="24"/>
               </w:rPr>
-              <w:instrText xml:space="preserve"> PAGEREF _Toc231448907 \h </w:instrText>
+              <w:instrText xml:space="preserve"> PAGEREF _Toc231847844 \h </w:instrText>
             </w:r>
             <w:r>
               <w:rPr>
@@ -3022,7 +2999,7 @@
                 <w:sz w:val="24"/>
                 <w:szCs w:val="24"/>
               </w:rPr>
-              <w:t>11</w:t>
+              <w:t>12</w:t>
             </w:r>
             <w:r>
               <w:rPr>
@@ -3043,13 +3020,13 @@
               <w:tab w:val="right" w:leader="dot" w:pos="9350"/>
             </w:tabs>
             <w:rPr>
-              <w:rFonts w:ascii="Times New Roman" w:hAnsi="Times New Roman" w:cs="Times New Roman"/>
+              <w:rFonts w:ascii="Times New Roman" w:eastAsiaTheme="minorEastAsia" w:hAnsi="Times New Roman" w:cs="Times New Roman"/>
               <w:noProof/>
               <w:sz w:val="24"/>
               <w:szCs w:val="24"/>
             </w:rPr>
           </w:pPr>
-          <w:hyperlink w:anchor="_Toc231448908" w:history="1">
+          <w:hyperlink w:anchor="_Toc231847845" w:history="1">
             <w:r>
               <w:rPr>
                 <w:rStyle w:val="Hyperlink"/>
@@ -3057,7 +3034,6 @@
                 <w:i/>
                 <w:iCs/>
                 <w:noProof/>
-                <w:color w:val="auto"/>
                 <w:sz w:val="24"/>
                 <w:szCs w:val="24"/>
               </w:rPr>
@@ -3091,7 +3067,7 @@
                 <w:sz w:val="24"/>
                 <w:szCs w:val="24"/>
               </w:rPr>
-              <w:instrText xml:space="preserve"> PAGEREF _Toc231448908 \h </w:instrText>
+              <w:instrText xml:space="preserve"> PAGEREF _Toc231847845 \h </w:instrText>
             </w:r>
             <w:r>
               <w:rPr>
@@ -3120,7 +3096,7 @@
                 <w:sz w:val="24"/>
                 <w:szCs w:val="24"/>
               </w:rPr>
-              <w:t>11</w:t>
+              <w:t>12</w:t>
             </w:r>
             <w:r>
               <w:rPr>
@@ -3141,13 +3117,13 @@
               <w:tab w:val="right" w:leader="dot" w:pos="9350"/>
             </w:tabs>
             <w:rPr>
-              <w:rFonts w:ascii="Times New Roman" w:hAnsi="Times New Roman" w:cs="Times New Roman"/>
+              <w:rFonts w:ascii="Times New Roman" w:eastAsiaTheme="minorEastAsia" w:hAnsi="Times New Roman" w:cs="Times New Roman"/>
               <w:noProof/>
               <w:sz w:val="24"/>
               <w:szCs w:val="24"/>
             </w:rPr>
           </w:pPr>
-          <w:hyperlink w:anchor="_Toc231448909" w:history="1">
+          <w:hyperlink w:anchor="_Toc231847846" w:history="1">
             <w:r>
               <w:rPr>
                 <w:rStyle w:val="Hyperlink"/>
@@ -3155,7 +3131,6 @@
                 <w:i/>
                 <w:iCs/>
                 <w:noProof/>
-                <w:color w:val="auto"/>
                 <w:sz w:val="24"/>
                 <w:szCs w:val="24"/>
               </w:rPr>
@@ -3189,7 +3164,7 @@
                 <w:sz w:val="24"/>
                 <w:szCs w:val="24"/>
               </w:rPr>
-              <w:instrText xml:space="preserve"> PAGEREF _Toc231448909 \h </w:instrText>
+              <w:instrText xml:space="preserve"> PAGEREF _Toc231847846 \h </w:instrText>
             </w:r>
             <w:r>
               <w:rPr>
@@ -3218,7 +3193,7 @@
                 <w:sz w:val="24"/>
                 <w:szCs w:val="24"/>
               </w:rPr>
-              <w:t>12</w:t>
+              <w:t>13</w:t>
             </w:r>
             <w:r>
               <w:rPr>
@@ -3239,13 +3214,13 @@
               <w:tab w:val="right" w:leader="dot" w:pos="9350"/>
             </w:tabs>
             <w:rPr>
-              <w:rFonts w:ascii="Times New Roman" w:hAnsi="Times New Roman" w:cs="Times New Roman"/>
+              <w:rFonts w:ascii="Times New Roman" w:eastAsiaTheme="minorEastAsia" w:hAnsi="Times New Roman" w:cs="Times New Roman"/>
               <w:noProof/>
               <w:sz w:val="24"/>
               <w:szCs w:val="24"/>
             </w:rPr>
           </w:pPr>
-          <w:hyperlink w:anchor="_Toc231448910" w:history="1">
+          <w:hyperlink w:anchor="_Toc231847847" w:history="1">
             <w:r>
               <w:rPr>
                 <w:rStyle w:val="Hyperlink"/>
@@ -3253,7 +3228,6 @@
                 <w:i/>
                 <w:iCs/>
                 <w:noProof/>
-                <w:color w:val="auto"/>
                 <w:sz w:val="24"/>
                 <w:szCs w:val="24"/>
               </w:rPr>
@@ -3287,7 +3261,7 @@
                 <w:sz w:val="24"/>
                 <w:szCs w:val="24"/>
               </w:rPr>
-              <w:instrText xml:space="preserve"> PAGEREF _Toc231448910 \h </w:instrText>
+              <w:instrText xml:space="preserve"> PAGEREF _Toc231847847 \h </w:instrText>
             </w:r>
             <w:r>
               <w:rPr>
@@ -3316,7 +3290,7 @@
                 <w:sz w:val="24"/>
                 <w:szCs w:val="24"/>
               </w:rPr>
-              <w:t>12</w:t>
+              <w:t>13</w:t>
             </w:r>
             <w:r>
               <w:rPr>
@@ -3337,13 +3311,13 @@
               <w:tab w:val="right" w:leader="dot" w:pos="9350"/>
             </w:tabs>
             <w:rPr>
-              <w:rFonts w:ascii="Times New Roman" w:hAnsi="Times New Roman" w:cs="Times New Roman"/>
+              <w:rFonts w:ascii="Times New Roman" w:eastAsiaTheme="minorEastAsia" w:hAnsi="Times New Roman" w:cs="Times New Roman"/>
               <w:noProof/>
               <w:sz w:val="24"/>
               <w:szCs w:val="24"/>
             </w:rPr>
           </w:pPr>
-          <w:hyperlink w:anchor="_Toc231448911" w:history="1">
+          <w:hyperlink w:anchor="_Toc231847848" w:history="1">
             <w:r>
               <w:rPr>
                 <w:rStyle w:val="Hyperlink"/>
@@ -3351,7 +3325,6 @@
                 <w:i/>
                 <w:iCs/>
                 <w:noProof/>
-                <w:color w:val="auto"/>
                 <w:sz w:val="24"/>
                 <w:szCs w:val="24"/>
               </w:rPr>
@@ -3385,7 +3358,7 @@
                 <w:sz w:val="24"/>
                 <w:szCs w:val="24"/>
               </w:rPr>
-              <w:instrText xml:space="preserve"> PAGEREF _Toc231448911 \h </w:instrText>
+              <w:instrText xml:space="preserve"> PAGEREF _Toc231847848 \h </w:instrText>
             </w:r>
             <w:r>
               <w:rPr>
@@ -3414,7 +3387,7 @@
                 <w:sz w:val="24"/>
                 <w:szCs w:val="24"/>
               </w:rPr>
-              <w:t>12</w:t>
+              <w:t>13</w:t>
             </w:r>
             <w:r>
               <w:rPr>
@@ -3471,8 +3444,10 @@
           <w:szCs w:val="24"/>
         </w:rPr>
         <w:sectPr>
+          <w:footerReference w:type="default" r:id="rId9"/>
           <w:pgSz w:w="12240" w:h="15840"/>
           <w:pgMar w:top="1440" w:right="1440" w:bottom="1440" w:left="1440" w:header="720" w:footer="720" w:gutter="0"/>
+          <w:pgNumType w:fmt="lowerRoman" w:start="1"/>
           <w:cols w:space="720"/>
           <w:docGrid w:linePitch="360"/>
         </w:sectPr>
@@ -3499,7 +3474,7 @@
           <w:szCs w:val="24"/>
         </w:rPr>
       </w:pPr>
-      <w:bookmarkStart w:id="0" w:name="_Toc231448884"/>
+      <w:bookmarkStart w:id="0" w:name="_Toc231847821"/>
       <w:r>
         <w:rPr>
           <w:rStyle w:val="citation-234"/>
@@ -3552,7 +3527,7 @@
           <w:szCs w:val="24"/>
         </w:rPr>
         <w:drawing>
-          <wp:inline distT="0" distB="0" distL="0" distR="0" wp14:anchorId="3D04D5F4" wp14:editId="7D90CD80">
+          <wp:inline distT="0" distB="0" distL="0" distR="0" wp14:anchorId="70DCF00B" wp14:editId="66F1C6E9">
             <wp:extent cx="3257550" cy="2266950"/>
             <wp:effectExtent l="0" t="0" r="0" b="0"/>
             <wp:docPr id="6" name="Picture 6"/>
@@ -3569,7 +3544,7 @@
                     </pic:cNvPicPr>
                   </pic:nvPicPr>
                   <pic:blipFill>
-                    <a:blip r:embed="rId7" cstate="print">
+                    <a:blip r:embed="rId10" cstate="print">
                       <a:extLst>
                         <a:ext uri="{28A0092B-C50C-407E-A947-70E740481C1C}">
                           <a14:useLocalDpi xmlns:a14="http://schemas.microsoft.com/office/drawing/2010/main" val="0"/>
@@ -3609,7 +3584,7 @@
           <w:szCs w:val="24"/>
         </w:rPr>
       </w:pPr>
-      <w:bookmarkStart w:id="1" w:name="_Toc231448885"/>
+      <w:bookmarkStart w:id="1" w:name="_Toc231847822"/>
       <w:r>
         <w:rPr>
           <w:rStyle w:val="SubtleEmphasis"/>
@@ -3651,7 +3626,7 @@
           <w:szCs w:val="24"/>
         </w:rPr>
         <w:drawing>
-          <wp:inline distT="0" distB="0" distL="0" distR="0" wp14:anchorId="37289BDD" wp14:editId="2BF04A93">
+          <wp:inline distT="0" distB="0" distL="0" distR="0" wp14:anchorId="6468CEA8" wp14:editId="23CCE018">
             <wp:extent cx="3752850" cy="2066750"/>
             <wp:effectExtent l="0" t="0" r="0" b="0"/>
             <wp:docPr id="1" name="Picture 1" descr="C:\Users\J\AppData\Local\Microsoft\Windows\INetCache\Content.Word\Screenshot (103).png"/>
@@ -3668,7 +3643,7 @@
                     </pic:cNvPicPr>
                   </pic:nvPicPr>
                   <pic:blipFill>
-                    <a:blip r:embed="rId8" cstate="print">
+                    <a:blip r:embed="rId11" cstate="print">
                       <a:extLst>
                         <a:ext uri="{28A0092B-C50C-407E-A947-70E740481C1C}">
                           <a14:useLocalDpi xmlns:a14="http://schemas.microsoft.com/office/drawing/2010/main" val="0"/>
@@ -3711,7 +3686,7 @@
           <w:szCs w:val="24"/>
         </w:rPr>
       </w:pPr>
-      <w:bookmarkStart w:id="2" w:name="_Toc231448886"/>
+      <w:bookmarkStart w:id="2" w:name="_Toc231847823"/>
       <w:r>
         <w:rPr>
           <w:rStyle w:val="SubtleEmphasis"/>
@@ -3753,7 +3728,7 @@
           <w:szCs w:val="24"/>
         </w:rPr>
         <w:drawing>
-          <wp:inline distT="0" distB="0" distL="0" distR="0" wp14:anchorId="3C69A259" wp14:editId="3B860BF8">
+          <wp:inline distT="0" distB="0" distL="0" distR="0" wp14:anchorId="05BDC320" wp14:editId="5BF36443">
             <wp:extent cx="3677456" cy="2095500"/>
             <wp:effectExtent l="0" t="0" r="0" b="0"/>
             <wp:docPr id="2" name="Picture 2" descr="C:\Users\J\AppData\Local\Microsoft\Windows\INetCache\Content.Word\Screenshot (104).png"/>
@@ -3770,7 +3745,7 @@
                     </pic:cNvPicPr>
                   </pic:nvPicPr>
                   <pic:blipFill>
-                    <a:blip r:embed="rId9" cstate="print">
+                    <a:blip r:embed="rId12" cstate="print">
                       <a:extLst>
                         <a:ext uri="{28A0092B-C50C-407E-A947-70E740481C1C}">
                           <a14:useLocalDpi xmlns:a14="http://schemas.microsoft.com/office/drawing/2010/main" val="0"/>
@@ -3813,7 +3788,7 @@
           <w:szCs w:val="24"/>
         </w:rPr>
       </w:pPr>
-      <w:bookmarkStart w:id="3" w:name="_Toc231448887"/>
+      <w:bookmarkStart w:id="3" w:name="_Toc231847824"/>
       <w:r>
         <w:rPr>
           <w:rStyle w:val="SubtleEmphasis"/>
@@ -3874,8 +3849,8 @@
             <v:path o:extrusionok="f" gradientshapeok="t" o:connecttype="rect"/>
             <o:lock v:ext="edit" aspectratio="t"/>
           </v:shapetype>
-          <v:shape id="_x0000_i1031" type="#_x0000_t75" style="width:431.25pt;height:243pt">
-            <v:imagedata r:id="rId10" o:title="Screenshot (105)"/>
+          <v:shape id="_x0000_i1025" type="#_x0000_t75" style="width:431.25pt;height:243pt">
+            <v:imagedata r:id="rId13" o:title="Screenshot (105)"/>
           </v:shape>
         </w:pict>
       </w:r>
@@ -3891,7 +3866,7 @@
           <w:szCs w:val="24"/>
         </w:rPr>
       </w:pPr>
-      <w:bookmarkStart w:id="4" w:name="_Toc231448888"/>
+      <w:bookmarkStart w:id="4" w:name="_Toc231847825"/>
       <w:r>
         <w:rPr>
           <w:rStyle w:val="SubtleEmphasis"/>
@@ -3944,7 +3919,7 @@
           <w:highlight w:val="yellow"/>
         </w:rPr>
         <w:drawing>
-          <wp:inline distT="0" distB="0" distL="0" distR="0" wp14:anchorId="2086088E" wp14:editId="5102F2CC">
+          <wp:inline distT="0" distB="0" distL="0" distR="0" wp14:anchorId="235A3CAD" wp14:editId="57D6869F">
             <wp:extent cx="4591050" cy="2365472"/>
             <wp:effectExtent l="0" t="0" r="0" b="0"/>
             <wp:docPr id="5" name="Picture 5"/>
@@ -3961,7 +3936,7 @@
                     </pic:cNvPicPr>
                   </pic:nvPicPr>
                   <pic:blipFill rotWithShape="1">
-                    <a:blip r:embed="rId11">
+                    <a:blip r:embed="rId14">
                       <a:extLst>
                         <a:ext uri="{28A0092B-C50C-407E-A947-70E740481C1C}">
                           <a14:useLocalDpi xmlns:a14="http://schemas.microsoft.com/office/drawing/2010/main" val="0"/>
@@ -4007,7 +3982,7 @@
           <w:szCs w:val="24"/>
         </w:rPr>
       </w:pPr>
-      <w:bookmarkStart w:id="5" w:name="_Toc231448889"/>
+      <w:bookmarkStart w:id="5" w:name="_Toc231847826"/>
       <w:r>
         <w:rPr>
           <w:rStyle w:val="SubtleEmphasis"/>
@@ -4129,7 +4104,7 @@
           <w:szCs w:val="24"/>
         </w:rPr>
       </w:pPr>
-      <w:bookmarkStart w:id="6" w:name="_Toc231448890"/>
+      <w:bookmarkStart w:id="6" w:name="_Toc231847827"/>
       <w:r>
         <w:rPr>
           <w:rFonts w:ascii="Times New Roman" w:hAnsi="Times New Roman" w:cs="Times New Roman"/>
@@ -4168,8 +4143,8 @@
           <w:szCs w:val="24"/>
         </w:rPr>
         <w:pict>
-          <v:shape id="_x0000_i1038" type="#_x0000_t75" style="width:295.5pt;height:137.25pt">
-            <v:imagedata r:id="rId12" o:title="Screenshot (106)" croptop="14959f" cropbottom="7123f" cropleft="6433f" cropright="6299f"/>
+          <v:shape id="_x0000_i1026" type="#_x0000_t75" style="width:295.5pt;height:137.25pt">
+            <v:imagedata r:id="rId15" o:title="Screenshot (106)" croptop="14959f" cropbottom="7123f" cropleft="6433f" cropright="6299f"/>
           </v:shape>
         </w:pict>
       </w:r>
@@ -4185,7 +4160,7 @@
           <w:szCs w:val="24"/>
         </w:rPr>
       </w:pPr>
-      <w:bookmarkStart w:id="7" w:name="_Toc231448891"/>
+      <w:bookmarkStart w:id="7" w:name="_Toc231847828"/>
       <w:r>
         <w:rPr>
           <w:rStyle w:val="SubtleEmphasis"/>
@@ -4266,8 +4241,8 @@
           <w:szCs w:val="24"/>
         </w:rPr>
         <w:pict>
-          <v:shape id="_x0000_i1125" type="#_x0000_t75" style="width:384pt;height:215.25pt">
-            <v:imagedata r:id="rId13" o:title="Screenshot (98)"/>
+          <v:shape id="_x0000_i1027" type="#_x0000_t75" style="width:384pt;height:215.25pt">
+            <v:imagedata r:id="rId16" o:title="Screenshot (98)"/>
           </v:shape>
         </w:pict>
       </w:r>
@@ -4283,7 +4258,7 @@
           <w:szCs w:val="24"/>
         </w:rPr>
       </w:pPr>
-      <w:bookmarkStart w:id="8" w:name="_Toc231448892"/>
+      <w:bookmarkStart w:id="8" w:name="_Toc231847829"/>
       <w:r>
         <w:rPr>
           <w:rStyle w:val="SubtleEmphasis"/>
@@ -4315,8 +4290,8 @@
           <w:szCs w:val="24"/>
         </w:rPr>
         <w:pict>
-          <v:shape id="_x0000_i1115" type="#_x0000_t75" style="width:103.5pt;height:186.75pt">
-            <v:imagedata r:id="rId14" o:title="magic_edit#TUFITGs2VUluczQjMSM0NDM0YmM4Y2Y4MjM2ODEyODM3ZTRiMzliOTFhMTc3NiMzODAjI1RSQU5TRk9STUFUSU9OX1JFUVVFU1Q" cropleft="24931f" cropright="24721f"/>
+          <v:shape id="_x0000_i1028" type="#_x0000_t75" style="width:103.5pt;height:186.75pt">
+            <v:imagedata r:id="rId17" o:title="magic_edit#TUFITGs2VUluczQjMSM0NDM0YmM4Y2Y4MjM2ODEyODM3ZTRiMzliOTFhMTc3NiMzODAjI1RSQU5TRk9STUFUSU9OX1JFUVVFU1Q" cropleft="24931f" cropright="24721f"/>
           </v:shape>
         </w:pict>
       </w:r>
@@ -4332,7 +4307,7 @@
           <w:szCs w:val="24"/>
         </w:rPr>
       </w:pPr>
-      <w:bookmarkStart w:id="9" w:name="_Toc231448893"/>
+      <w:bookmarkStart w:id="9" w:name="_Toc231847830"/>
       <w:r>
         <w:rPr>
           <w:rStyle w:val="SubtleEmphasis"/>
@@ -4374,8 +4349,8 @@
           <w:szCs w:val="24"/>
         </w:rPr>
         <w:pict>
-          <v:shape id="_x0000_i1040" type="#_x0000_t75" style="width:467.25pt;height:46.5pt">
-            <v:imagedata r:id="rId15" o:title="color"/>
+          <v:shape id="_x0000_i1029" type="#_x0000_t75" style="width:467.25pt;height:46.5pt">
+            <v:imagedata r:id="rId18" o:title="color"/>
           </v:shape>
         </w:pict>
       </w:r>
@@ -4391,7 +4366,7 @@
           <w:szCs w:val="24"/>
         </w:rPr>
       </w:pPr>
-      <w:bookmarkStart w:id="10" w:name="_Toc231448894"/>
+      <w:bookmarkStart w:id="10" w:name="_Toc231847831"/>
       <w:r>
         <w:rPr>
           <w:rStyle w:val="SubtleEmphasis"/>
@@ -4440,8 +4415,8 @@
           <w:szCs w:val="24"/>
         </w:rPr>
         <w:pict>
-          <v:shape id="_x0000_i1041" type="#_x0000_t75" style="width:428.25pt;height:241.5pt">
-            <v:imagedata r:id="rId16" o:title="Screenshot (109)"/>
+          <v:shape id="_x0000_i1030" type="#_x0000_t75" style="width:428.25pt;height:241.5pt">
+            <v:imagedata r:id="rId19" o:title="Screenshot (109)"/>
           </v:shape>
         </w:pict>
       </w:r>
@@ -4455,7 +4430,7 @@
           <w:szCs w:val="24"/>
         </w:rPr>
       </w:pPr>
-      <w:hyperlink r:id="rId17" w:history="1">
+      <w:hyperlink r:id="rId20" w:history="1">
         <w:r>
           <w:rPr>
             <w:rStyle w:val="Hyperlink"/>
@@ -4479,7 +4454,7 @@
           <w:szCs w:val="24"/>
         </w:rPr>
       </w:pPr>
-      <w:bookmarkStart w:id="11" w:name="_Toc231448895"/>
+      <w:bookmarkStart w:id="11" w:name="_Toc231847832"/>
       <w:r>
         <w:rPr>
           <w:rStyle w:val="SubtleEmphasis"/>
@@ -4584,7 +4559,7 @@
           <w:szCs w:val="24"/>
         </w:rPr>
       </w:pPr>
-      <w:bookmarkStart w:id="12" w:name="_Toc231448896"/>
+      <w:bookmarkStart w:id="12" w:name="_Toc231847833"/>
       <w:r>
         <w:rPr>
           <w:rFonts w:ascii="Times New Roman" w:hAnsi="Times New Roman" w:cs="Times New Roman"/>
@@ -4623,8 +4598,8 @@
           <w:szCs w:val="24"/>
         </w:rPr>
         <w:pict>
-          <v:shape id="_x0000_i1052" type="#_x0000_t75" style="width:468pt;height:264.75pt">
-            <v:imagedata r:id="rId18" o:title="Screenshot (119)"/>
+          <v:shape id="_x0000_i1031" type="#_x0000_t75" style="width:468pt;height:264.75pt">
+            <v:imagedata r:id="rId21" o:title="Screenshot (119)"/>
           </v:shape>
         </w:pict>
       </w:r>
@@ -4640,7 +4615,7 @@
           <w:szCs w:val="24"/>
         </w:rPr>
       </w:pPr>
-      <w:bookmarkStart w:id="13" w:name="_Toc231448897"/>
+      <w:bookmarkStart w:id="13" w:name="_Toc231847834"/>
       <w:r>
         <w:rPr>
           <w:rStyle w:val="SubtleEmphasis"/>
@@ -4691,8 +4666,8 @@
           <w:szCs w:val="24"/>
         </w:rPr>
         <w:pict>
-          <v:shape id="_x0000_i1051" type="#_x0000_t75" style="width:468pt;height:267pt">
-            <v:imagedata r:id="rId19" o:title="Screenshot (120)"/>
+          <v:shape id="_x0000_i1032" type="#_x0000_t75" style="width:468pt;height:267pt">
+            <v:imagedata r:id="rId22" o:title="Screenshot (120)"/>
           </v:shape>
         </w:pict>
       </w:r>
@@ -4708,7 +4683,7 @@
           <w:szCs w:val="24"/>
         </w:rPr>
       </w:pPr>
-      <w:bookmarkStart w:id="14" w:name="_Toc231448898"/>
+      <w:bookmarkStart w:id="14" w:name="_Toc231847835"/>
       <w:r>
         <w:rPr>
           <w:rStyle w:val="SubtleEmphasis"/>
@@ -4758,8 +4733,8 @@
         </w:rPr>
         <w:lastRenderedPageBreak/>
         <w:pict>
-          <v:shape id="_x0000_i1890" type="#_x0000_t75" style="width:414pt;height:232.5pt">
-            <v:imagedata r:id="rId20" o:title="Screenshot (128)"/>
+          <v:shape id="_x0000_i1033" type="#_x0000_t75" style="width:414pt;height:232.5pt">
+            <v:imagedata r:id="rId23" o:title="Screenshot (128)"/>
           </v:shape>
         </w:pict>
       </w:r>
@@ -4775,7 +4750,7 @@
           <w:szCs w:val="24"/>
         </w:rPr>
       </w:pPr>
-      <w:bookmarkStart w:id="15" w:name="_Toc231448899"/>
+      <w:bookmarkStart w:id="15" w:name="_Toc231847836"/>
       <w:r>
         <w:rPr>
           <w:rStyle w:val="SubtleEmphasis"/>
@@ -4804,8 +4779,8 @@
           <w:szCs w:val="24"/>
         </w:rPr>
         <w:pict>
-          <v:shape id="_x0000_i1050" type="#_x0000_t75" style="width:405.75pt;height:228pt">
-            <v:imagedata r:id="rId21" o:title="Screenshot (114)"/>
+          <v:shape id="_x0000_i1034" type="#_x0000_t75" style="width:405.75pt;height:228pt">
+            <v:imagedata r:id="rId24" o:title="Screenshot (114)"/>
           </v:shape>
         </w:pict>
       </w:r>
@@ -4821,7 +4796,7 @@
           <w:szCs w:val="24"/>
         </w:rPr>
       </w:pPr>
-      <w:bookmarkStart w:id="16" w:name="_Toc231448900"/>
+      <w:bookmarkStart w:id="16" w:name="_Toc231847837"/>
       <w:r>
         <w:rPr>
           <w:rStyle w:val="SubtleEmphasis"/>
@@ -4851,8 +4826,8 @@
           <w:szCs w:val="24"/>
         </w:rPr>
         <w:pict>
-          <v:shape id="_x0000_i1053" type="#_x0000_t75" style="width:402.75pt;height:227.25pt">
-            <v:imagedata r:id="rId22" o:title="Screenshot (126)"/>
+          <v:shape id="_x0000_i1035" type="#_x0000_t75" style="width:402.75pt;height:227.25pt">
+            <v:imagedata r:id="rId25" o:title="Screenshot (126)"/>
           </v:shape>
         </w:pict>
       </w:r>
@@ -4868,7 +4843,7 @@
           <w:szCs w:val="24"/>
         </w:rPr>
       </w:pPr>
-      <w:bookmarkStart w:id="17" w:name="_Toc231448901"/>
+      <w:bookmarkStart w:id="17" w:name="_Toc231847838"/>
       <w:r>
         <w:rPr>
           <w:rStyle w:val="SubtleEmphasis"/>
@@ -5069,8 +5044,6 @@
           <w:szCs w:val="24"/>
         </w:rPr>
       </w:pPr>
-      <w:bookmarkStart w:id="18" w:name="_GoBack"/>
-      <w:bookmarkEnd w:id="18"/>
     </w:p>
     <w:p>
       <w:pPr>
@@ -5082,7 +5055,7 @@
           <w:szCs w:val="24"/>
         </w:rPr>
       </w:pPr>
-      <w:bookmarkStart w:id="19" w:name="_Toc231448902"/>
+      <w:bookmarkStart w:id="18" w:name="_Toc231847839"/>
       <w:r>
         <w:rPr>
           <w:rFonts w:ascii="Times New Roman" w:hAnsi="Times New Roman" w:cs="Times New Roman"/>
@@ -5104,7 +5077,7 @@
         </w:rPr>
         <w:t xml:space="preserve"> System Authentication and Session Management</w:t>
       </w:r>
-      <w:bookmarkEnd w:id="19"/>
+      <w:bookmarkEnd w:id="18"/>
       <w:r>
         <w:rPr>
           <w:rFonts w:ascii="Times New Roman" w:hAnsi="Times New Roman" w:cs="Times New Roman"/>
@@ -5139,8 +5112,8 @@
           <w:szCs w:val="24"/>
         </w:rPr>
         <w:pict>
-          <v:shape id="_x0000_i1114" type="#_x0000_t75" style="width:438.75pt;height:246.75pt">
-            <v:imagedata r:id="rId23" o:title="Screenshot (112)"/>
+          <v:shape id="_x0000_i1036" type="#_x0000_t75" style="width:438.75pt;height:246.75pt">
+            <v:imagedata r:id="rId26" o:title="Screenshot (112)"/>
           </v:shape>
         </w:pict>
       </w:r>
@@ -5156,7 +5129,7 @@
           <w:szCs w:val="24"/>
         </w:rPr>
       </w:pPr>
-      <w:bookmarkStart w:id="20" w:name="_Toc231448903"/>
+      <w:bookmarkStart w:id="19" w:name="_Toc231847840"/>
       <w:r>
         <w:rPr>
           <w:rStyle w:val="SubtleEmphasis"/>
@@ -5189,7 +5162,7 @@
         </w:rPr>
         <w:t>)</w:t>
       </w:r>
-      <w:bookmarkEnd w:id="20"/>
+      <w:bookmarkEnd w:id="19"/>
       <w:r>
         <w:rPr>
           <w:rStyle w:val="SubtleEmphasis"/>
@@ -5217,8 +5190,8 @@
           <w:szCs w:val="24"/>
         </w:rPr>
         <w:pict>
-          <v:shape id="_x0000_i1044" type="#_x0000_t75" style="width:414pt;height:232.5pt">
-            <v:imagedata r:id="rId24" o:title="Screenshot (111)"/>
+          <v:shape id="_x0000_i1037" type="#_x0000_t75" style="width:414pt;height:232.5pt">
+            <v:imagedata r:id="rId27" o:title="Screenshot (111)"/>
           </v:shape>
         </w:pict>
       </w:r>
@@ -5234,7 +5207,7 @@
           <w:szCs w:val="24"/>
         </w:rPr>
       </w:pPr>
-      <w:bookmarkStart w:id="21" w:name="_Toc231448904"/>
+      <w:bookmarkStart w:id="20" w:name="_Toc231847841"/>
       <w:r>
         <w:rPr>
           <w:rStyle w:val="SubtleEmphasis"/>
@@ -5268,7 +5241,7 @@
         </w:rPr>
         <w:t>)</w:t>
       </w:r>
-      <w:bookmarkEnd w:id="21"/>
+      <w:bookmarkEnd w:id="20"/>
       <w:r>
         <w:rPr>
           <w:rStyle w:val="SubtleEmphasis"/>
@@ -5296,8 +5269,8 @@
           <w:szCs w:val="24"/>
         </w:rPr>
         <w:pict>
-          <v:shape id="_x0000_i1045" type="#_x0000_t75" style="width:433.5pt;height:243.75pt">
-            <v:imagedata r:id="rId25" o:title="Screenshot (110)"/>
+          <v:shape id="_x0000_i1038" type="#_x0000_t75" style="width:433.5pt;height:243.75pt">
+            <v:imagedata r:id="rId28" o:title="Screenshot (110)"/>
           </v:shape>
         </w:pict>
       </w:r>
@@ -5313,7 +5286,7 @@
           <w:szCs w:val="24"/>
         </w:rPr>
       </w:pPr>
-      <w:bookmarkStart w:id="22" w:name="_Toc231448905"/>
+      <w:bookmarkStart w:id="21" w:name="_Toc231847842"/>
       <w:r>
         <w:rPr>
           <w:rStyle w:val="SubtleEmphasis"/>
@@ -5324,7 +5297,7 @@
         </w:rPr>
         <w:t>Fig 18: Role-Based Redirection (Admin vs. Customer)</w:t>
       </w:r>
-      <w:bookmarkEnd w:id="22"/>
+      <w:bookmarkEnd w:id="21"/>
       <w:r>
         <w:rPr>
           <w:rStyle w:val="SubtleEmphasis"/>
@@ -5352,8 +5325,8 @@
           <w:szCs w:val="24"/>
         </w:rPr>
         <w:pict>
-          <v:shape id="_x0000_i1046" type="#_x0000_t75" style="width:420pt;height:236.25pt">
-            <v:imagedata r:id="rId26" o:title="Screenshot (115)"/>
+          <v:shape id="_x0000_i1039" type="#_x0000_t75" style="width:420pt;height:236.25pt">
+            <v:imagedata r:id="rId29" o:title="Screenshot (115)"/>
           </v:shape>
         </w:pict>
       </w:r>
@@ -5369,7 +5342,7 @@
           <w:szCs w:val="24"/>
         </w:rPr>
       </w:pPr>
-      <w:bookmarkStart w:id="23" w:name="_Toc231448906"/>
+      <w:bookmarkStart w:id="22" w:name="_Toc231847843"/>
       <w:r>
         <w:rPr>
           <w:rStyle w:val="SubtleEmphasis"/>
@@ -5380,7 +5353,7 @@
         </w:rPr>
         <w:t>Fig 19: Session Initialization and Management</w:t>
       </w:r>
-      <w:bookmarkEnd w:id="23"/>
+      <w:bookmarkEnd w:id="22"/>
       <w:r>
         <w:rPr>
           <w:rStyle w:val="SubtleEmphasis"/>
@@ -5488,7 +5461,7 @@
           <w:szCs w:val="24"/>
         </w:rPr>
       </w:pPr>
-      <w:bookmarkStart w:id="24" w:name="_Toc231448907"/>
+      <w:bookmarkStart w:id="23" w:name="_Toc231847844"/>
       <w:r>
         <w:rPr>
           <w:rFonts w:ascii="Times New Roman" w:hAnsi="Times New Roman" w:cs="Times New Roman"/>
@@ -5510,7 +5483,7 @@
         </w:rPr>
         <w:t xml:space="preserve"> Designing the Product Catalog Database</w:t>
       </w:r>
-      <w:bookmarkEnd w:id="24"/>
+      <w:bookmarkEnd w:id="23"/>
       <w:r>
         <w:rPr>
           <w:rFonts w:ascii="Times New Roman" w:hAnsi="Times New Roman" w:cs="Times New Roman"/>
@@ -5539,8 +5512,8 @@
           <w:szCs w:val="24"/>
         </w:rPr>
         <w:pict>
-          <v:shape id="_x0000_i1159" type="#_x0000_t75" style="width:439.5pt;height:250.5pt">
-            <v:imagedata r:id="rId27" o:title="Screenshot (129)"/>
+          <v:shape id="_x0000_i1040" type="#_x0000_t75" style="width:439.5pt;height:250.5pt">
+            <v:imagedata r:id="rId30" o:title="Screenshot (129)"/>
           </v:shape>
         </w:pict>
       </w:r>
@@ -5556,7 +5529,7 @@
           <w:szCs w:val="24"/>
         </w:rPr>
       </w:pPr>
-      <w:bookmarkStart w:id="25" w:name="_Toc231448908"/>
+      <w:bookmarkStart w:id="24" w:name="_Toc231847845"/>
       <w:r>
         <w:rPr>
           <w:rStyle w:val="SubtleEmphasis"/>
@@ -5578,7 +5551,7 @@
         </w:rPr>
         <w:t>phpMyAdmin</w:t>
       </w:r>
-      <w:bookmarkEnd w:id="25"/>
+      <w:bookmarkEnd w:id="24"/>
       <w:proofErr w:type="spellEnd"/>
       <w:r>
         <w:rPr>
@@ -5610,8 +5583,8 @@
           <w:szCs w:val="24"/>
         </w:rPr>
         <w:pict>
-          <v:shape id="_x0000_i1048" type="#_x0000_t75" style="width:431.25pt;height:242.25pt">
-            <v:imagedata r:id="rId28" o:title="Screenshot (117)"/>
+          <v:shape id="_x0000_i1041" type="#_x0000_t75" style="width:431.25pt;height:242.25pt">
+            <v:imagedata r:id="rId31" o:title="Screenshot (117)"/>
           </v:shape>
         </w:pict>
       </w:r>
@@ -5627,7 +5600,7 @@
           <w:szCs w:val="24"/>
         </w:rPr>
       </w:pPr>
-      <w:bookmarkStart w:id="26" w:name="_Toc231448909"/>
+      <w:bookmarkStart w:id="25" w:name="_Toc231847846"/>
       <w:r>
         <w:rPr>
           <w:rStyle w:val="SubtleEmphasis"/>
@@ -5661,7 +5634,7 @@
         </w:rPr>
         <w:t>)</w:t>
       </w:r>
-      <w:bookmarkEnd w:id="26"/>
+      <w:bookmarkEnd w:id="25"/>
       <w:r>
         <w:rPr>
           <w:rStyle w:val="SubtleEmphasis"/>
@@ -5692,8 +5665,8 @@
           <w:szCs w:val="24"/>
         </w:rPr>
         <w:pict>
-          <v:shape id="_x0000_i1047" type="#_x0000_t75" style="width:436.5pt;height:247.5pt">
-            <v:imagedata r:id="rId29" o:title="Screenshot (116)"/>
+          <v:shape id="_x0000_i1042" type="#_x0000_t75" style="width:436.5pt;height:247.5pt">
+            <v:imagedata r:id="rId32" o:title="Screenshot (116)"/>
           </v:shape>
         </w:pict>
       </w:r>
@@ -5709,7 +5682,7 @@
           <w:szCs w:val="24"/>
         </w:rPr>
       </w:pPr>
-      <w:bookmarkStart w:id="27" w:name="_Toc231448910"/>
+      <w:bookmarkStart w:id="26" w:name="_Toc231847847"/>
       <w:r>
         <w:rPr>
           <w:rStyle w:val="SubtleEmphasis"/>
@@ -5742,7 +5715,7 @@
         </w:rPr>
         <w:t>)</w:t>
       </w:r>
-      <w:bookmarkEnd w:id="27"/>
+      <w:bookmarkEnd w:id="26"/>
       <w:r>
         <w:rPr>
           <w:rStyle w:val="SubtleEmphasis"/>
@@ -5773,8 +5746,8 @@
           <w:szCs w:val="24"/>
         </w:rPr>
         <w:pict>
-          <v:shape id="_x0000_i1049" type="#_x0000_t75" style="width:425.25pt;height:238.5pt">
-            <v:imagedata r:id="rId30" o:title="Screenshot (118)"/>
+          <v:shape id="_x0000_i1043" type="#_x0000_t75" style="width:425.25pt;height:238.5pt">
+            <v:imagedata r:id="rId33" o:title="Screenshot (118)"/>
           </v:shape>
         </w:pict>
       </w:r>
@@ -5791,7 +5764,7 @@
           <w:szCs w:val="24"/>
         </w:rPr>
       </w:pPr>
-      <w:bookmarkStart w:id="28" w:name="_Toc231448911"/>
+      <w:bookmarkStart w:id="27" w:name="_Toc231847848"/>
       <w:r>
         <w:rPr>
           <w:rStyle w:val="SubtleEmphasis"/>
@@ -5824,7 +5797,7 @@
         </w:rPr>
         <w:t>)</w:t>
       </w:r>
-      <w:bookmarkEnd w:id="28"/>
+      <w:bookmarkEnd w:id="27"/>
       <w:r>
         <w:rPr>
           <w:rStyle w:val="SubtleEmphasis"/>
@@ -5922,15 +5895,132 @@
           <w:szCs w:val="24"/>
         </w:rPr>
       </w:pPr>
+      <w:bookmarkStart w:id="28" w:name="_GoBack"/>
+      <w:bookmarkEnd w:id="28"/>
     </w:p>
     <w:sectPr>
       <w:pgSz w:w="12240" w:h="15840"/>
       <w:pgMar w:top="1440" w:right="1440" w:bottom="1440" w:left="1440" w:header="720" w:footer="720" w:gutter="0"/>
+      <w:pgNumType w:start="1"/>
       <w:cols w:space="720"/>
       <w:docGrid w:linePitch="360"/>
     </w:sectPr>
   </w:body>
 </w:document>
+</file>
+
+<file path=word/endnotes.xml><?xml version="1.0" encoding="utf-8"?>
+<w:endnotes xmlns:wpc="http://schemas.microsoft.com/office/word/2010/wordprocessingCanvas" xmlns:cx="http://schemas.microsoft.com/office/drawing/2014/chartex" xmlns:mc="http://schemas.openxmlformats.org/markup-compatibility/2006" xmlns:o="urn:schemas-microsoft-com:office:office" xmlns:r="http://schemas.openxmlformats.org/officeDocument/2006/relationships" xmlns:m="http://schemas.openxmlformats.org/officeDocument/2006/math" xmlns:v="urn:schemas-microsoft-com:vml" xmlns:wp14="http://schemas.microsoft.com/office/word/2010/wordprocessingDrawing" xmlns:wp="http://schemas.openxmlformats.org/drawingml/2006/wordprocessingDrawing" xmlns:w10="urn:schemas-microsoft-com:office:word" xmlns:w="http://schemas.openxmlformats.org/wordprocessingml/2006/main" xmlns:w14="http://schemas.microsoft.com/office/word/2010/wordml" xmlns:w15="http://schemas.microsoft.com/office/word/2012/wordml" xmlns:w16se="http://schemas.microsoft.com/office/word/2015/wordml/symex" xmlns:wpg="http://schemas.microsoft.com/office/word/2010/wordprocessingGroup" xmlns:wpi="http://schemas.microsoft.com/office/word/2010/wordprocessingInk" xmlns:wne="http://schemas.microsoft.com/office/word/2006/wordml" xmlns:wps="http://schemas.microsoft.com/office/word/2010/wordprocessingShape" mc:Ignorable="w14 w15 w16se wp14">
+  <w:endnote w:type="separator" w:id="-1">
+    <w:p>
+      <w:pPr>
+        <w:spacing w:after="0" w:line="240" w:lineRule="auto"/>
+      </w:pPr>
+      <w:r>
+        <w:separator/>
+      </w:r>
+    </w:p>
+  </w:endnote>
+  <w:endnote w:type="continuationSeparator" w:id="0">
+    <w:p>
+      <w:pPr>
+        <w:spacing w:after="0" w:line="240" w:lineRule="auto"/>
+      </w:pPr>
+      <w:r>
+        <w:continuationSeparator/>
+      </w:r>
+    </w:p>
+  </w:endnote>
+</w:endnotes>
+</file>
+
+<file path=word/footer1.xml><?xml version="1.0" encoding="utf-8"?>
+<w:ftr xmlns:wpc="http://schemas.microsoft.com/office/word/2010/wordprocessingCanvas" xmlns:cx="http://schemas.microsoft.com/office/drawing/2014/chartex" xmlns:mc="http://schemas.openxmlformats.org/markup-compatibility/2006" xmlns:o="urn:schemas-microsoft-com:office:office" xmlns:r="http://schemas.openxmlformats.org/officeDocument/2006/relationships" xmlns:m="http://schemas.openxmlformats.org/officeDocument/2006/math" xmlns:v="urn:schemas-microsoft-com:vml" xmlns:wp14="http://schemas.microsoft.com/office/word/2010/wordprocessingDrawing" xmlns:wp="http://schemas.openxmlformats.org/drawingml/2006/wordprocessingDrawing" xmlns:w10="urn:schemas-microsoft-com:office:word" xmlns:w="http://schemas.openxmlformats.org/wordprocessingml/2006/main" xmlns:w14="http://schemas.microsoft.com/office/word/2010/wordml" xmlns:w15="http://schemas.microsoft.com/office/word/2012/wordml" xmlns:w16se="http://schemas.microsoft.com/office/word/2015/wordml/symex" xmlns:wpg="http://schemas.microsoft.com/office/word/2010/wordprocessingGroup" xmlns:wpi="http://schemas.microsoft.com/office/word/2010/wordprocessingInk" xmlns:wne="http://schemas.microsoft.com/office/word/2006/wordml" xmlns:wps="http://schemas.microsoft.com/office/word/2010/wordprocessingShape" mc:Ignorable="w14 w15 w16se wp14">
+  <w:p>
+    <w:pPr>
+      <w:pStyle w:val="Footer"/>
+      <w:tabs>
+        <w:tab w:val="left" w:pos="5280"/>
+      </w:tabs>
+    </w:pPr>
+    <w:r>
+      <w:tab/>
+    </w:r>
+    <w:sdt>
+      <w:sdtPr>
+        <w:id w:val="-1570341468"/>
+        <w:docPartObj>
+          <w:docPartGallery w:val="Page Numbers (Bottom of Page)"/>
+          <w:docPartUnique/>
+        </w:docPartObj>
+      </w:sdtPr>
+      <w:sdtEndPr>
+        <w:rPr>
+          <w:noProof/>
+        </w:rPr>
+      </w:sdtEndPr>
+      <w:sdtContent>
+        <w:r>
+          <w:fldChar w:fldCharType="begin"/>
+        </w:r>
+        <w:r>
+          <w:instrText xml:space="preserve"> PAGE   \* MERGEFORMAT </w:instrText>
+        </w:r>
+        <w:r>
+          <w:fldChar w:fldCharType="separate"/>
+        </w:r>
+        <w:r>
+          <w:rPr>
+            <w:noProof/>
+          </w:rPr>
+          <w:t>11</w:t>
+        </w:r>
+        <w:r>
+          <w:rPr>
+            <w:noProof/>
+          </w:rPr>
+          <w:fldChar w:fldCharType="end"/>
+        </w:r>
+      </w:sdtContent>
+    </w:sdt>
+    <w:r>
+      <w:rPr>
+        <w:noProof/>
+      </w:rPr>
+      <w:tab/>
+    </w:r>
+  </w:p>
+  <w:p>
+    <w:pPr>
+      <w:pStyle w:val="Footer"/>
+    </w:pPr>
+  </w:p>
+</w:ftr>
+</file>
+
+<file path=word/footnotes.xml><?xml version="1.0" encoding="utf-8"?>
+<w:footnotes xmlns:wpc="http://schemas.microsoft.com/office/word/2010/wordprocessingCanvas" xmlns:cx="http://schemas.microsoft.com/office/drawing/2014/chartex" xmlns:mc="http://schemas.openxmlformats.org/markup-compatibility/2006" xmlns:o="urn:schemas-microsoft-com:office:office" xmlns:r="http://schemas.openxmlformats.org/officeDocument/2006/relationships" xmlns:m="http://schemas.openxmlformats.org/officeDocument/2006/math" xmlns:v="urn:schemas-microsoft-com:vml" xmlns:wp14="http://schemas.microsoft.com/office/word/2010/wordprocessingDrawing" xmlns:wp="http://schemas.openxmlformats.org/drawingml/2006/wordprocessingDrawing" xmlns:w10="urn:schemas-microsoft-com:office:word" xmlns:w="http://schemas.openxmlformats.org/wordprocessingml/2006/main" xmlns:w14="http://schemas.microsoft.com/office/word/2010/wordml" xmlns:w15="http://schemas.microsoft.com/office/word/2012/wordml" xmlns:w16se="http://schemas.microsoft.com/office/word/2015/wordml/symex" xmlns:wpg="http://schemas.microsoft.com/office/word/2010/wordprocessingGroup" xmlns:wpi="http://schemas.microsoft.com/office/word/2010/wordprocessingInk" xmlns:wne="http://schemas.microsoft.com/office/word/2006/wordml" xmlns:wps="http://schemas.microsoft.com/office/word/2010/wordprocessingShape" mc:Ignorable="w14 w15 w16se wp14">
+  <w:footnote w:type="separator" w:id="-1">
+    <w:p>
+      <w:pPr>
+        <w:spacing w:after="0" w:line="240" w:lineRule="auto"/>
+      </w:pPr>
+      <w:r>
+        <w:separator/>
+      </w:r>
+    </w:p>
+  </w:footnote>
+  <w:footnote w:type="continuationSeparator" w:id="0">
+    <w:p>
+      <w:pPr>
+        <w:spacing w:after="0" w:line="240" w:lineRule="auto"/>
+      </w:pPr>
+      <w:r>
+        <w:continuationSeparator/>
+      </w:r>
+    </w:p>
+  </w:footnote>
+</w:footnotes>
 </file>
 
 <file path=word/numbering.xml><?xml version="1.0" encoding="utf-8"?>
@@ -7442,6 +7532,7 @@
   <w:style w:type="character" w:default="1" w:styleId="DefaultParagraphFont">
     <w:name w:val="Default Paragraph Font"/>
     <w:uiPriority w:val="1"/>
+    <w:semiHidden/>
     <w:unhideWhenUsed/>
   </w:style>
   <w:style w:type="table" w:default="1" w:styleId="TableNormal">
@@ -7606,6 +7697,50 @@
       <w:spacing w:after="100"/>
       <w:ind w:left="220"/>
     </w:pPr>
+  </w:style>
+  <w:style w:type="paragraph" w:styleId="Header">
+    <w:name w:val="header"/>
+    <w:basedOn w:val="Normal"/>
+    <w:link w:val="HeaderChar"/>
+    <w:uiPriority w:val="99"/>
+    <w:unhideWhenUsed/>
+    <w:rsid w:val="00463AD1"/>
+    <w:pPr>
+      <w:tabs>
+        <w:tab w:val="center" w:pos="4680"/>
+        <w:tab w:val="right" w:pos="9360"/>
+      </w:tabs>
+      <w:spacing w:after="0" w:line="240" w:lineRule="auto"/>
+    </w:pPr>
+  </w:style>
+  <w:style w:type="character" w:customStyle="1" w:styleId="HeaderChar">
+    <w:name w:val="Header Char"/>
+    <w:basedOn w:val="DefaultParagraphFont"/>
+    <w:link w:val="Header"/>
+    <w:uiPriority w:val="99"/>
+    <w:rsid w:val="00463AD1"/>
+  </w:style>
+  <w:style w:type="paragraph" w:styleId="Footer">
+    <w:name w:val="footer"/>
+    <w:basedOn w:val="Normal"/>
+    <w:link w:val="FooterChar"/>
+    <w:uiPriority w:val="99"/>
+    <w:unhideWhenUsed/>
+    <w:rsid w:val="00463AD1"/>
+    <w:pPr>
+      <w:tabs>
+        <w:tab w:val="center" w:pos="4680"/>
+        <w:tab w:val="right" w:pos="9360"/>
+      </w:tabs>
+      <w:spacing w:after="0" w:line="240" w:lineRule="auto"/>
+    </w:pPr>
+  </w:style>
+  <w:style w:type="character" w:customStyle="1" w:styleId="FooterChar">
+    <w:name w:val="Footer Char"/>
+    <w:basedOn w:val="DefaultParagraphFont"/>
+    <w:link w:val="Footer"/>
+    <w:uiPriority w:val="99"/>
+    <w:rsid w:val="00463AD1"/>
   </w:style>
 </w:styles>
 </file>
@@ -7876,7 +8011,7 @@
 </file>
 
 <file path=customXml/itemProps1.xml><?xml version="1.0" encoding="utf-8"?>
-<ds:datastoreItem xmlns:ds="http://schemas.openxmlformats.org/officeDocument/2006/customXml" ds:itemID="{63A93FE4-A031-4497-8903-120C6F9D66B3}">
+<ds:datastoreItem xmlns:ds="http://schemas.openxmlformats.org/officeDocument/2006/customXml" ds:itemID="{F1AB4956-16F2-4ED7-B5E6-024EEF7CD41E}">
   <ds:schemaRefs>
     <ds:schemaRef ds:uri="http://schemas.openxmlformats.org/officeDocument/2006/bibliography"/>
   </ds:schemaRefs>
